--- a/01-电源电路/02-开关电源/Buck降压/电流模式控制Buck电路/电流模式控制Buck电路.docx
+++ b/01-电源电路/02-开关电源/Buck降压/电流模式控制Buck电路/电流模式控制Buck电路.docx
@@ -2607,6 +2607,20 @@
     </w:p>
     <w:bookmarkEnd w:id="26"/>
     <w:bookmarkEnd w:id="27"/>
+    <w:p>
+      <w:pPr>
+        <w:spacing w:before="360"/>
+        <w:jc w:val="center"/>
+      </w:pPr>
+      <w:r>
+        <w:rPr>
+          <w:rFonts w:ascii="Times New Roman" w:hAnsi="Times New Roman"/>
+          <w:color w:val="555555"/>
+          <w:sz w:val="21"/>
+        </w:rPr>
+        <w:t>材料收集者：杜文杰</w:t>
+      </w:r>
+    </w:p>
     <w:sectPr>
       <w:headerReference r:id="rId9" w:type="default"/>
       <w:footerReference r:id="rId10" w:type="default"/>

--- a/01-电源电路/02-开关电源/Buck降压/电流模式控制Buck电路/电流模式控制Buck电路.docx
+++ b/01-电源电路/02-开关电源/Buck降压/电流模式控制Buck电路/电流模式控制Buck电路.docx
@@ -1,6 +1,6 @@
 
 <file path=word/document.xml><?xml version="1.0" encoding="utf-8"?>
-<w:document xmlns:w="http://schemas.openxmlformats.org/wordprocessingml/2006/main" xmlns:m="http://schemas.openxmlformats.org/officeDocument/2006/math" xmlns:r="http://schemas.openxmlformats.org/officeDocument/2006/relationships" xmlns:o="urn:schemas-microsoft-com:office:office" xmlns:v="urn:schemas-microsoft-com:vml" xmlns:w10="urn:schemas-microsoft-com:office:word" xmlns:a="http://schemas.openxmlformats.org/drawingml/2006/main" xmlns:pic="http://schemas.openxmlformats.org/drawingml/2006/picture" xmlns:wp="http://schemas.openxmlformats.org/drawingml/2006/wordprocessingDrawing">
+<w:document xmlns:m="http://schemas.openxmlformats.org/officeDocument/2006/math" xmlns:r="http://schemas.openxmlformats.org/officeDocument/2006/relationships" xmlns:w="http://schemas.openxmlformats.org/wordprocessingml/2006/main" xmlns:o="urn:schemas-microsoft-com:office:office" xmlns:v="urn:schemas-microsoft-com:vml" xmlns:w10="urn:schemas-microsoft-com:office:word" xmlns:a="http://schemas.openxmlformats.org/drawingml/2006/main" xmlns:pic="http://schemas.openxmlformats.org/drawingml/2006/picture" xmlns:wp="http://schemas.openxmlformats.org/drawingml/2006/wordprocessingDrawing">
   <w:body>
     <w:bookmarkStart w:id="27" w:name="电流模式控制-buck-电路"/>
     <w:p>
@@ -9,16 +9,19 @@
       </w:pPr>
       <w:r>
         <w:rPr>
-          <w:rFonts w:hint="eastAsia"/>
+          <w:rFonts w:hint="eastAsia" w:eastAsia="黑体"/>
         </w:rPr>
         <w:t xml:space="preserve">电流模式控制</w:t>
       </w:r>
       <w:r>
+        <w:rPr>
+          <w:rFonts w:eastAsia="黑体"/>
+        </w:rPr>
         <w:t xml:space="preserve"> Buck </w:t>
       </w:r>
       <w:r>
         <w:rPr>
-          <w:rFonts w:hint="eastAsia"/>
+          <w:rFonts w:hint="eastAsia" w:eastAsia="黑体"/>
         </w:rPr>
         <w:t xml:space="preserve">电路</w:t>
       </w:r>
@@ -30,7 +33,7 @@
       </w:pPr>
       <w:r>
         <w:rPr>
-          <w:rFonts w:hint="eastAsia"/>
+          <w:rFonts w:hint="eastAsia" w:eastAsia="黑体"/>
         </w:rPr>
         <w:t xml:space="preserve">拓扑描述</w:t>
       </w:r>
@@ -41,47 +44,62 @@
       </w:pPr>
       <w:r>
         <w:rPr>
-          <w:rFonts w:hint="eastAsia"/>
+          <w:rFonts w:hint="eastAsia" w:eastAsia="黑体"/>
         </w:rPr>
         <w:t xml:space="preserve">电路由高侧开关管</w:t>
       </w:r>
       <w:r>
+        <w:rPr>
+          <w:rFonts w:eastAsia="黑体"/>
+        </w:rPr>
         <w:t xml:space="preserve"> </w:t>
       </w:r>
       <w:r>
         <w:rPr>
-          <w:rFonts w:hint="eastAsia"/>
+          <w:rFonts w:hint="eastAsia" w:eastAsia="黑体"/>
         </w:rPr>
         <w:t xml:space="preserve">Q1、续流二极管（或低侧同步整流开关管</w:t>
       </w:r>
       <w:r>
+        <w:rPr>
+          <w:rFonts w:eastAsia="黑体"/>
+        </w:rPr>
         <w:t xml:space="preserve"> </w:t>
       </w:r>
       <w:r>
         <w:rPr>
-          <w:rFonts w:hint="eastAsia"/>
+          <w:rFonts w:hint="eastAsia" w:eastAsia="黑体"/>
         </w:rPr>
         <w:t xml:space="preserve">Q2）D、储能电感</w:t>
       </w:r>
       <w:r>
+        <w:rPr>
+          <w:rFonts w:eastAsia="黑体"/>
+        </w:rPr>
         <w:t xml:space="preserve"> </w:t>
       </w:r>
       <w:r>
         <w:rPr>
-          <w:rFonts w:hint="eastAsia"/>
+          <w:rFonts w:hint="eastAsia" w:eastAsia="黑体"/>
         </w:rPr>
         <w:t xml:space="preserve">L、输出电容</w:t>
       </w:r>
       <w:r>
+        <w:rPr>
+          <w:rFonts w:eastAsia="黑体"/>
+        </w:rPr>
         <w:t xml:space="preserve"> C </w:t>
       </w:r>
       <w:r>
         <w:rPr>
-          <w:rFonts w:hint="eastAsia"/>
+          <w:rFonts w:hint="eastAsia" w:eastAsia="黑体"/>
         </w:rPr>
         <w:t xml:space="preserve">与电流采样电阻</w:t>
       </w:r>
       <w:r>
+        <w:rPr>
+          <w:rFonts w:eastAsia="黑体"/>
+        </w:rPr>
         <w:t xml:space="preserve"> </w:t>
       </w:r>
       <m:oMath>
@@ -111,15 +129,21 @@
         </m:sSub>
       </m:oMath>
       <w:r>
+        <w:rPr>
+          <w:rFonts w:eastAsia="黑体"/>
+        </w:rPr>
         <w:t xml:space="preserve"> </w:t>
       </w:r>
       <w:r>
         <w:rPr>
-          <w:rFonts w:hint="eastAsia"/>
+          <w:rFonts w:hint="eastAsia" w:eastAsia="黑体"/>
         </w:rPr>
         <w:t xml:space="preserve">构成，配合电流模式控制（CMC）环路。关键节点如下：输入节点</w:t>
       </w:r>
       <w:r>
+        <w:rPr>
+          <w:rFonts w:eastAsia="黑体"/>
+        </w:rPr>
         <w:t xml:space="preserve"> </w:t>
       </w:r>
       <m:oMath>
@@ -140,69 +164,93 @@
         </m:sSub>
       </m:oMath>
       <w:r>
+        <w:rPr>
+          <w:rFonts w:eastAsia="黑体"/>
+        </w:rPr>
         <w:t xml:space="preserve"> </w:t>
       </w:r>
       <w:r>
         <w:rPr>
-          <w:rFonts w:hint="eastAsia"/>
+          <w:rFonts w:hint="eastAsia" w:eastAsia="黑体"/>
         </w:rPr>
         <w:t xml:space="preserve">接</w:t>
       </w:r>
       <w:r>
+        <w:rPr>
+          <w:rFonts w:eastAsia="黑体"/>
+        </w:rPr>
         <w:t xml:space="preserve"> Q1 </w:t>
       </w:r>
       <w:r>
         <w:rPr>
-          <w:rFonts w:hint="eastAsia"/>
+          <w:rFonts w:hint="eastAsia" w:eastAsia="黑体"/>
         </w:rPr>
         <w:t xml:space="preserve">的漏极与采样电阻（或采样元件）上游；开关节点</w:t>
       </w:r>
       <w:r>
+        <w:rPr>
+          <w:rFonts w:eastAsia="黑体"/>
+        </w:rPr>
         <w:t xml:space="preserve"> SW </w:t>
       </w:r>
       <w:r>
         <w:rPr>
-          <w:rFonts w:hint="eastAsia"/>
+          <w:rFonts w:hint="eastAsia" w:eastAsia="黑体"/>
         </w:rPr>
         <w:t xml:space="preserve">由</w:t>
       </w:r>
       <w:r>
+        <w:rPr>
+          <w:rFonts w:eastAsia="黑体"/>
+        </w:rPr>
         <w:t xml:space="preserve"> Q1 </w:t>
       </w:r>
       <w:r>
         <w:rPr>
-          <w:rFonts w:hint="eastAsia"/>
+          <w:rFonts w:hint="eastAsia" w:eastAsia="黑体"/>
         </w:rPr>
         <w:t xml:space="preserve">的源极、二极管</w:t>
       </w:r>
       <w:r>
+        <w:rPr>
+          <w:rFonts w:eastAsia="黑体"/>
+        </w:rPr>
         <w:t xml:space="preserve"> D </w:t>
       </w:r>
       <w:r>
         <w:rPr>
-          <w:rFonts w:hint="eastAsia"/>
+          <w:rFonts w:hint="eastAsia" w:eastAsia="黑体"/>
         </w:rPr>
         <w:t xml:space="preserve">的阴极（或</w:t>
       </w:r>
       <w:r>
+        <w:rPr>
+          <w:rFonts w:eastAsia="黑体"/>
+        </w:rPr>
         <w:t xml:space="preserve"> Q2 </w:t>
       </w:r>
       <w:r>
         <w:rPr>
-          <w:rFonts w:hint="eastAsia"/>
+          <w:rFonts w:hint="eastAsia" w:eastAsia="黑体"/>
         </w:rPr>
         <w:t xml:space="preserve">的漏极）与电感</w:t>
       </w:r>
       <w:r>
+        <w:rPr>
+          <w:rFonts w:eastAsia="黑体"/>
+        </w:rPr>
         <w:t xml:space="preserve"> L </w:t>
       </w:r>
       <w:r>
         <w:rPr>
-          <w:rFonts w:hint="eastAsia"/>
+          <w:rFonts w:hint="eastAsia" w:eastAsia="黑体"/>
         </w:rPr>
         <w:t xml:space="preserve">的入端相连而成；输出节点</w:t>
       </w:r>
       <w:r>
+        <w:rPr>
+          <w:rFonts w:eastAsia="黑体"/>
+        </w:rPr>
         <w:t xml:space="preserve"> </w:t>
       </w:r>
       <m:oMath>
@@ -226,60 +274,81 @@
         </m:sSub>
       </m:oMath>
       <w:r>
+        <w:rPr>
+          <w:rFonts w:eastAsia="黑体"/>
+        </w:rPr>
         <w:t xml:space="preserve"> </w:t>
       </w:r>
       <w:r>
         <w:rPr>
-          <w:rFonts w:hint="eastAsia"/>
+          <w:rFonts w:hint="eastAsia" w:eastAsia="黑体"/>
         </w:rPr>
         <w:t xml:space="preserve">由电感</w:t>
       </w:r>
       <w:r>
+        <w:rPr>
+          <w:rFonts w:eastAsia="黑体"/>
+        </w:rPr>
         <w:t xml:space="preserve"> L </w:t>
       </w:r>
       <w:r>
         <w:rPr>
-          <w:rFonts w:hint="eastAsia"/>
+          <w:rFonts w:hint="eastAsia" w:eastAsia="黑体"/>
         </w:rPr>
         <w:t xml:space="preserve">的出端与输出电容</w:t>
       </w:r>
       <w:r>
+        <w:rPr>
+          <w:rFonts w:eastAsia="黑体"/>
+        </w:rPr>
         <w:t xml:space="preserve"> C </w:t>
       </w:r>
       <w:r>
         <w:rPr>
-          <w:rFonts w:hint="eastAsia"/>
+          <w:rFonts w:hint="eastAsia" w:eastAsia="黑体"/>
         </w:rPr>
         <w:t xml:space="preserve">的上端相连并接负载，输出电容</w:t>
       </w:r>
       <w:r>
+        <w:rPr>
+          <w:rFonts w:eastAsia="黑体"/>
+        </w:rPr>
         <w:t xml:space="preserve"> C </w:t>
       </w:r>
       <w:r>
         <w:rPr>
-          <w:rFonts w:hint="eastAsia"/>
+          <w:rFonts w:hint="eastAsia" w:eastAsia="黑体"/>
         </w:rPr>
         <w:t xml:space="preserve">的下端、二极管</w:t>
       </w:r>
       <w:r>
+        <w:rPr>
+          <w:rFonts w:eastAsia="黑体"/>
+        </w:rPr>
         <w:t xml:space="preserve"> D </w:t>
       </w:r>
       <w:r>
         <w:rPr>
-          <w:rFonts w:hint="eastAsia"/>
+          <w:rFonts w:hint="eastAsia" w:eastAsia="黑体"/>
         </w:rPr>
         <w:t xml:space="preserve">的阳极（或</w:t>
       </w:r>
       <w:r>
+        <w:rPr>
+          <w:rFonts w:eastAsia="黑体"/>
+        </w:rPr>
         <w:t xml:space="preserve"> Q2 </w:t>
       </w:r>
       <w:r>
         <w:rPr>
-          <w:rFonts w:hint="eastAsia"/>
+          <w:rFonts w:hint="eastAsia" w:eastAsia="黑体"/>
         </w:rPr>
         <w:t xml:space="preserve">的源极）及采样电阻下游一并接到地节点</w:t>
       </w:r>
       <w:r>
+        <w:rPr>
+          <w:rFonts w:eastAsia="黑体"/>
+        </w:rPr>
         <w:t xml:space="preserve"> GND。</w:t>
       </w:r>
     </w:p>
@@ -287,101 +356,134 @@
       <w:pPr/>
       <w:r>
         <w:rPr>
-          <w:rFonts w:hint="eastAsia"/>
+          <w:rFonts w:hint="eastAsia" w:eastAsia="黑体"/>
         </w:rPr>
         <w:t xml:space="preserve">各元件管脚连接：高侧开关管</w:t>
       </w:r>
       <w:r>
+        <w:rPr>
+          <w:rFonts w:eastAsia="黑体"/>
+        </w:rPr>
         <w:t xml:space="preserve"> Q1 </w:t>
       </w:r>
       <w:r>
         <w:rPr>
-          <w:rFonts w:hint="eastAsia"/>
+          <w:rFonts w:hint="eastAsia" w:eastAsia="黑体"/>
         </w:rPr>
         <w:t xml:space="preserve">的漏极接输入节点，栅极</w:t>
       </w:r>
       <w:r>
+        <w:rPr>
+          <w:rFonts w:eastAsia="黑体"/>
+        </w:rPr>
         <w:t xml:space="preserve"> G </w:t>
       </w:r>
       <w:r>
         <w:rPr>
-          <w:rFonts w:hint="eastAsia"/>
+          <w:rFonts w:hint="eastAsia" w:eastAsia="黑体"/>
         </w:rPr>
         <w:t xml:space="preserve">接</w:t>
       </w:r>
       <w:r>
+        <w:rPr>
+          <w:rFonts w:eastAsia="黑体"/>
+        </w:rPr>
         <w:t xml:space="preserve"> PWM </w:t>
       </w:r>
       <w:r>
         <w:rPr>
-          <w:rFonts w:hint="eastAsia"/>
+          <w:rFonts w:hint="eastAsia" w:eastAsia="黑体"/>
         </w:rPr>
         <w:t xml:space="preserve">控制信号，源极接开关节点</w:t>
       </w:r>
       <w:r>
+        <w:rPr>
+          <w:rFonts w:eastAsia="黑体"/>
+        </w:rPr>
         <w:t xml:space="preserve"> </w:t>
       </w:r>
       <w:r>
         <w:rPr>
-          <w:rFonts w:hint="eastAsia"/>
+          <w:rFonts w:hint="eastAsia" w:eastAsia="黑体"/>
         </w:rPr>
         <w:t xml:space="preserve">SW；续流二极管</w:t>
       </w:r>
       <w:r>
+        <w:rPr>
+          <w:rFonts w:eastAsia="黑体"/>
+        </w:rPr>
         <w:t xml:space="preserve"> D </w:t>
       </w:r>
       <w:r>
         <w:rPr>
-          <w:rFonts w:hint="eastAsia"/>
+          <w:rFonts w:hint="eastAsia" w:eastAsia="黑体"/>
         </w:rPr>
         <w:t xml:space="preserve">的阴极接开关节点、阳极接地；若用低侧开关管</w:t>
       </w:r>
       <w:r>
+        <w:rPr>
+          <w:rFonts w:eastAsia="黑体"/>
+        </w:rPr>
         <w:t xml:space="preserve"> </w:t>
       </w:r>
       <w:r>
         <w:rPr>
-          <w:rFonts w:hint="eastAsia"/>
+          <w:rFonts w:hint="eastAsia" w:eastAsia="黑体"/>
         </w:rPr>
         <w:t xml:space="preserve">Q2，则</w:t>
       </w:r>
       <w:r>
+        <w:rPr>
+          <w:rFonts w:eastAsia="黑体"/>
+        </w:rPr>
         <w:t xml:space="preserve"> Q2 </w:t>
       </w:r>
       <w:r>
         <w:rPr>
-          <w:rFonts w:hint="eastAsia"/>
+          <w:rFonts w:hint="eastAsia" w:eastAsia="黑体"/>
         </w:rPr>
         <w:t xml:space="preserve">的漏极接</w:t>
       </w:r>
       <w:r>
+        <w:rPr>
+          <w:rFonts w:eastAsia="黑体"/>
+        </w:rPr>
         <w:t xml:space="preserve"> </w:t>
       </w:r>
       <w:r>
         <w:rPr>
-          <w:rFonts w:hint="eastAsia"/>
+          <w:rFonts w:hint="eastAsia" w:eastAsia="黑体"/>
         </w:rPr>
         <w:t xml:space="preserve">SW、源极接地、栅极接互补驱动信号；电感</w:t>
       </w:r>
       <w:r>
+        <w:rPr>
+          <w:rFonts w:eastAsia="黑体"/>
+        </w:rPr>
         <w:t xml:space="preserve"> L </w:t>
       </w:r>
       <w:r>
         <w:rPr>
-          <w:rFonts w:hint="eastAsia"/>
+          <w:rFonts w:hint="eastAsia" w:eastAsia="黑体"/>
         </w:rPr>
         <w:t xml:space="preserve">一端接开关节点、另一端接输出节点；输出电容</w:t>
       </w:r>
       <w:r>
+        <w:rPr>
+          <w:rFonts w:eastAsia="黑体"/>
+        </w:rPr>
         <w:t xml:space="preserve"> C </w:t>
       </w:r>
       <w:r>
         <w:rPr>
-          <w:rFonts w:hint="eastAsia"/>
+          <w:rFonts w:hint="eastAsia" w:eastAsia="黑体"/>
         </w:rPr>
         <w:t xml:space="preserve">一端接输出节点、另一端接地；电流采样电阻</w:t>
       </w:r>
       <w:r>
+        <w:rPr>
+          <w:rFonts w:eastAsia="黑体"/>
+        </w:rPr>
         <w:t xml:space="preserve"> </w:t>
       </w:r>
       <m:oMath>
@@ -411,20 +513,26 @@
         </m:sSub>
       </m:oMath>
       <w:r>
+        <w:rPr>
+          <w:rFonts w:eastAsia="黑体"/>
+        </w:rPr>
         <w:t xml:space="preserve"> </w:t>
       </w:r>
       <w:r>
         <w:rPr>
-          <w:rFonts w:hint="eastAsia"/>
+          <w:rFonts w:hint="eastAsia" w:eastAsia="黑体"/>
         </w:rPr>
         <w:t xml:space="preserve">一端接地、另一端接二极管阳极（或</w:t>
       </w:r>
       <w:r>
+        <w:rPr>
+          <w:rFonts w:eastAsia="黑体"/>
+        </w:rPr>
         <w:t xml:space="preserve"> Q2 </w:t>
       </w:r>
       <w:r>
         <w:rPr>
-          <w:rFonts w:hint="eastAsia"/>
+          <w:rFonts w:hint="eastAsia" w:eastAsia="黑体"/>
         </w:rPr>
         <w:t xml:space="preserve">源极）以取出电感电流检测信号。</w:t>
       </w:r>
@@ -433,7 +541,7 @@
       <w:pPr/>
       <w:r>
         <w:rPr>
-          <w:rFonts w:hint="eastAsia"/>
+          <w:rFonts w:hint="eastAsia" w:eastAsia="黑体"/>
         </w:rPr>
         <w:t xml:space="preserve">就组态而言，这是一个降压（Buck）功率级叠加电压外环与电感电流内环的电流模式控制（CMC），用开关管峰值电流或电感平均电流作为内环反馈并经斜坡补偿生成占空比，兼具降压稳压、快速瞬态响应与逐周期限流功能。</w:t>
       </w:r>
@@ -446,7 +554,7 @@
       </w:pPr>
       <w:r>
         <w:rPr>
-          <w:rFonts w:hint="eastAsia"/>
+          <w:rFonts w:hint="eastAsia" w:eastAsia="黑体"/>
         </w:rPr>
         <w:t xml:space="preserve">工作原理</w:t>
       </w:r>
@@ -457,11 +565,14 @@
       </w:pPr>
       <w:r>
         <w:rPr>
-          <w:rFonts w:hint="eastAsia"/>
+          <w:rFonts w:hint="eastAsia" w:eastAsia="黑体"/>
         </w:rPr>
         <w:t xml:space="preserve">电压误差放大器输出</w:t>
       </w:r>
       <w:r>
+        <w:rPr>
+          <w:rFonts w:eastAsia="黑体"/>
+        </w:rPr>
         <w:t xml:space="preserve"> </w:t>
       </w:r>
       <m:oMath>
@@ -479,15 +590,21 @@
         </m:sSub>
       </m:oMath>
       <w:r>
+        <w:rPr>
+          <w:rFonts w:eastAsia="黑体"/>
+        </w:rPr>
         <w:t xml:space="preserve"> </w:t>
       </w:r>
       <w:r>
         <w:rPr>
-          <w:rFonts w:hint="eastAsia"/>
+          <w:rFonts w:hint="eastAsia" w:eastAsia="黑体"/>
         </w:rPr>
         <w:t xml:space="preserve">作为电流内环的给定，控制器将实际电感电流与</w:t>
       </w:r>
       <w:r>
+        <w:rPr>
+          <w:rFonts w:eastAsia="黑体"/>
+        </w:rPr>
         <w:t xml:space="preserve"> </w:t>
       </w:r>
       <m:oMath>
@@ -505,29 +622,38 @@
         </m:sSub>
       </m:oMath>
       <w:r>
+        <w:rPr>
+          <w:rFonts w:eastAsia="黑体"/>
+        </w:rPr>
         <w:t xml:space="preserve"> </w:t>
       </w:r>
       <w:r>
         <w:rPr>
-          <w:rFonts w:hint="eastAsia"/>
+          <w:rFonts w:hint="eastAsia" w:eastAsia="黑体"/>
         </w:rPr>
         <w:t xml:space="preserve">比较，决定开关管导通时刻与关断时刻（峰值电流模式在每个周期内直接限流）。因引入电流反馈，功率级由二阶</w:t>
       </w:r>
       <w:r>
+        <w:rPr>
+          <w:rFonts w:eastAsia="黑体"/>
+        </w:rPr>
         <w:t xml:space="preserve"> LC </w:t>
       </w:r>
       <w:r>
         <w:rPr>
-          <w:rFonts w:hint="eastAsia"/>
+          <w:rFonts w:hint="eastAsia" w:eastAsia="黑体"/>
         </w:rPr>
         <w:t xml:space="preserve">特性退化为近似一阶，环路补偿更简单，逐周期限流响应快；但占空比</w:t>
       </w:r>
       <w:r>
+        <w:rPr>
+          <w:rFonts w:eastAsia="黑体"/>
+        </w:rPr>
         <w:t xml:space="preserve"> &gt; 50% </w:t>
       </w:r>
       <w:r>
         <w:rPr>
-          <w:rFonts w:hint="eastAsia"/>
+          <w:rFonts w:hint="eastAsia" w:eastAsia="黑体"/>
         </w:rPr>
         <w:t xml:space="preserve">时需斜坡补偿以防次谐波振荡。</w:t>
       </w:r>
@@ -540,7 +666,7 @@
       </w:pPr>
       <w:r>
         <w:rPr>
-          <w:rFonts w:hint="eastAsia"/>
+          <w:rFonts w:hint="eastAsia" w:eastAsia="黑体"/>
         </w:rPr>
         <w:t xml:space="preserve">关键计算公式</w:t>
       </w:r>
@@ -554,7 +680,7 @@
       </w:pPr>
       <w:r>
         <w:rPr>
-          <w:rFonts w:hint="eastAsia"/>
+          <w:rFonts w:hint="eastAsia" w:eastAsia="黑体"/>
         </w:rPr>
         <w:t xml:space="preserve">稳态输出电压（Buck）：</w:t>
       </w:r>
@@ -617,7 +743,7 @@
       </w:pPr>
       <w:r>
         <w:rPr>
-          <w:rFonts w:hint="eastAsia"/>
+          <w:rFonts w:hint="eastAsia" w:eastAsia="黑体"/>
         </w:rPr>
         <w:t xml:space="preserve">电感电流纹波：</w:t>
       </w:r>
@@ -731,7 +857,7 @@
       </w:pPr>
       <w:r>
         <w:rPr>
-          <w:rFonts w:hint="eastAsia"/>
+          <w:rFonts w:hint="eastAsia" w:eastAsia="黑体"/>
         </w:rPr>
         <w:t xml:space="preserve">峰值电流内环给定（峰值电流模式）：</w:t>
       </w:r>
@@ -842,7 +968,7 @@
       </w:pPr>
       <w:r>
         <w:rPr>
-          <w:rFonts w:hint="eastAsia"/>
+          <w:rFonts w:hint="eastAsia" w:eastAsia="黑体"/>
         </w:rPr>
         <w:t xml:space="preserve">斜坡补偿斜率（稳定性所需）：</w:t>
       </w:r>
@@ -944,7 +1070,7 @@
       </w:pPr>
       <w:r>
         <w:rPr>
-          <w:rFonts w:hint="eastAsia"/>
+          <w:rFonts w:hint="eastAsia" w:eastAsia="黑体"/>
         </w:rPr>
         <w:t xml:space="preserve">次谐波振荡判据（补偿后斜率比）：</w:t>
       </w:r>
@@ -1035,7 +1161,7 @@
             </w:pPr>
             <w:r>
               <w:rPr>
-                <w:rFonts w:hint="eastAsia"/>
+                <w:rFonts w:hint="eastAsia" w:eastAsia="黑体"/>
               </w:rPr>
               <w:t xml:space="preserve">符号</w:t>
             </w:r>
@@ -1049,7 +1175,7 @@
             </w:pPr>
             <w:r>
               <w:rPr>
-                <w:rFonts w:hint="eastAsia"/>
+                <w:rFonts w:hint="eastAsia" w:eastAsia="黑体"/>
               </w:rPr>
               <w:t xml:space="preserve">含义</w:t>
             </w:r>
@@ -1063,7 +1189,7 @@
             </w:pPr>
             <w:r>
               <w:rPr>
-                <w:rFonts w:hint="eastAsia"/>
+                <w:rFonts w:hint="eastAsia" w:eastAsia="黑体"/>
               </w:rPr>
               <w:t xml:space="preserve">单位</w:t>
             </w:r>
@@ -1095,6 +1221,9 @@
               </m:sSub>
             </m:oMath>
             <w:r>
+              <w:rPr>
+                <w:rFonts w:eastAsia="黑体"/>
+              </w:rPr>
               <w:t xml:space="preserve">​</w:t>
             </w:r>
           </w:p>
@@ -1107,7 +1236,7 @@
             </w:pPr>
             <w:r>
               <w:rPr>
-                <w:rFonts w:hint="eastAsia"/>
+                <w:rFonts w:hint="eastAsia" w:eastAsia="黑体"/>
               </w:rPr>
               <w:t xml:space="preserve">输入电压</w:t>
             </w:r>
@@ -1120,6 +1249,9 @@
               <w:pStyle w:val="Compact"/>
             </w:pPr>
             <w:r>
+              <w:rPr>
+                <w:rFonts w:eastAsia="黑体"/>
+              </w:rPr>
               <w:t xml:space="preserve">V</w:t>
             </w:r>
           </w:p>
@@ -1147,6 +1279,9 @@
               </m:sSub>
             </m:oMath>
             <w:r>
+              <w:rPr>
+                <w:rFonts w:eastAsia="黑体"/>
+              </w:rPr>
               <w:t xml:space="preserve">​</w:t>
             </w:r>
           </w:p>
@@ -1159,7 +1294,7 @@
             </w:pPr>
             <w:r>
               <w:rPr>
-                <w:rFonts w:hint="eastAsia"/>
+                <w:rFonts w:hint="eastAsia" w:eastAsia="黑体"/>
               </w:rPr>
               <w:t xml:space="preserve">输出电压</w:t>
             </w:r>
@@ -1172,6 +1307,9 @@
               <w:pStyle w:val="Compact"/>
             </w:pPr>
             <w:r>
+              <w:rPr>
+                <w:rFonts w:eastAsia="黑体"/>
+              </w:rPr>
               <w:t xml:space="preserve">V</w:t>
             </w:r>
           </w:p>
@@ -1190,6 +1328,9 @@
               </m:r>
             </m:oMath>
             <w:r>
+              <w:rPr>
+                <w:rFonts w:eastAsia="黑体"/>
+              </w:rPr>
               <w:t xml:space="preserve">​</w:t>
             </w:r>
           </w:p>
@@ -1202,7 +1343,7 @@
             </w:pPr>
             <w:r>
               <w:rPr>
-                <w:rFonts w:hint="eastAsia"/>
+                <w:rFonts w:hint="eastAsia" w:eastAsia="黑体"/>
               </w:rPr>
               <w:t xml:space="preserve">占空比</w:t>
             </w:r>
@@ -1215,6 +1356,9 @@
               <w:pStyle w:val="Compact"/>
             </w:pPr>
             <w:r>
+              <w:rPr>
+                <w:rFonts w:eastAsia="黑体"/>
+              </w:rPr>
               <w:t xml:space="preserve">—</w:t>
             </w:r>
           </w:p>
@@ -1233,6 +1377,9 @@
               </m:r>
             </m:oMath>
             <w:r>
+              <w:rPr>
+                <w:rFonts w:eastAsia="黑体"/>
+              </w:rPr>
               <w:t xml:space="preserve">​</w:t>
             </w:r>
           </w:p>
@@ -1245,7 +1392,7 @@
             </w:pPr>
             <w:r>
               <w:rPr>
-                <w:rFonts w:hint="eastAsia"/>
+                <w:rFonts w:hint="eastAsia" w:eastAsia="黑体"/>
               </w:rPr>
               <w:t xml:space="preserve">电感</w:t>
             </w:r>
@@ -1258,6 +1405,9 @@
               <w:pStyle w:val="Compact"/>
             </w:pPr>
             <w:r>
+              <w:rPr>
+                <w:rFonts w:eastAsia="黑体"/>
+              </w:rPr>
               <w:t xml:space="preserve">H</w:t>
             </w:r>
           </w:p>
@@ -1288,6 +1438,9 @@
               </m:sSub>
             </m:oMath>
             <w:r>
+              <w:rPr>
+                <w:rFonts w:eastAsia="黑体"/>
+              </w:rPr>
               <w:t xml:space="preserve">​</w:t>
             </w:r>
           </w:p>
@@ -1300,7 +1453,7 @@
             </w:pPr>
             <w:r>
               <w:rPr>
-                <w:rFonts w:hint="eastAsia"/>
+                <w:rFonts w:hint="eastAsia" w:eastAsia="黑体"/>
               </w:rPr>
               <w:t xml:space="preserve">开关频率</w:t>
             </w:r>
@@ -1313,6 +1466,9 @@
               <w:pStyle w:val="Compact"/>
             </w:pPr>
             <w:r>
+              <w:rPr>
+                <w:rFonts w:eastAsia="黑体"/>
+              </w:rPr>
               <w:t xml:space="preserve">Hz</w:t>
             </w:r>
           </w:p>
@@ -1355,6 +1511,9 @@
               </m:sSub>
             </m:oMath>
             <w:r>
+              <w:rPr>
+                <w:rFonts w:eastAsia="黑体"/>
+              </w:rPr>
               <w:t xml:space="preserve">​</w:t>
             </w:r>
           </w:p>
@@ -1367,7 +1526,7 @@
             </w:pPr>
             <w:r>
               <w:rPr>
-                <w:rFonts w:hint="eastAsia"/>
+                <w:rFonts w:hint="eastAsia" w:eastAsia="黑体"/>
               </w:rPr>
               <w:t xml:space="preserve">电感平均电流</w:t>
             </w:r>
@@ -1380,6 +1539,9 @@
               <w:pStyle w:val="Compact"/>
             </w:pPr>
             <w:r>
+              <w:rPr>
+                <w:rFonts w:eastAsia="黑体"/>
+              </w:rPr>
               <w:t xml:space="preserve">A</w:t>
             </w:r>
           </w:p>
@@ -1410,6 +1572,9 @@
               </m:sSub>
             </m:oMath>
             <w:r>
+              <w:rPr>
+                <w:rFonts w:eastAsia="黑体"/>
+              </w:rPr>
               <w:t xml:space="preserve">​</w:t>
             </w:r>
           </w:p>
@@ -1422,7 +1587,7 @@
             </w:pPr>
             <w:r>
               <w:rPr>
-                <w:rFonts w:hint="eastAsia"/>
+                <w:rFonts w:hint="eastAsia" w:eastAsia="黑体"/>
               </w:rPr>
               <w:t xml:space="preserve">峰值电流给定</w:t>
             </w:r>
@@ -1435,6 +1600,9 @@
               <w:pStyle w:val="Compact"/>
             </w:pPr>
             <w:r>
+              <w:rPr>
+                <w:rFonts w:eastAsia="黑体"/>
+              </w:rPr>
               <w:t xml:space="preserve">A</w:t>
             </w:r>
           </w:p>
@@ -1462,6 +1630,9 @@
               </m:sSub>
             </m:oMath>
             <w:r>
+              <w:rPr>
+                <w:rFonts w:eastAsia="黑体"/>
+              </w:rPr>
               <w:t xml:space="preserve">​</w:t>
             </w:r>
           </w:p>
@@ -1474,7 +1645,7 @@
             </w:pPr>
             <w:r>
               <w:rPr>
-                <w:rFonts w:hint="eastAsia"/>
+                <w:rFonts w:hint="eastAsia" w:eastAsia="黑体"/>
               </w:rPr>
               <w:t xml:space="preserve">补偿斜率</w:t>
             </w:r>
@@ -1487,6 +1658,9 @@
               <w:pStyle w:val="Compact"/>
             </w:pPr>
             <w:r>
+              <w:rPr>
+                <w:rFonts w:eastAsia="黑体"/>
+              </w:rPr>
               <w:t xml:space="preserve">A/s</w:t>
             </w:r>
           </w:p>
@@ -1514,6 +1688,9 @@
               </m:sSub>
             </m:oMath>
             <w:r>
+              <w:rPr>
+                <w:rFonts w:eastAsia="黑体"/>
+              </w:rPr>
               <w:t xml:space="preserve">​</w:t>
             </w:r>
           </w:p>
@@ -1526,7 +1703,7 @@
             </w:pPr>
             <w:r>
               <w:rPr>
-                <w:rFonts w:hint="eastAsia"/>
+                <w:rFonts w:hint="eastAsia" w:eastAsia="黑体"/>
               </w:rPr>
               <w:t xml:space="preserve">关断期电感电流下降斜率</w:t>
             </w:r>
@@ -1539,6 +1716,9 @@
               <w:pStyle w:val="Compact"/>
             </w:pPr>
             <w:r>
+              <w:rPr>
+                <w:rFonts w:eastAsia="黑体"/>
+              </w:rPr>
               <w:t xml:space="preserve">A/s</w:t>
             </w:r>
           </w:p>
@@ -1553,7 +1733,7 @@
       </w:pPr>
       <w:r>
         <w:rPr>
-          <w:rFonts w:hint="eastAsia"/>
+          <w:rFonts w:hint="eastAsia" w:eastAsia="黑体"/>
         </w:rPr>
         <w:t xml:space="preserve">元件调整影响</w:t>
       </w:r>
@@ -1568,7 +1748,7 @@
       </w:pPr>
       <w:r>
         <w:rPr>
-          <w:rFonts w:hint="eastAsia"/>
+          <w:rFonts w:hint="eastAsia" w:eastAsia="黑体"/>
           <w:b/>
           <w:bCs/>
         </w:rPr>
@@ -1576,6 +1756,7 @@
       </w:r>
       <w:r>
         <w:rPr>
+          <w:rFonts w:eastAsia="黑体"/>
           <w:b/>
           <w:bCs/>
         </w:rPr>
@@ -1609,6 +1790,7 @@
       </m:oMath>
       <w:r>
         <w:rPr>
+          <w:rFonts w:eastAsia="黑体"/>
           <w:b/>
           <w:bCs/>
         </w:rPr>
@@ -1616,20 +1798,27 @@
       </w:r>
       <w:r>
         <w:rPr>
+          <w:rFonts w:eastAsia="黑体"/>
           <w:b/>
           <w:bCs/>
         </w:rPr>
         <w:t xml:space="preserve">↑</w:t>
       </w:r>
       <w:r>
+        <w:rPr>
+          <w:rFonts w:eastAsia="黑体"/>
+        </w:rPr>
         <w:t xml:space="preserve"> </w:t>
       </w:r>
       <w:r>
+        <w:rPr>
+          <w:rFonts w:eastAsia="黑体"/>
+        </w:rPr>
         <w:t xml:space="preserve">→ </w:t>
       </w:r>
       <w:r>
         <w:rPr>
-          <w:rFonts w:hint="eastAsia"/>
+          <w:rFonts w:hint="eastAsia" w:eastAsia="黑体"/>
         </w:rPr>
         <w:t xml:space="preserve">采样信噪比升高但导通损耗增大，需在精度与损耗间权衡。</w:t>
       </w:r>
@@ -1644,7 +1833,7 @@
       </w:pPr>
       <w:r>
         <w:rPr>
-          <w:rFonts w:hint="eastAsia"/>
+          <w:rFonts w:hint="eastAsia" w:eastAsia="黑体"/>
           <w:b/>
           <w:bCs/>
         </w:rPr>
@@ -1652,6 +1841,7 @@
       </w:r>
       <w:r>
         <w:rPr>
+          <w:rFonts w:eastAsia="黑体"/>
           <w:b/>
           <w:bCs/>
         </w:rPr>
@@ -1673,6 +1863,7 @@
       </m:oMath>
       <w:r>
         <w:rPr>
+          <w:rFonts w:eastAsia="黑体"/>
           <w:b/>
           <w:bCs/>
         </w:rPr>
@@ -1680,20 +1871,27 @@
       </w:r>
       <w:r>
         <w:rPr>
+          <w:rFonts w:eastAsia="黑体"/>
           <w:b/>
           <w:bCs/>
         </w:rPr>
         <w:t xml:space="preserve">↑</w:t>
       </w:r>
       <w:r>
+        <w:rPr>
+          <w:rFonts w:eastAsia="黑体"/>
+        </w:rPr>
         <w:t xml:space="preserve"> </w:t>
       </w:r>
       <w:r>
+        <w:rPr>
+          <w:rFonts w:eastAsia="黑体"/>
+        </w:rPr>
         <w:t xml:space="preserve">→ </w:t>
       </w:r>
       <w:r>
         <w:rPr>
-          <w:rFonts w:hint="eastAsia"/>
+          <w:rFonts w:hint="eastAsia" w:eastAsia="黑体"/>
         </w:rPr>
         <w:t xml:space="preserve">抑制次谐波更强，但过补偿会削弱电流内环带宽、趋向电压模式。</w:t>
       </w:r>
@@ -1713,6 +1911,7 @@
       </m:oMath>
       <w:r>
         <w:rPr>
+          <w:rFonts w:eastAsia="黑体"/>
           <w:b/>
           <w:bCs/>
         </w:rPr>
@@ -1720,24 +1919,34 @@
       </w:r>
       <w:r>
         <w:rPr>
+          <w:rFonts w:eastAsia="黑体"/>
           <w:b/>
           <w:bCs/>
         </w:rPr>
         <w:t xml:space="preserve">↑</w:t>
       </w:r>
       <w:r>
+        <w:rPr>
+          <w:rFonts w:eastAsia="黑体"/>
+        </w:rPr>
         <w:t xml:space="preserve"> </w:t>
       </w:r>
       <w:r>
+        <w:rPr>
+          <w:rFonts w:eastAsia="黑体"/>
+        </w:rPr>
         <w:t xml:space="preserve">→ </w:t>
       </w:r>
       <w:r>
         <w:rPr>
-          <w:rFonts w:hint="eastAsia"/>
+          <w:rFonts w:hint="eastAsia" w:eastAsia="黑体"/>
         </w:rPr>
         <w:t xml:space="preserve">纹波</w:t>
       </w:r>
       <w:r>
+        <w:rPr>
+          <w:rFonts w:eastAsia="黑体"/>
+        </w:rPr>
         <w:t xml:space="preserve"> </w:t>
       </w:r>
       <m:oMath>
@@ -1761,11 +1970,14 @@
         </m:sSub>
       </m:oMath>
       <w:r>
+        <w:rPr>
+          <w:rFonts w:eastAsia="黑体"/>
+        </w:rPr>
         <w:t xml:space="preserve"> </w:t>
       </w:r>
       <w:r>
         <w:rPr>
-          <w:rFonts w:hint="eastAsia"/>
+          <w:rFonts w:hint="eastAsia" w:eastAsia="黑体"/>
         </w:rPr>
         <w:t xml:space="preserve">减小，内环给定更平稳，环路更易稳定。</w:t>
       </w:r>
@@ -1780,7 +1992,7 @@
       </w:pPr>
       <w:r>
         <w:rPr>
-          <w:rFonts w:hint="eastAsia"/>
+          <w:rFonts w:hint="eastAsia" w:eastAsia="黑体"/>
           <w:b/>
           <w:bCs/>
         </w:rPr>
@@ -1788,6 +2000,7 @@
       </w:r>
       <w:r>
         <w:rPr>
+          <w:rFonts w:eastAsia="黑体"/>
           <w:b/>
           <w:bCs/>
         </w:rPr>
@@ -1795,30 +2008,39 @@
       </w:r>
       <w:r>
         <w:rPr>
-          <w:rFonts w:hint="eastAsia"/>
+          <w:rFonts w:hint="eastAsia" w:eastAsia="黑体"/>
           <w:b/>
           <w:bCs/>
         </w:rPr>
         <w:t xml:space="preserve">增大</w:t>
       </w:r>
       <w:r>
+        <w:rPr>
+          <w:rFonts w:eastAsia="黑体"/>
+        </w:rPr>
         <w:t xml:space="preserve"> </w:t>
       </w:r>
       <w:r>
+        <w:rPr>
+          <w:rFonts w:eastAsia="黑体"/>
+        </w:rPr>
         <w:t xml:space="preserve">→ </w:t>
       </w:r>
       <w:r>
         <w:rPr>
-          <w:rFonts w:hint="eastAsia"/>
+          <w:rFonts w:hint="eastAsia" w:eastAsia="黑体"/>
         </w:rPr>
         <w:t xml:space="preserve">峰值电流模式在</w:t>
       </w:r>
       <w:r>
+        <w:rPr>
+          <w:rFonts w:eastAsia="黑体"/>
+        </w:rPr>
         <w:t xml:space="preserve"> D&gt;0.5 </w:t>
       </w:r>
       <w:r>
         <w:rPr>
-          <w:rFonts w:hint="eastAsia"/>
+          <w:rFonts w:hint="eastAsia" w:eastAsia="黑体"/>
         </w:rPr>
         <w:t xml:space="preserve">后必须补偿，否则次谐波振荡。</w:t>
       </w:r>
@@ -1833,21 +2055,27 @@
       </w:pPr>
       <w:r>
         <w:rPr>
-          <w:rFonts w:hint="eastAsia"/>
+          <w:rFonts w:hint="eastAsia" w:eastAsia="黑体"/>
           <w:b/>
           <w:bCs/>
         </w:rPr>
         <w:t xml:space="preserve">电流环增益</w:t>
       </w:r>
       <w:r>
+        <w:rPr>
+          <w:rFonts w:eastAsia="黑体"/>
+        </w:rPr>
         <w:t xml:space="preserve"> </w:t>
       </w:r>
       <w:r>
+        <w:rPr>
+          <w:rFonts w:eastAsia="黑体"/>
+        </w:rPr>
         <w:t xml:space="preserve">→ </w:t>
       </w:r>
       <w:r>
         <w:rPr>
-          <w:rFonts w:hint="eastAsia"/>
+          <w:rFonts w:hint="eastAsia" w:eastAsia="黑体"/>
         </w:rPr>
         <w:t xml:space="preserve">提高可加快负载响应，但噪声敏感度上升。</w:t>
       </w:r>
@@ -1860,7 +2088,7 @@
       </w:pPr>
       <w:r>
         <w:rPr>
-          <w:rFonts w:hint="eastAsia"/>
+          <w:rFonts w:hint="eastAsia" w:eastAsia="黑体"/>
         </w:rPr>
         <w:t xml:space="preserve">典型参数示例</w:t>
       </w:r>
@@ -1875,11 +2103,14 @@
       </w:pPr>
       <w:r>
         <w:rPr>
-          <w:rFonts w:hint="eastAsia"/>
+          <w:rFonts w:hint="eastAsia" w:eastAsia="黑体"/>
         </w:rPr>
         <w:t xml:space="preserve">取</w:t>
       </w:r>
       <w:r>
+        <w:rPr>
+          <w:rFonts w:eastAsia="黑体"/>
+        </w:rPr>
         <w:t xml:space="preserve"> </w:t>
       </w:r>
       <m:oMath>
@@ -1919,6 +2150,9 @@
         </m:r>
       </m:oMath>
       <w:r>
+        <w:rPr>
+          <w:rFonts w:eastAsia="黑体"/>
+        </w:rPr>
         <w:t xml:space="preserve">、</w:t>
       </w:r>
       <m:oMath>
@@ -1956,7 +2190,7 @@
       </m:oMath>
       <w:r>
         <w:rPr>
-          <w:rFonts w:hint="eastAsia"/>
+          <w:rFonts w:hint="eastAsia" w:eastAsia="黑体"/>
         </w:rPr>
         <w:t xml:space="preserve">：</w:t>
       </w:r>
@@ -1993,6 +2227,9 @@
         </m:r>
       </m:oMath>
       <w:r>
+        <w:rPr>
+          <w:rFonts w:eastAsia="黑体"/>
+        </w:rPr>
         <w:t xml:space="preserve">。</w:t>
       </w:r>
     </w:p>
@@ -2006,11 +2243,14 @@
       </w:pPr>
       <w:r>
         <w:rPr>
-          <w:rFonts w:hint="eastAsia"/>
+          <w:rFonts w:hint="eastAsia" w:eastAsia="黑体"/>
         </w:rPr>
         <w:t xml:space="preserve">取</w:t>
       </w:r>
       <w:r>
+        <w:rPr>
+          <w:rFonts w:eastAsia="黑体"/>
+        </w:rPr>
         <w:t xml:space="preserve"> </w:t>
       </w:r>
       <m:oMath>
@@ -2062,6 +2302,9 @@
         </m:r>
       </m:oMath>
       <w:r>
+        <w:rPr>
+          <w:rFonts w:eastAsia="黑体"/>
+        </w:rPr>
         <w:t xml:space="preserve">、</w:t>
       </w:r>
       <m:oMath>
@@ -2092,6 +2335,9 @@
         </m:r>
       </m:oMath>
       <w:r>
+        <w:rPr>
+          <w:rFonts w:eastAsia="黑体"/>
+        </w:rPr>
         <w:t xml:space="preserve">、</w:t>
       </w:r>
       <m:oMath>
@@ -2128,6 +2374,9 @@
         </m:r>
       </m:oMath>
       <w:r>
+        <w:rPr>
+          <w:rFonts w:eastAsia="黑体"/>
+        </w:rPr>
         <w:t xml:space="preserve">、</w:t>
       </w:r>
       <m:oMath>
@@ -2168,7 +2417,7 @@
       </m:oMath>
       <w:r>
         <w:rPr>
-          <w:rFonts w:hint="eastAsia"/>
+          <w:rFonts w:hint="eastAsia" w:eastAsia="黑体"/>
         </w:rPr>
         <w:t xml:space="preserve">：</w:t>
       </w:r>
@@ -2315,7 +2564,7 @@
       </m:oMath>
       <w:r>
         <w:rPr>
-          <w:rFonts w:hint="eastAsia"/>
+          <w:rFonts w:hint="eastAsia" w:eastAsia="黑体"/>
         </w:rPr>
         <w:t xml:space="preserve">，</w:t>
       </w:r>
@@ -2383,6 +2632,9 @@
         </m:r>
       </m:oMath>
       <w:r>
+        <w:rPr>
+          <w:rFonts w:eastAsia="黑体"/>
+        </w:rPr>
         <w:t xml:space="preserve">。</w:t>
       </w:r>
     </w:p>
@@ -2394,7 +2646,7 @@
       </w:pPr>
       <w:r>
         <w:rPr>
-          <w:rFonts w:hint="eastAsia"/>
+          <w:rFonts w:hint="eastAsia" w:eastAsia="黑体"/>
         </w:rPr>
         <w:t xml:space="preserve">常见器件型号</w:t>
       </w:r>
@@ -2409,7 +2661,7 @@
       </w:pPr>
       <w:r>
         <w:rPr>
-          <w:rFonts w:hint="eastAsia"/>
+          <w:rFonts w:hint="eastAsia" w:eastAsia="黑体"/>
         </w:rPr>
         <w:t xml:space="preserve">常用：按需选型</w:t>
       </w:r>
@@ -2424,16 +2676,19 @@
       </w:pPr>
       <w:r>
         <w:rPr>
-          <w:rFonts w:hint="eastAsia"/>
+          <w:rFonts w:hint="eastAsia" w:eastAsia="黑体"/>
         </w:rPr>
         <w:t xml:space="preserve">电流模式</w:t>
       </w:r>
       <w:r>
+        <w:rPr>
+          <w:rFonts w:eastAsia="黑体"/>
+        </w:rPr>
         <w:t xml:space="preserve"> Buck </w:t>
       </w:r>
       <w:r>
         <w:rPr>
-          <w:rFonts w:hint="eastAsia"/>
+          <w:rFonts w:hint="eastAsia" w:eastAsia="黑体"/>
         </w:rPr>
         <w:t xml:space="preserve">控制器：UC3843、LM5119、TPS5430（峰值电流模式）。</w:t>
       </w:r>
@@ -2446,7 +2701,7 @@
       </w:pPr>
       <w:r>
         <w:rPr>
-          <w:rFonts w:hint="eastAsia"/>
+          <w:rFonts w:hint="eastAsia" w:eastAsia="黑体"/>
         </w:rPr>
         <w:t xml:space="preserve">注意事项</w:t>
       </w:r>
@@ -2460,11 +2715,14 @@
         </w:numPr>
       </w:pPr>
       <w:r>
+        <w:rPr>
+          <w:rFonts w:eastAsia="黑体"/>
+        </w:rPr>
         <w:t xml:space="preserve">D &gt; 50% </w:t>
       </w:r>
       <w:r>
         <w:rPr>
-          <w:rFonts w:hint="eastAsia"/>
+          <w:rFonts w:hint="eastAsia" w:eastAsia="黑体"/>
         </w:rPr>
         <w:t xml:space="preserve">时必须加斜坡补偿，否则出现次谐波振荡与不稳定。</w:t>
       </w:r>
@@ -2479,7 +2737,7 @@
       </w:pPr>
       <w:r>
         <w:rPr>
-          <w:rFonts w:hint="eastAsia"/>
+          <w:rFonts w:hint="eastAsia" w:eastAsia="黑体"/>
         </w:rPr>
         <w:t xml:space="preserve">电流采样走线需开尔文接法，减小寄生电阻与噪声影响。</w:t>
       </w:r>
@@ -2494,7 +2752,7 @@
       </w:pPr>
       <w:r>
         <w:rPr>
-          <w:rFonts w:hint="eastAsia"/>
+          <w:rFonts w:hint="eastAsia" w:eastAsia="黑体"/>
         </w:rPr>
         <w:t xml:space="preserve">峰值电流模式对噪声敏感，采样点附近易误触发，需加前沿消隐。</w:t>
       </w:r>
@@ -2509,7 +2767,7 @@
       </w:pPr>
       <w:r>
         <w:rPr>
-          <w:rFonts w:hint="eastAsia"/>
+          <w:rFonts w:hint="eastAsia" w:eastAsia="黑体"/>
         </w:rPr>
         <w:t xml:space="preserve">轻载断续模式（DCM）下内环行为变化，补偿设计需覆盖全工况。</w:t>
       </w:r>
@@ -2522,7 +2780,7 @@
       </w:pPr>
       <w:r>
         <w:rPr>
-          <w:rFonts w:hint="eastAsia"/>
+          <w:rFonts w:hint="eastAsia" w:eastAsia="黑体"/>
         </w:rPr>
         <w:t xml:space="preserve">参考资料</w:t>
       </w:r>
@@ -2536,11 +2794,14 @@
         </w:numPr>
       </w:pPr>
       <w:r>
+        <w:rPr>
+          <w:rFonts w:eastAsia="黑体"/>
+        </w:rPr>
         <w:t xml:space="preserve">TI UC3843 </w:t>
       </w:r>
       <w:r>
         <w:rPr>
-          <w:rFonts w:hint="eastAsia"/>
+          <w:rFonts w:hint="eastAsia" w:eastAsia="黑体"/>
         </w:rPr>
         <w:t xml:space="preserve">数据手册（峰值电流模式控制）。</w:t>
       </w:r>
@@ -2555,16 +2816,19 @@
       </w:pPr>
       <w:r>
         <w:rPr>
-          <w:rFonts w:hint="eastAsia"/>
+          <w:rFonts w:hint="eastAsia" w:eastAsia="黑体"/>
         </w:rPr>
         <w:t xml:space="preserve">《开关电源设计》（Abraham</w:t>
       </w:r>
       <w:r>
+        <w:rPr>
+          <w:rFonts w:eastAsia="黑体"/>
+        </w:rPr>
         <w:t xml:space="preserve"> I. </w:t>
       </w:r>
       <w:r>
         <w:rPr>
-          <w:rFonts w:hint="eastAsia"/>
+          <w:rFonts w:hint="eastAsia" w:eastAsia="黑体"/>
         </w:rPr>
         <w:t xml:space="preserve">Pressman）。</w:t>
       </w:r>
@@ -2578,29 +2842,38 @@
         </w:numPr>
       </w:pPr>
       <w:r>
+        <w:rPr>
+          <w:rFonts w:eastAsia="黑体"/>
+        </w:rPr>
         <w:t xml:space="preserve">TI </w:t>
       </w:r>
       <w:r>
         <w:rPr>
-          <w:rFonts w:hint="eastAsia"/>
+          <w:rFonts w:hint="eastAsia" w:eastAsia="黑体"/>
         </w:rPr>
         <w:t xml:space="preserve">应用笔记</w:t>
       </w:r>
       <w:r>
+        <w:rPr>
+          <w:rFonts w:eastAsia="黑体"/>
+        </w:rPr>
         <w:t xml:space="preserve"> </w:t>
       </w:r>
       <w:r>
         <w:rPr>
-          <w:rFonts w:hint="eastAsia"/>
+          <w:rFonts w:hint="eastAsia" w:eastAsia="黑体"/>
         </w:rPr>
         <w:t xml:space="preserve">SLVA057（Understanding</w:t>
       </w:r>
       <w:r>
+        <w:rPr>
+          <w:rFonts w:eastAsia="黑体"/>
+        </w:rPr>
         <w:t xml:space="preserve"> Buck Power </w:t>
       </w:r>
       <w:r>
         <w:rPr>
-          <w:rFonts w:hint="eastAsia"/>
+          <w:rFonts w:hint="eastAsia" w:eastAsia="黑体"/>
         </w:rPr>
         <w:t xml:space="preserve">Stages）。</w:t>
       </w:r>
@@ -2614,11 +2887,11 @@
       </w:pPr>
       <w:r>
         <w:rPr>
-          <w:rFonts w:ascii="Times New Roman" w:hAnsi="Times New Roman"/>
+          <w:rFonts w:ascii="Times New Roman" w:hAnsi="Times New Roman" w:eastAsia="黑体"/>
           <w:color w:val="555555"/>
           <w:sz w:val="21"/>
         </w:rPr>
-        <w:t>材料收集者：杜文杰</w:t>
+        <w:t>材料收集者：杜文杰，WX手机：19519196569，QQ:3478827729</w:t>
       </w:r>
     </w:p>
     <w:sectPr>
@@ -2638,7 +2911,7 @@
 </file>
 
 <file path=word/footer1.xml><?xml version="1.0" encoding="utf-8"?>
-<w:ftr xmlns:m="http://schemas.openxmlformats.org/officeDocument/2006/math" xmlns:mc="http://schemas.openxmlformats.org/markup-compatibility/2006" xmlns:mo="http://schemas.microsoft.com/office/mac/office/2008/main" xmlns:mv="urn:schemas-microsoft-com:mac:vml" xmlns:o="urn:schemas-microsoft-com:office:office" xmlns:r="http://schemas.openxmlformats.org/officeDocument/2006/relationships" xmlns:v="urn:schemas-microsoft-com:vml" xmlns:w10="urn:schemas-microsoft-com:office:word" xmlns:w14="http://schemas.microsoft.com/office/word/2010/wordml" xmlns:w="http://schemas.openxmlformats.org/wordprocessingml/2006/main" xmlns:wne="http://schemas.microsoft.com/office/word/2006/wordml" xmlns:wp14="http://schemas.microsoft.com/office/word/2010/wordprocessingDrawing" xmlns:wp="http://schemas.openxmlformats.org/drawingml/2006/wordprocessingDrawing" xmlns:wpc="http://schemas.microsoft.com/office/word/2010/wordprocessingCanvas" xmlns:wpg="http://schemas.microsoft.com/office/word/2010/wordprocessingGroup" xmlns:wpi="http://schemas.microsoft.com/office/word/2010/wordprocessingInk" xmlns:wps="http://schemas.microsoft.com/office/word/2010/wordprocessingShape" mc:Ignorable="w14 wp14">
+<w:ftr xmlns:mc="http://schemas.openxmlformats.org/markup-compatibility/2006" xmlns:w="http://schemas.openxmlformats.org/wordprocessingml/2006/main" xmlns:m="http://schemas.openxmlformats.org/officeDocument/2006/math" xmlns:mo="http://schemas.microsoft.com/office/mac/office/2008/main" xmlns:mv="urn:schemas-microsoft-com:mac:vml" xmlns:o="urn:schemas-microsoft-com:office:office" xmlns:r="http://schemas.openxmlformats.org/officeDocument/2006/relationships" xmlns:v="urn:schemas-microsoft-com:vml" xmlns:w10="urn:schemas-microsoft-com:office:word" xmlns:w14="http://schemas.microsoft.com/office/word/2010/wordml" xmlns:wne="http://schemas.microsoft.com/office/word/2006/wordml" xmlns:wp14="http://schemas.microsoft.com/office/word/2010/wordprocessingDrawing" xmlns:wp="http://schemas.openxmlformats.org/drawingml/2006/wordprocessingDrawing" xmlns:wpc="http://schemas.microsoft.com/office/word/2010/wordprocessingCanvas" xmlns:wpg="http://schemas.microsoft.com/office/word/2010/wordprocessingGroup" xmlns:wpi="http://schemas.microsoft.com/office/word/2010/wordprocessingInk" xmlns:wps="http://schemas.microsoft.com/office/word/2010/wordprocessingShape" mc:Ignorable="w14 wp14">
   <w:p>
     <w:pPr>
       <w:pStyle w:val="Footer"/>
@@ -2646,12 +2919,14 @@
     </w:pPr>
     <w:r>
       <w:rPr>
+        <w:rFonts w:eastAsia="黑体"/>
         <w:sz w:val="18"/>
       </w:rPr>
       <w:t xml:space="preserve">第 </w:t>
     </w:r>
     <w:r>
       <w:rPr>
+        <w:rFonts w:eastAsia="黑体"/>
         <w:sz w:val="18"/>
       </w:rPr>
       <w:fldChar w:fldCharType="begin"/>
@@ -2660,6 +2935,7 @@
     </w:r>
     <w:r>
       <w:rPr>
+        <w:rFonts w:eastAsia="黑体"/>
         <w:sz w:val="18"/>
       </w:rPr>
       <w:t xml:space="preserve"> 页</w:t>
@@ -2673,6 +2949,9 @@
   <w:footnote w:type="continuationSeparator" w:id="0">
     <w:p>
       <w:r>
+        <w:rPr>
+          <w:rFonts w:eastAsia="黑体"/>
+        </w:rPr>
         <w:continuationSeparator/>
       </w:r>
     </w:p>
@@ -2680,6 +2959,9 @@
   <w:footnote w:type="separator" w:id="-1">
     <w:p>
       <w:r>
+        <w:rPr>
+          <w:rFonts w:eastAsia="黑体"/>
+        </w:rPr>
         <w:separator/>
       </w:r>
     </w:p>
@@ -2688,7 +2970,7 @@
 </file>
 
 <file path=word/header1.xml><?xml version="1.0" encoding="utf-8"?>
-<w:hdr xmlns:m="http://schemas.openxmlformats.org/officeDocument/2006/math" xmlns:mc="http://schemas.openxmlformats.org/markup-compatibility/2006" xmlns:mo="http://schemas.microsoft.com/office/mac/office/2008/main" xmlns:mv="urn:schemas-microsoft-com:mac:vml" xmlns:o="urn:schemas-microsoft-com:office:office" xmlns:r="http://schemas.openxmlformats.org/officeDocument/2006/relationships" xmlns:v="urn:schemas-microsoft-com:vml" xmlns:w10="urn:schemas-microsoft-com:office:word" xmlns:w14="http://schemas.microsoft.com/office/word/2010/wordml" xmlns:w="http://schemas.openxmlformats.org/wordprocessingml/2006/main" xmlns:wne="http://schemas.microsoft.com/office/word/2006/wordml" xmlns:wp14="http://schemas.microsoft.com/office/word/2010/wordprocessingDrawing" xmlns:wp="http://schemas.openxmlformats.org/drawingml/2006/wordprocessingDrawing" xmlns:wpc="http://schemas.microsoft.com/office/word/2010/wordprocessingCanvas" xmlns:wpg="http://schemas.microsoft.com/office/word/2010/wordprocessingGroup" xmlns:wpi="http://schemas.microsoft.com/office/word/2010/wordprocessingInk" xmlns:wps="http://schemas.microsoft.com/office/word/2010/wordprocessingShape" mc:Ignorable="w14 wp14">
+<w:hdr xmlns:mc="http://schemas.openxmlformats.org/markup-compatibility/2006" xmlns:w="http://schemas.openxmlformats.org/wordprocessingml/2006/main" xmlns:m="http://schemas.openxmlformats.org/officeDocument/2006/math" xmlns:mo="http://schemas.microsoft.com/office/mac/office/2008/main" xmlns:mv="urn:schemas-microsoft-com:mac:vml" xmlns:o="urn:schemas-microsoft-com:office:office" xmlns:r="http://schemas.openxmlformats.org/officeDocument/2006/relationships" xmlns:v="urn:schemas-microsoft-com:vml" xmlns:w10="urn:schemas-microsoft-com:office:word" xmlns:w14="http://schemas.microsoft.com/office/word/2010/wordml" xmlns:wne="http://schemas.microsoft.com/office/word/2006/wordml" xmlns:wp14="http://schemas.microsoft.com/office/word/2010/wordprocessingDrawing" xmlns:wp="http://schemas.openxmlformats.org/drawingml/2006/wordprocessingDrawing" xmlns:wpc="http://schemas.microsoft.com/office/word/2010/wordprocessingCanvas" xmlns:wpg="http://schemas.microsoft.com/office/word/2010/wordprocessingGroup" xmlns:wpi="http://schemas.microsoft.com/office/word/2010/wordprocessingInk" xmlns:wps="http://schemas.microsoft.com/office/word/2010/wordprocessingShape" mc:Ignorable="w14 wp14">
   <w:p>
     <w:pPr>
       <w:pStyle w:val="Header"/>
@@ -2696,7 +2978,7 @@
     </w:pPr>
     <w:r>
       <w:rPr>
-        <w:rFonts w:ascii="Times New Roman" w:hAnsi="Times New Roman"/>
+        <w:rFonts w:ascii="Times New Roman" w:hAnsi="Times New Roman" w:eastAsia="黑体"/>
         <w:sz w:val="18"/>
         <w:rFonts w:eastAsia="黑体"/>
         <w:rFonts w:eastAsia="黑体"/>
@@ -2708,7 +2990,7 @@
 </file>
 
 <file path=word/numbering.xml><?xml version="1.0" encoding="utf-8"?>
-<w:numbering xmlns:m="http://schemas.openxmlformats.org/officeDocument/2006/math" xmlns:mc="http://schemas.openxmlformats.org/markup-compatibility/2006" xmlns:mo="http://schemas.microsoft.com/office/mac/office/2008/main" xmlns:mv="urn:schemas-microsoft-com:mac:vml" xmlns:o="urn:schemas-microsoft-com:office:office" xmlns:r="http://schemas.openxmlformats.org/officeDocument/2006/relationships" xmlns:v="urn:schemas-microsoft-com:vml" xmlns:w="http://schemas.openxmlformats.org/wordprocessingml/2006/main" xmlns:w10="urn:schemas-microsoft-com:office:word" xmlns:w14="http://schemas.microsoft.com/office/word/2010/wordml" xmlns:wne="http://schemas.microsoft.com/office/word/2006/wordml" xmlns:wp="http://schemas.openxmlformats.org/drawingml/2006/wordprocessingDrawing" xmlns:wp14="http://schemas.microsoft.com/office/word/2010/wordprocessingDrawing" xmlns:wpc="http://schemas.microsoft.com/office/word/2010/wordprocessingCanvas" xmlns:wpg="http://schemas.microsoft.com/office/word/2010/wordprocessingGroup" xmlns:wpi="http://schemas.microsoft.com/office/word/2010/wordprocessingInk" xmlns:wps="http://schemas.microsoft.com/office/word/2010/wordprocessingShape" mc:Ignorable="w14 wp14">
+<w:numbering xmlns:mc="http://schemas.openxmlformats.org/markup-compatibility/2006" xmlns:w="http://schemas.openxmlformats.org/wordprocessingml/2006/main" xmlns:m="http://schemas.openxmlformats.org/officeDocument/2006/math" xmlns:mo="http://schemas.microsoft.com/office/mac/office/2008/main" xmlns:mv="urn:schemas-microsoft-com:mac:vml" xmlns:o="urn:schemas-microsoft-com:office:office" xmlns:r="http://schemas.openxmlformats.org/officeDocument/2006/relationships" xmlns:v="urn:schemas-microsoft-com:vml" xmlns:w10="urn:schemas-microsoft-com:office:word" xmlns:w14="http://schemas.microsoft.com/office/word/2010/wordml" xmlns:wne="http://schemas.microsoft.com/office/word/2006/wordml" xmlns:wp="http://schemas.openxmlformats.org/drawingml/2006/wordprocessingDrawing" xmlns:wp14="http://schemas.microsoft.com/office/word/2010/wordprocessingDrawing" xmlns:wpc="http://schemas.microsoft.com/office/word/2010/wordprocessingCanvas" xmlns:wpg="http://schemas.microsoft.com/office/word/2010/wordprocessingGroup" xmlns:wpi="http://schemas.microsoft.com/office/word/2010/wordprocessingInk" xmlns:wps="http://schemas.microsoft.com/office/word/2010/wordprocessingShape" mc:Ignorable="w14 wp14">
   <w:abstractNum w:abstractNumId="0">
     <w:nsid w:val="FFFFFF7C"/>
     <w:multiLevelType w:val="singleLevel"/>
@@ -2795,7 +3077,7 @@
         <w:ind w:hanging="360" w:left="1440"/>
       </w:pPr>
       <w:rPr>
-        <w:rFonts w:ascii="Symbol" w:hAnsi="Symbol" w:hint="default"/>
+        <w:rFonts w:ascii="Symbol" w:hAnsi="Symbol" w:hint="default" w:eastAsia="黑体"/>
       </w:rPr>
     </w:lvl>
   </w:abstractNum>
@@ -2816,7 +3098,7 @@
         <w:ind w:hanging="360" w:left="1080"/>
       </w:pPr>
       <w:rPr>
-        <w:rFonts w:ascii="Symbol" w:hAnsi="Symbol" w:hint="default"/>
+        <w:rFonts w:ascii="Symbol" w:hAnsi="Symbol" w:hint="default" w:eastAsia="黑体"/>
       </w:rPr>
     </w:lvl>
   </w:abstractNum>
@@ -2837,7 +3119,7 @@
         <w:ind w:hanging="360" w:left="720"/>
       </w:pPr>
       <w:rPr>
-        <w:rFonts w:ascii="Symbol" w:hAnsi="Symbol" w:hint="default"/>
+        <w:rFonts w:ascii="Symbol" w:hAnsi="Symbol" w:hint="default" w:eastAsia="黑体"/>
       </w:rPr>
     </w:lvl>
   </w:abstractNum>
@@ -2876,7 +3158,7 @@
         <w:ind w:hanging="360" w:left="360"/>
       </w:pPr>
       <w:rPr>
-        <w:rFonts w:ascii="Symbol" w:hAnsi="Symbol" w:hint="default"/>
+        <w:rFonts w:ascii="Symbol" w:hAnsi="Symbol" w:hint="default" w:eastAsia="黑体"/>
       </w:rPr>
     </w:lvl>
   </w:abstractNum>
@@ -2967,7 +3249,7 @@
         <w:ind w:left="720" w:hanging="360"/>
       </w:pPr>
       <w:rPr>
-        <w:rFonts w:ascii="Symbol" w:hAnsi="Symbol" w:cs="Symbol" w:hint="default"/>
+        <w:rFonts w:ascii="Symbol" w:hAnsi="Symbol" w:cs="Symbol" w:hint="default" w:eastAsia="黑体"/>
       </w:rPr>
     </w:lvl>
     <w:lvl w:ilvl="1">
@@ -2978,7 +3260,7 @@
         <w:ind w:left="1440" w:hanging="360"/>
       </w:pPr>
       <w:rPr>
-        <w:rFonts w:ascii="Courier New" w:hAnsi="Courier New" w:cs="Courier New" w:hint="default"/>
+        <w:rFonts w:ascii="Courier New" w:hAnsi="Courier New" w:cs="Courier New" w:hint="default" w:eastAsia="黑体"/>
       </w:rPr>
     </w:lvl>
     <w:lvl w:ilvl="2">
@@ -2989,7 +3271,7 @@
         <w:ind w:left="2160" w:hanging="360"/>
       </w:pPr>
       <w:rPr>
-        <w:rFonts w:ascii="Wingdings" w:hAnsi="Wingdings" w:cs="Wingdings" w:hint="default"/>
+        <w:rFonts w:ascii="Wingdings" w:hAnsi="Wingdings" w:cs="Wingdings" w:hint="default" w:eastAsia="黑体"/>
       </w:rPr>
     </w:lvl>
     <w:lvl w:ilvl="3">
@@ -3000,7 +3282,7 @@
         <w:ind w:left="2880" w:hanging="360"/>
       </w:pPr>
       <w:rPr>
-        <w:rFonts w:ascii="Symbol" w:hAnsi="Symbol" w:cs="Symbol" w:hint="default"/>
+        <w:rFonts w:ascii="Symbol" w:hAnsi="Symbol" w:cs="Symbol" w:hint="default" w:eastAsia="黑体"/>
       </w:rPr>
     </w:lvl>
     <w:lvl w:ilvl="4">
@@ -3011,7 +3293,7 @@
         <w:ind w:left="3600" w:hanging="360"/>
       </w:pPr>
       <w:rPr>
-        <w:rFonts w:ascii="Courier New" w:hAnsi="Courier New" w:cs="Courier New" w:hint="default"/>
+        <w:rFonts w:ascii="Courier New" w:hAnsi="Courier New" w:cs="Courier New" w:hint="default" w:eastAsia="黑体"/>
       </w:rPr>
     </w:lvl>
     <w:lvl w:ilvl="5">
@@ -3022,7 +3304,7 @@
         <w:ind w:left="4320" w:hanging="360"/>
       </w:pPr>
       <w:rPr>
-        <w:rFonts w:ascii="Wingdings" w:hAnsi="Wingdings" w:cs="Wingdings" w:hint="default"/>
+        <w:rFonts w:ascii="Wingdings" w:hAnsi="Wingdings" w:cs="Wingdings" w:hint="default" w:eastAsia="黑体"/>
       </w:rPr>
     </w:lvl>
     <w:lvl w:ilvl="6">
@@ -3033,7 +3315,7 @@
         <w:ind w:left="5040" w:hanging="360"/>
       </w:pPr>
       <w:rPr>
-        <w:rFonts w:ascii="Symbol" w:hAnsi="Symbol" w:cs="Symbol" w:hint="default"/>
+        <w:rFonts w:ascii="Symbol" w:hAnsi="Symbol" w:cs="Symbol" w:hint="default" w:eastAsia="黑体"/>
       </w:rPr>
     </w:lvl>
     <w:lvl w:ilvl="7">
@@ -3044,7 +3326,7 @@
         <w:ind w:left="5760" w:hanging="360"/>
       </w:pPr>
       <w:rPr>
-        <w:rFonts w:ascii="Courier New" w:hAnsi="Courier New" w:cs="Courier New" w:hint="default"/>
+        <w:rFonts w:ascii="Courier New" w:hAnsi="Courier New" w:cs="Courier New" w:hint="default" w:eastAsia="黑体"/>
       </w:rPr>
     </w:lvl>
     <w:lvl w:ilvl="8">
@@ -3055,7 +3337,7 @@
         <w:ind w:left="6480" w:hanging="360"/>
       </w:pPr>
       <w:rPr>
-        <w:rFonts w:ascii="Wingdings" w:hAnsi="Wingdings" w:cs="Wingdings" w:hint="default"/>
+        <w:rFonts w:ascii="Wingdings" w:hAnsi="Wingdings" w:cs="Wingdings" w:hint="default" w:eastAsia="黑体"/>
       </w:rPr>
     </w:lvl>
   </w:abstractNum>
@@ -3111,11 +3393,11 @@
 </file>
 
 <file path=word/styles.xml><?xml version="1.0" encoding="utf-8"?>
-<w:styles xmlns:mc="http://schemas.openxmlformats.org/markup-compatibility/2006" xmlns:r="http://schemas.openxmlformats.org/officeDocument/2006/relationships" xmlns:w="http://schemas.openxmlformats.org/wordprocessingml/2006/main" xmlns:w14="http://schemas.microsoft.com/office/word/2010/wordml" mc:Ignorable="w14">
+<w:styles xmlns:mc="http://schemas.openxmlformats.org/markup-compatibility/2006" xmlns:w="http://schemas.openxmlformats.org/wordprocessingml/2006/main" xmlns:r="http://schemas.openxmlformats.org/officeDocument/2006/relationships" xmlns:w14="http://schemas.microsoft.com/office/word/2010/wordml" mc:Ignorable="w14">
   <w:docDefaults>
     <w:rPrDefault>
       <w:rPr>
-        <w:rFonts w:asciiTheme="minorHAnsi" w:cstheme="minorBidi" w:eastAsiaTheme="minorEastAsia" w:hAnsiTheme="minorHAnsi"/>
+        <w:rFonts w:asciiTheme="minorHAnsi" w:cstheme="minorBidi" w:hAnsiTheme="minorHAnsi" w:eastAsia="黑体"/>
         <w:sz w:val="22"/>
         <w:szCs w:val="22"/>
         <w:lang w:bidi="ar-SA" w:eastAsia="en-US" w:val="en-US"/>
@@ -3337,7 +3619,7 @@
       <w:outlineLvl w:val="0"/>
     </w:pPr>
     <w:rPr>
-      <w:rFonts w:ascii="Times New Roman" w:asciiTheme="majorHAnsi" w:cstheme="majorBidi" w:eastAsia="黑体" w:eastAsiaTheme="majorEastAsia" w:hAnsi="Times New Roman" w:hAnsiTheme="majorHAnsi"/>
+      <w:rFonts w:ascii="Times New Roman" w:asciiTheme="majorHAnsi" w:cstheme="majorBidi" w:eastAsia="黑体" w:hAnsi="Times New Roman" w:hAnsiTheme="majorHAnsi"/>
       <w:b/>
       <w:bCs/>
       <w:color w:val="1F3864"/>
@@ -3361,7 +3643,7 @@
       <w:outlineLvl w:val="1"/>
     </w:pPr>
     <w:rPr>
-      <w:rFonts w:ascii="Times New Roman" w:asciiTheme="majorHAnsi" w:cstheme="majorBidi" w:eastAsia="黑体" w:eastAsiaTheme="majorEastAsia" w:hAnsi="Times New Roman" w:hAnsiTheme="majorHAnsi"/>
+      <w:rFonts w:ascii="Times New Roman" w:asciiTheme="majorHAnsi" w:cstheme="majorBidi" w:eastAsia="黑体" w:hAnsi="Times New Roman" w:hAnsiTheme="majorHAnsi"/>
       <w:b/>
       <w:bCs/>
       <w:color w:val="2E4E7E"/>
@@ -3385,7 +3667,7 @@
       <w:outlineLvl w:val="2"/>
     </w:pPr>
     <w:rPr>
-      <w:rFonts w:ascii="Times New Roman" w:asciiTheme="majorHAnsi" w:cstheme="majorBidi" w:eastAsia="黑体" w:eastAsiaTheme="majorEastAsia" w:hAnsi="Times New Roman" w:hAnsiTheme="majorHAnsi"/>
+      <w:rFonts w:ascii="Times New Roman" w:asciiTheme="majorHAnsi" w:cstheme="majorBidi" w:eastAsia="黑体" w:hAnsi="Times New Roman" w:hAnsiTheme="majorHAnsi"/>
       <w:b/>
       <w:bCs/>
       <w:color w:val="2E4E7E"/>
@@ -3409,7 +3691,7 @@
       <w:outlineLvl w:val="3"/>
     </w:pPr>
     <w:rPr>
-      <w:rFonts w:ascii="Times New Roman" w:asciiTheme="majorHAnsi" w:cstheme="majorBidi" w:eastAsia="黑体" w:eastAsiaTheme="majorEastAsia" w:hAnsi="Times New Roman" w:hAnsiTheme="majorHAnsi"/>
+      <w:rFonts w:ascii="Times New Roman" w:asciiTheme="majorHAnsi" w:cstheme="majorBidi" w:eastAsia="黑体" w:hAnsi="Times New Roman" w:hAnsiTheme="majorHAnsi"/>
       <w:b/>
       <w:bCs/>
       <w:i/>
@@ -3435,7 +3717,7 @@
       <w:outlineLvl w:val="4"/>
     </w:pPr>
     <w:rPr>
-      <w:rFonts w:ascii="Times New Roman" w:asciiTheme="majorHAnsi" w:cstheme="majorBidi" w:eastAsia="黑体" w:eastAsiaTheme="majorEastAsia" w:hAnsi="Times New Roman" w:hAnsiTheme="majorHAnsi"/>
+      <w:rFonts w:ascii="Times New Roman" w:asciiTheme="majorHAnsi" w:cstheme="majorBidi" w:eastAsia="黑体" w:hAnsi="Times New Roman" w:hAnsiTheme="majorHAnsi"/>
       <w:b/>
       <w:color w:val="333333"/>
       <w:sz w:val="22"/>
@@ -3458,7 +3740,7 @@
       <w:outlineLvl w:val="5"/>
     </w:pPr>
     <w:rPr>
-      <w:rFonts w:asciiTheme="majorHAnsi" w:cstheme="majorBidi" w:eastAsiaTheme="majorEastAsia" w:hAnsiTheme="majorHAnsi"/>
+      <w:rFonts w:asciiTheme="majorHAnsi" w:cstheme="majorBidi" w:hAnsiTheme="majorHAnsi" w:eastAsia="黑体"/>
       <w:i/>
       <w:iCs/>
       <w:color w:themeColor="accent1" w:themeShade="7F" w:val="243F60"/>
@@ -3481,7 +3763,7 @@
       <w:outlineLvl w:val="6"/>
     </w:pPr>
     <w:rPr>
-      <w:rFonts w:asciiTheme="majorHAnsi" w:cstheme="majorBidi" w:eastAsiaTheme="majorEastAsia" w:hAnsiTheme="majorHAnsi"/>
+      <w:rFonts w:asciiTheme="majorHAnsi" w:cstheme="majorBidi" w:hAnsiTheme="majorHAnsi" w:eastAsia="黑体"/>
       <w:i/>
       <w:iCs/>
       <w:color w:themeColor="text1" w:themeTint="BF" w:val="404040"/>
@@ -3504,7 +3786,7 @@
       <w:outlineLvl w:val="7"/>
     </w:pPr>
     <w:rPr>
-      <w:rFonts w:asciiTheme="majorHAnsi" w:cstheme="majorBidi" w:eastAsiaTheme="majorEastAsia" w:hAnsiTheme="majorHAnsi"/>
+      <w:rFonts w:asciiTheme="majorHAnsi" w:cstheme="majorBidi" w:hAnsiTheme="majorHAnsi" w:eastAsia="黑体"/>
       <w:color w:themeColor="accent1" w:val="4F81BD"/>
       <w:sz w:val="20"/>
       <w:szCs w:val="20"/>
@@ -3527,7 +3809,7 @@
       <w:outlineLvl w:val="8"/>
     </w:pPr>
     <w:rPr>
-      <w:rFonts w:asciiTheme="majorHAnsi" w:cstheme="majorBidi" w:eastAsiaTheme="majorEastAsia" w:hAnsiTheme="majorHAnsi"/>
+      <w:rFonts w:asciiTheme="majorHAnsi" w:cstheme="majorBidi" w:hAnsiTheme="majorHAnsi" w:eastAsia="黑体"/>
       <w:i/>
       <w:iCs/>
       <w:color w:themeColor="text1" w:themeTint="BF" w:val="404040"/>
@@ -3578,7 +3860,7 @@
     <w:uiPriority w:val="9"/>
     <w:rsid w:val="00FC693F"/>
     <w:rPr>
-      <w:rFonts w:asciiTheme="majorHAnsi" w:cstheme="majorBidi" w:eastAsiaTheme="majorEastAsia" w:hAnsiTheme="majorHAnsi"/>
+      <w:rFonts w:asciiTheme="majorHAnsi" w:cstheme="majorBidi" w:hAnsiTheme="majorHAnsi" w:eastAsia="黑体"/>
       <w:b/>
       <w:bCs/>
       <w:color w:themeColor="accent1" w:themeShade="BF" w:val="365F91"/>
@@ -3593,7 +3875,7 @@
     <w:uiPriority w:val="9"/>
     <w:rsid w:val="00FC693F"/>
     <w:rPr>
-      <w:rFonts w:asciiTheme="majorHAnsi" w:cstheme="majorBidi" w:eastAsiaTheme="majorEastAsia" w:hAnsiTheme="majorHAnsi"/>
+      <w:rFonts w:asciiTheme="majorHAnsi" w:cstheme="majorBidi" w:hAnsiTheme="majorHAnsi" w:eastAsia="黑体"/>
       <w:b/>
       <w:bCs/>
       <w:color w:themeColor="accent1" w:val="4F81BD"/>
@@ -3608,7 +3890,7 @@
     <w:uiPriority w:val="9"/>
     <w:rsid w:val="00FC693F"/>
     <w:rPr>
-      <w:rFonts w:asciiTheme="majorHAnsi" w:cstheme="majorBidi" w:eastAsiaTheme="majorEastAsia" w:hAnsiTheme="majorHAnsi"/>
+      <w:rFonts w:asciiTheme="majorHAnsi" w:cstheme="majorBidi" w:hAnsiTheme="majorHAnsi" w:eastAsia="黑体"/>
       <w:b/>
       <w:bCs/>
       <w:color w:themeColor="accent1" w:val="4F81BD"/>
@@ -3631,7 +3913,7 @@
       <w:contextualSpacing/>
     </w:pPr>
     <w:rPr>
-      <w:rFonts w:ascii="Times New Roman" w:asciiTheme="majorHAnsi" w:cstheme="majorBidi" w:eastAsia="黑体" w:eastAsiaTheme="majorEastAsia" w:hAnsi="Times New Roman" w:hAnsiTheme="majorHAnsi"/>
+      <w:rFonts w:ascii="Times New Roman" w:asciiTheme="majorHAnsi" w:cstheme="majorBidi" w:eastAsia="黑体" w:hAnsi="Times New Roman" w:hAnsiTheme="majorHAnsi"/>
       <w:b/>
       <w:color w:val="1F3864"/>
       <w:spacing w:val="5"/>
@@ -3647,7 +3929,7 @@
     <w:uiPriority w:val="10"/>
     <w:rsid w:val="00FC693F"/>
     <w:rPr>
-      <w:rFonts w:asciiTheme="majorHAnsi" w:cstheme="majorBidi" w:eastAsiaTheme="majorEastAsia" w:hAnsiTheme="majorHAnsi"/>
+      <w:rFonts w:asciiTheme="majorHAnsi" w:cstheme="majorBidi" w:hAnsiTheme="majorHAnsi" w:eastAsia="黑体"/>
       <w:color w:themeColor="text2" w:themeShade="BF" w:val="17365D"/>
       <w:spacing w:val="5"/>
       <w:kern w:val="28"/>
@@ -3669,7 +3951,7 @@
       </w:numPr>
     </w:pPr>
     <w:rPr>
-      <w:rFonts w:asciiTheme="majorHAnsi" w:cstheme="majorBidi" w:eastAsiaTheme="majorEastAsia" w:hAnsiTheme="majorHAnsi"/>
+      <w:rFonts w:asciiTheme="majorHAnsi" w:cstheme="majorBidi" w:hAnsiTheme="majorHAnsi" w:eastAsia="黑体"/>
       <w:i/>
       <w:iCs/>
       <w:color w:themeColor="accent1" w:val="4F81BD"/>
@@ -3685,7 +3967,7 @@
     <w:uiPriority w:val="11"/>
     <w:rsid w:val="00FC693F"/>
     <w:rPr>
-      <w:rFonts w:asciiTheme="majorHAnsi" w:cstheme="majorBidi" w:eastAsiaTheme="majorEastAsia" w:hAnsiTheme="majorHAnsi"/>
+      <w:rFonts w:asciiTheme="majorHAnsi" w:cstheme="majorBidi" w:hAnsiTheme="majorHAnsi" w:eastAsia="黑体"/>
       <w:i/>
       <w:iCs/>
       <w:color w:themeColor="accent1" w:val="4F81BD"/>
@@ -3752,6 +4034,7 @@
       <w:spacing w:after="120"/>
     </w:pPr>
     <w:rPr>
+      <w:rFonts w:eastAsia="黑体"/>
       <w:sz w:val="16"/>
       <w:szCs w:val="16"/>
     </w:rPr>
@@ -3763,6 +4046,7 @@
     <w:uiPriority w:val="99"/>
     <w:rsid w:val="00AA1D8D"/>
     <w:rPr>
+      <w:rFonts w:eastAsia="黑体"/>
       <w:sz w:val="16"/>
       <w:szCs w:val="16"/>
     </w:rPr>
@@ -3932,7 +4216,7 @@
       </w:tabs>
     </w:pPr>
     <w:rPr>
-      <w:rFonts w:ascii="Courier" w:hAnsi="Courier"/>
+      <w:rFonts w:ascii="Courier" w:hAnsi="Courier" w:eastAsia="黑体"/>
       <w:sz w:val="20"/>
       <w:szCs w:val="20"/>
     </w:rPr>
@@ -3944,7 +4228,7 @@
     <w:uiPriority w:val="99"/>
     <w:rsid w:val="0029639D"/>
     <w:rPr>
-      <w:rFonts w:ascii="Courier" w:hAnsi="Courier"/>
+      <w:rFonts w:ascii="Courier" w:hAnsi="Courier" w:eastAsia="黑体"/>
       <w:sz w:val="20"/>
       <w:szCs w:val="20"/>
     </w:rPr>
@@ -3980,6 +4264,7 @@
     <w:uiPriority w:val="29"/>
     <w:rsid w:val="00FC693F"/>
     <w:rPr>
+      <w:rFonts w:eastAsia="黑体"/>
       <w:i/>
       <w:iCs/>
       <w:color w:themeColor="text1" w:val="000000"/>
@@ -3993,7 +4278,7 @@
     <w:semiHidden/>
     <w:rsid w:val="00FC693F"/>
     <w:rPr>
-      <w:rFonts w:asciiTheme="majorHAnsi" w:cstheme="majorBidi" w:eastAsiaTheme="majorEastAsia" w:hAnsiTheme="majorHAnsi"/>
+      <w:rFonts w:asciiTheme="majorHAnsi" w:cstheme="majorBidi" w:hAnsiTheme="majorHAnsi" w:eastAsia="黑体"/>
       <w:b/>
       <w:bCs/>
       <w:i/>
@@ -4009,7 +4294,7 @@
     <w:semiHidden/>
     <w:rsid w:val="00FC693F"/>
     <w:rPr>
-      <w:rFonts w:asciiTheme="majorHAnsi" w:cstheme="majorBidi" w:eastAsiaTheme="majorEastAsia" w:hAnsiTheme="majorHAnsi"/>
+      <w:rFonts w:asciiTheme="majorHAnsi" w:cstheme="majorBidi" w:hAnsiTheme="majorHAnsi" w:eastAsia="黑体"/>
       <w:color w:themeColor="accent1" w:themeShade="7F" w:val="243F60"/>
     </w:rPr>
   </w:style>
@@ -4021,7 +4306,7 @@
     <w:semiHidden/>
     <w:rsid w:val="00FC693F"/>
     <w:rPr>
-      <w:rFonts w:asciiTheme="majorHAnsi" w:cstheme="majorBidi" w:eastAsiaTheme="majorEastAsia" w:hAnsiTheme="majorHAnsi"/>
+      <w:rFonts w:asciiTheme="majorHAnsi" w:cstheme="majorBidi" w:hAnsiTheme="majorHAnsi" w:eastAsia="黑体"/>
       <w:i/>
       <w:iCs/>
       <w:color w:themeColor="accent1" w:themeShade="7F" w:val="243F60"/>
@@ -4035,7 +4320,7 @@
     <w:semiHidden/>
     <w:rsid w:val="00FC693F"/>
     <w:rPr>
-      <w:rFonts w:asciiTheme="majorHAnsi" w:cstheme="majorBidi" w:eastAsiaTheme="majorEastAsia" w:hAnsiTheme="majorHAnsi"/>
+      <w:rFonts w:asciiTheme="majorHAnsi" w:cstheme="majorBidi" w:hAnsiTheme="majorHAnsi" w:eastAsia="黑体"/>
       <w:i/>
       <w:iCs/>
       <w:color w:themeColor="text1" w:themeTint="BF" w:val="404040"/>
@@ -4049,7 +4334,7 @@
     <w:semiHidden/>
     <w:rsid w:val="00FC693F"/>
     <w:rPr>
-      <w:rFonts w:asciiTheme="majorHAnsi" w:cstheme="majorBidi" w:eastAsiaTheme="majorEastAsia" w:hAnsiTheme="majorHAnsi"/>
+      <w:rFonts w:asciiTheme="majorHAnsi" w:cstheme="majorBidi" w:hAnsiTheme="majorHAnsi" w:eastAsia="黑体"/>
       <w:color w:themeColor="accent1" w:val="4F81BD"/>
       <w:sz w:val="20"/>
       <w:szCs w:val="20"/>
@@ -4063,7 +4348,7 @@
     <w:semiHidden/>
     <w:rsid w:val="00FC693F"/>
     <w:rPr>
-      <w:rFonts w:asciiTheme="majorHAnsi" w:cstheme="majorBidi" w:eastAsiaTheme="majorEastAsia" w:hAnsiTheme="majorHAnsi"/>
+      <w:rFonts w:asciiTheme="majorHAnsi" w:cstheme="majorBidi" w:hAnsiTheme="majorHAnsi" w:eastAsia="黑体"/>
       <w:i/>
       <w:iCs/>
       <w:color w:themeColor="text1" w:themeTint="BF" w:val="404040"/>
@@ -4084,6 +4369,7 @@
       <w:spacing w:line="240" w:lineRule="auto"/>
     </w:pPr>
     <w:rPr>
+      <w:rFonts w:eastAsia="黑体"/>
       <w:b/>
       <w:bCs/>
       <w:color w:themeColor="accent1" w:val="4F81BD"/>
@@ -4098,6 +4384,7 @@
     <w:qFormat/>
     <w:rsid w:val="00FC693F"/>
     <w:rPr>
+      <w:rFonts w:eastAsia="黑体"/>
       <w:b/>
       <w:bCs/>
     </w:rPr>
@@ -4109,6 +4396,7 @@
     <w:qFormat/>
     <w:rsid w:val="00FC693F"/>
     <w:rPr>
+      <w:rFonts w:eastAsia="黑体"/>
       <w:i/>
       <w:iCs/>
     </w:rPr>
@@ -4129,6 +4417,7 @@
       <w:ind w:left="936" w:right="936"/>
     </w:pPr>
     <w:rPr>
+      <w:rFonts w:eastAsia="黑体"/>
       <w:b/>
       <w:bCs/>
       <w:i/>
@@ -4143,6 +4432,7 @@
     <w:uiPriority w:val="30"/>
     <w:rsid w:val="00FC693F"/>
     <w:rPr>
+      <w:rFonts w:eastAsia="黑体"/>
       <w:b/>
       <w:bCs/>
       <w:i/>
@@ -4157,6 +4447,7 @@
     <w:qFormat/>
     <w:rsid w:val="00FC693F"/>
     <w:rPr>
+      <w:rFonts w:eastAsia="黑体"/>
       <w:i/>
       <w:iCs/>
       <w:color w:themeColor="text1" w:themeTint="7F" w:val="808080"/>
@@ -4169,6 +4460,7 @@
     <w:qFormat/>
     <w:rsid w:val="00FC693F"/>
     <w:rPr>
+      <w:rFonts w:eastAsia="黑体"/>
       <w:b/>
       <w:bCs/>
       <w:i/>
@@ -4183,6 +4475,7 @@
     <w:qFormat/>
     <w:rsid w:val="00FC693F"/>
     <w:rPr>
+      <w:rFonts w:eastAsia="黑体"/>
       <w:smallCaps/>
       <w:color w:themeColor="accent2" w:val="C0504D"/>
       <w:u w:val="single"/>
@@ -4195,6 +4488,7 @@
     <w:qFormat/>
     <w:rsid w:val="00FC693F"/>
     <w:rPr>
+      <w:rFonts w:eastAsia="黑体"/>
       <w:b/>
       <w:bCs/>
       <w:smallCaps/>
@@ -4210,6 +4504,7 @@
     <w:qFormat/>
     <w:rsid w:val="00FC693F"/>
     <w:rPr>
+      <w:rFonts w:eastAsia="黑体"/>
       <w:b/>
       <w:bCs/>
       <w:smallCaps/>
@@ -4264,6 +4559,7 @@
       <w:spacing w:after="0" w:line="240" w:lineRule="auto"/>
     </w:pPr>
     <w:rPr>
+      <w:rFonts w:eastAsia="黑体"/>
       <w:color w:themeColor="text1" w:themeShade="BF" w:val="000000"/>
     </w:rPr>
     <w:tblPr>
@@ -4286,6 +4582,7 @@
         <w:spacing w:after="0" w:before="0" w:line="240" w:lineRule="auto"/>
       </w:pPr>
       <w:rPr>
+        <w:rFonts w:eastAsia="黑体"/>
         <w:b/>
         <w:bCs/>
       </w:rPr>
@@ -4306,6 +4603,7 @@
         <w:spacing w:after="0" w:before="0" w:line="240" w:lineRule="auto"/>
       </w:pPr>
       <w:rPr>
+        <w:rFonts w:eastAsia="黑体"/>
         <w:b/>
         <w:bCs/>
       </w:rPr>
@@ -4323,12 +4621,14 @@
     </w:tblStylePr>
     <w:tblStylePr w:type="firstCol">
       <w:rPr>
+        <w:rFonts w:eastAsia="黑体"/>
         <w:b/>
         <w:bCs/>
       </w:rPr>
     </w:tblStylePr>
     <w:tblStylePr w:type="lastCol">
       <w:rPr>
+        <w:rFonts w:eastAsia="黑体"/>
         <w:b/>
         <w:bCs/>
       </w:rPr>
@@ -4367,6 +4667,7 @@
       <w:spacing w:after="0" w:line="240" w:lineRule="auto"/>
     </w:pPr>
     <w:rPr>
+      <w:rFonts w:eastAsia="黑体"/>
       <w:color w:themeColor="accent1" w:themeShade="BF" w:val="365F91"/>
     </w:rPr>
     <w:tblPr>
@@ -4389,6 +4690,7 @@
         <w:spacing w:after="0" w:before="0" w:line="240" w:lineRule="auto"/>
       </w:pPr>
       <w:rPr>
+        <w:rFonts w:eastAsia="黑体"/>
         <w:b/>
         <w:bCs/>
       </w:rPr>
@@ -4409,6 +4711,7 @@
         <w:spacing w:after="0" w:before="0" w:line="240" w:lineRule="auto"/>
       </w:pPr>
       <w:rPr>
+        <w:rFonts w:eastAsia="黑体"/>
         <w:b/>
         <w:bCs/>
       </w:rPr>
@@ -4426,12 +4729,14 @@
     </w:tblStylePr>
     <w:tblStylePr w:type="firstCol">
       <w:rPr>
+        <w:rFonts w:eastAsia="黑体"/>
         <w:b/>
         <w:bCs/>
       </w:rPr>
     </w:tblStylePr>
     <w:tblStylePr w:type="lastCol">
       <w:rPr>
+        <w:rFonts w:eastAsia="黑体"/>
         <w:b/>
         <w:bCs/>
       </w:rPr>
@@ -4470,6 +4775,7 @@
       <w:spacing w:after="0" w:line="240" w:lineRule="auto"/>
     </w:pPr>
     <w:rPr>
+      <w:rFonts w:eastAsia="黑体"/>
       <w:color w:themeColor="accent2" w:themeShade="BF" w:val="943634"/>
     </w:rPr>
     <w:tblPr>
@@ -4492,6 +4798,7 @@
         <w:spacing w:after="0" w:before="0" w:line="240" w:lineRule="auto"/>
       </w:pPr>
       <w:rPr>
+        <w:rFonts w:eastAsia="黑体"/>
         <w:b/>
         <w:bCs/>
       </w:rPr>
@@ -4512,6 +4819,7 @@
         <w:spacing w:after="0" w:before="0" w:line="240" w:lineRule="auto"/>
       </w:pPr>
       <w:rPr>
+        <w:rFonts w:eastAsia="黑体"/>
         <w:b/>
         <w:bCs/>
       </w:rPr>
@@ -4529,12 +4837,14 @@
     </w:tblStylePr>
     <w:tblStylePr w:type="firstCol">
       <w:rPr>
+        <w:rFonts w:eastAsia="黑体"/>
         <w:b/>
         <w:bCs/>
       </w:rPr>
     </w:tblStylePr>
     <w:tblStylePr w:type="lastCol">
       <w:rPr>
+        <w:rFonts w:eastAsia="黑体"/>
         <w:b/>
         <w:bCs/>
       </w:rPr>
@@ -4573,6 +4883,7 @@
       <w:spacing w:after="0" w:line="240" w:lineRule="auto"/>
     </w:pPr>
     <w:rPr>
+      <w:rFonts w:eastAsia="黑体"/>
       <w:color w:themeColor="accent3" w:themeShade="BF" w:val="76923C"/>
     </w:rPr>
     <w:tblPr>
@@ -4595,6 +4906,7 @@
         <w:spacing w:after="0" w:before="0" w:line="240" w:lineRule="auto"/>
       </w:pPr>
       <w:rPr>
+        <w:rFonts w:eastAsia="黑体"/>
         <w:b/>
         <w:bCs/>
       </w:rPr>
@@ -4615,6 +4927,7 @@
         <w:spacing w:after="0" w:before="0" w:line="240" w:lineRule="auto"/>
       </w:pPr>
       <w:rPr>
+        <w:rFonts w:eastAsia="黑体"/>
         <w:b/>
         <w:bCs/>
       </w:rPr>
@@ -4632,12 +4945,14 @@
     </w:tblStylePr>
     <w:tblStylePr w:type="firstCol">
       <w:rPr>
+        <w:rFonts w:eastAsia="黑体"/>
         <w:b/>
         <w:bCs/>
       </w:rPr>
     </w:tblStylePr>
     <w:tblStylePr w:type="lastCol">
       <w:rPr>
+        <w:rFonts w:eastAsia="黑体"/>
         <w:b/>
         <w:bCs/>
       </w:rPr>
@@ -4676,6 +4991,7 @@
       <w:spacing w:after="0" w:line="240" w:lineRule="auto"/>
     </w:pPr>
     <w:rPr>
+      <w:rFonts w:eastAsia="黑体"/>
       <w:color w:themeColor="accent4" w:themeShade="BF" w:val="5F497A"/>
     </w:rPr>
     <w:tblPr>
@@ -4698,6 +5014,7 @@
         <w:spacing w:after="0" w:before="0" w:line="240" w:lineRule="auto"/>
       </w:pPr>
       <w:rPr>
+        <w:rFonts w:eastAsia="黑体"/>
         <w:b/>
         <w:bCs/>
       </w:rPr>
@@ -4718,6 +5035,7 @@
         <w:spacing w:after="0" w:before="0" w:line="240" w:lineRule="auto"/>
       </w:pPr>
       <w:rPr>
+        <w:rFonts w:eastAsia="黑体"/>
         <w:b/>
         <w:bCs/>
       </w:rPr>
@@ -4735,12 +5053,14 @@
     </w:tblStylePr>
     <w:tblStylePr w:type="firstCol">
       <w:rPr>
+        <w:rFonts w:eastAsia="黑体"/>
         <w:b/>
         <w:bCs/>
       </w:rPr>
     </w:tblStylePr>
     <w:tblStylePr w:type="lastCol">
       <w:rPr>
+        <w:rFonts w:eastAsia="黑体"/>
         <w:b/>
         <w:bCs/>
       </w:rPr>
@@ -4779,6 +5099,7 @@
       <w:spacing w:after="0" w:line="240" w:lineRule="auto"/>
     </w:pPr>
     <w:rPr>
+      <w:rFonts w:eastAsia="黑体"/>
       <w:color w:themeColor="accent5" w:themeShade="BF" w:val="31849B"/>
     </w:rPr>
     <w:tblPr>
@@ -4801,6 +5122,7 @@
         <w:spacing w:after="0" w:before="0" w:line="240" w:lineRule="auto"/>
       </w:pPr>
       <w:rPr>
+        <w:rFonts w:eastAsia="黑体"/>
         <w:b/>
         <w:bCs/>
       </w:rPr>
@@ -4821,6 +5143,7 @@
         <w:spacing w:after="0" w:before="0" w:line="240" w:lineRule="auto"/>
       </w:pPr>
       <w:rPr>
+        <w:rFonts w:eastAsia="黑体"/>
         <w:b/>
         <w:bCs/>
       </w:rPr>
@@ -4838,12 +5161,14 @@
     </w:tblStylePr>
     <w:tblStylePr w:type="firstCol">
       <w:rPr>
+        <w:rFonts w:eastAsia="黑体"/>
         <w:b/>
         <w:bCs/>
       </w:rPr>
     </w:tblStylePr>
     <w:tblStylePr w:type="lastCol">
       <w:rPr>
+        <w:rFonts w:eastAsia="黑体"/>
         <w:b/>
         <w:bCs/>
       </w:rPr>
@@ -4882,6 +5207,7 @@
       <w:spacing w:after="0" w:line="240" w:lineRule="auto"/>
     </w:pPr>
     <w:rPr>
+      <w:rFonts w:eastAsia="黑体"/>
       <w:color w:themeColor="accent6" w:themeShade="BF" w:val="E36C0A"/>
     </w:rPr>
     <w:tblPr>
@@ -4904,6 +5230,7 @@
         <w:spacing w:after="0" w:before="0" w:line="240" w:lineRule="auto"/>
       </w:pPr>
       <w:rPr>
+        <w:rFonts w:eastAsia="黑体"/>
         <w:b/>
         <w:bCs/>
       </w:rPr>
@@ -4924,6 +5251,7 @@
         <w:spacing w:after="0" w:before="0" w:line="240" w:lineRule="auto"/>
       </w:pPr>
       <w:rPr>
+        <w:rFonts w:eastAsia="黑体"/>
         <w:b/>
         <w:bCs/>
       </w:rPr>
@@ -4941,12 +5269,14 @@
     </w:tblStylePr>
     <w:tblStylePr w:type="firstCol">
       <w:rPr>
+        <w:rFonts w:eastAsia="黑体"/>
         <w:b/>
         <w:bCs/>
       </w:rPr>
     </w:tblStylePr>
     <w:tblStylePr w:type="lastCol">
       <w:rPr>
+        <w:rFonts w:eastAsia="黑体"/>
         <w:b/>
         <w:bCs/>
       </w:rPr>
@@ -5006,6 +5336,7 @@
         <w:spacing w:after="0" w:before="0" w:line="240" w:lineRule="auto"/>
       </w:pPr>
       <w:rPr>
+        <w:rFonts w:eastAsia="黑体"/>
         <w:b/>
         <w:bCs/>
         <w:color w:themeColor="background1" w:val="FFFFFF"/>
@@ -5020,6 +5351,7 @@
         <w:spacing w:after="0" w:before="0" w:line="240" w:lineRule="auto"/>
       </w:pPr>
       <w:rPr>
+        <w:rFonts w:eastAsia="黑体"/>
         <w:b/>
         <w:bCs/>
       </w:rPr>
@@ -5035,12 +5367,14 @@
     </w:tblStylePr>
     <w:tblStylePr w:type="firstCol">
       <w:rPr>
+        <w:rFonts w:eastAsia="黑体"/>
         <w:b/>
         <w:bCs/>
       </w:rPr>
     </w:tblStylePr>
     <w:tblStylePr w:type="lastCol">
       <w:rPr>
+        <w:rFonts w:eastAsia="黑体"/>
         <w:b/>
         <w:bCs/>
       </w:rPr>
@@ -5098,6 +5432,7 @@
         <w:spacing w:after="0" w:before="0" w:line="240" w:lineRule="auto"/>
       </w:pPr>
       <w:rPr>
+        <w:rFonts w:eastAsia="黑体"/>
         <w:b/>
         <w:bCs/>
         <w:color w:themeColor="background1" w:val="FFFFFF"/>
@@ -5112,6 +5447,7 @@
         <w:spacing w:after="0" w:before="0" w:line="240" w:lineRule="auto"/>
       </w:pPr>
       <w:rPr>
+        <w:rFonts w:eastAsia="黑体"/>
         <w:b/>
         <w:bCs/>
       </w:rPr>
@@ -5127,12 +5463,14 @@
     </w:tblStylePr>
     <w:tblStylePr w:type="firstCol">
       <w:rPr>
+        <w:rFonts w:eastAsia="黑体"/>
         <w:b/>
         <w:bCs/>
       </w:rPr>
     </w:tblStylePr>
     <w:tblStylePr w:type="lastCol">
       <w:rPr>
+        <w:rFonts w:eastAsia="黑体"/>
         <w:b/>
         <w:bCs/>
       </w:rPr>
@@ -5190,6 +5528,7 @@
         <w:spacing w:after="0" w:before="0" w:line="240" w:lineRule="auto"/>
       </w:pPr>
       <w:rPr>
+        <w:rFonts w:eastAsia="黑体"/>
         <w:b/>
         <w:bCs/>
         <w:color w:themeColor="background1" w:val="FFFFFF"/>
@@ -5204,6 +5543,7 @@
         <w:spacing w:after="0" w:before="0" w:line="240" w:lineRule="auto"/>
       </w:pPr>
       <w:rPr>
+        <w:rFonts w:eastAsia="黑体"/>
         <w:b/>
         <w:bCs/>
       </w:rPr>
@@ -5219,12 +5559,14 @@
     </w:tblStylePr>
     <w:tblStylePr w:type="firstCol">
       <w:rPr>
+        <w:rFonts w:eastAsia="黑体"/>
         <w:b/>
         <w:bCs/>
       </w:rPr>
     </w:tblStylePr>
     <w:tblStylePr w:type="lastCol">
       <w:rPr>
+        <w:rFonts w:eastAsia="黑体"/>
         <w:b/>
         <w:bCs/>
       </w:rPr>
@@ -5282,6 +5624,7 @@
         <w:spacing w:after="0" w:before="0" w:line="240" w:lineRule="auto"/>
       </w:pPr>
       <w:rPr>
+        <w:rFonts w:eastAsia="黑体"/>
         <w:b/>
         <w:bCs/>
         <w:color w:themeColor="background1" w:val="FFFFFF"/>
@@ -5296,6 +5639,7 @@
         <w:spacing w:after="0" w:before="0" w:line="240" w:lineRule="auto"/>
       </w:pPr>
       <w:rPr>
+        <w:rFonts w:eastAsia="黑体"/>
         <w:b/>
         <w:bCs/>
       </w:rPr>
@@ -5311,12 +5655,14 @@
     </w:tblStylePr>
     <w:tblStylePr w:type="firstCol">
       <w:rPr>
+        <w:rFonts w:eastAsia="黑体"/>
         <w:b/>
         <w:bCs/>
       </w:rPr>
     </w:tblStylePr>
     <w:tblStylePr w:type="lastCol">
       <w:rPr>
+        <w:rFonts w:eastAsia="黑体"/>
         <w:b/>
         <w:bCs/>
       </w:rPr>
@@ -5374,6 +5720,7 @@
         <w:spacing w:after="0" w:before="0" w:line="240" w:lineRule="auto"/>
       </w:pPr>
       <w:rPr>
+        <w:rFonts w:eastAsia="黑体"/>
         <w:b/>
         <w:bCs/>
         <w:color w:themeColor="background1" w:val="FFFFFF"/>
@@ -5388,6 +5735,7 @@
         <w:spacing w:after="0" w:before="0" w:line="240" w:lineRule="auto"/>
       </w:pPr>
       <w:rPr>
+        <w:rFonts w:eastAsia="黑体"/>
         <w:b/>
         <w:bCs/>
       </w:rPr>
@@ -5403,12 +5751,14 @@
     </w:tblStylePr>
     <w:tblStylePr w:type="firstCol">
       <w:rPr>
+        <w:rFonts w:eastAsia="黑体"/>
         <w:b/>
         <w:bCs/>
       </w:rPr>
     </w:tblStylePr>
     <w:tblStylePr w:type="lastCol">
       <w:rPr>
+        <w:rFonts w:eastAsia="黑体"/>
         <w:b/>
         <w:bCs/>
       </w:rPr>
@@ -5466,6 +5816,7 @@
         <w:spacing w:after="0" w:before="0" w:line="240" w:lineRule="auto"/>
       </w:pPr>
       <w:rPr>
+        <w:rFonts w:eastAsia="黑体"/>
         <w:b/>
         <w:bCs/>
         <w:color w:themeColor="background1" w:val="FFFFFF"/>
@@ -5480,6 +5831,7 @@
         <w:spacing w:after="0" w:before="0" w:line="240" w:lineRule="auto"/>
       </w:pPr>
       <w:rPr>
+        <w:rFonts w:eastAsia="黑体"/>
         <w:b/>
         <w:bCs/>
       </w:rPr>
@@ -5495,12 +5847,14 @@
     </w:tblStylePr>
     <w:tblStylePr w:type="firstCol">
       <w:rPr>
+        <w:rFonts w:eastAsia="黑体"/>
         <w:b/>
         <w:bCs/>
       </w:rPr>
     </w:tblStylePr>
     <w:tblStylePr w:type="lastCol">
       <w:rPr>
+        <w:rFonts w:eastAsia="黑体"/>
         <w:b/>
         <w:bCs/>
       </w:rPr>
@@ -5558,6 +5912,7 @@
         <w:spacing w:after="0" w:before="0" w:line="240" w:lineRule="auto"/>
       </w:pPr>
       <w:rPr>
+        <w:rFonts w:eastAsia="黑体"/>
         <w:b/>
         <w:bCs/>
         <w:color w:themeColor="background1" w:val="FFFFFF"/>
@@ -5572,6 +5927,7 @@
         <w:spacing w:after="0" w:before="0" w:line="240" w:lineRule="auto"/>
       </w:pPr>
       <w:rPr>
+        <w:rFonts w:eastAsia="黑体"/>
         <w:b/>
         <w:bCs/>
       </w:rPr>
@@ -5587,12 +5943,14 @@
     </w:tblStylePr>
     <w:tblStylePr w:type="firstCol">
       <w:rPr>
+        <w:rFonts w:eastAsia="黑体"/>
         <w:b/>
         <w:bCs/>
       </w:rPr>
     </w:tblStylePr>
     <w:tblStylePr w:type="lastCol">
       <w:rPr>
+        <w:rFonts w:eastAsia="黑体"/>
         <w:b/>
         <w:bCs/>
       </w:rPr>
@@ -5652,7 +6010,7 @@
         <w:spacing w:after="0" w:before="0" w:line="240" w:lineRule="auto"/>
       </w:pPr>
       <w:rPr>
-        <w:rFonts w:asciiTheme="majorHAnsi" w:cstheme="majorBidi" w:eastAsiaTheme="majorEastAsia" w:hAnsiTheme="majorHAnsi"/>
+        <w:rFonts w:asciiTheme="majorHAnsi" w:cstheme="majorBidi" w:hAnsiTheme="majorHAnsi" w:eastAsia="黑体"/>
         <w:b/>
         <w:bCs/>
       </w:rPr>
@@ -5673,7 +6031,7 @@
         <w:spacing w:after="0" w:before="0" w:line="240" w:lineRule="auto"/>
       </w:pPr>
       <w:rPr>
-        <w:rFonts w:asciiTheme="majorHAnsi" w:cstheme="majorBidi" w:eastAsiaTheme="majorEastAsia" w:hAnsiTheme="majorHAnsi"/>
+        <w:rFonts w:asciiTheme="majorHAnsi" w:cstheme="majorBidi" w:hAnsiTheme="majorHAnsi" w:eastAsia="黑体"/>
         <w:b/>
         <w:bCs/>
       </w:rPr>
@@ -5691,14 +6049,14 @@
     </w:tblStylePr>
     <w:tblStylePr w:type="firstCol">
       <w:rPr>
-        <w:rFonts w:asciiTheme="majorHAnsi" w:cstheme="majorBidi" w:eastAsiaTheme="majorEastAsia" w:hAnsiTheme="majorHAnsi"/>
+        <w:rFonts w:asciiTheme="majorHAnsi" w:cstheme="majorBidi" w:hAnsiTheme="majorHAnsi" w:eastAsia="黑体"/>
         <w:b/>
         <w:bCs/>
       </w:rPr>
     </w:tblStylePr>
     <w:tblStylePr w:type="lastCol">
       <w:rPr>
-        <w:rFonts w:asciiTheme="majorHAnsi" w:cstheme="majorBidi" w:eastAsiaTheme="majorEastAsia" w:hAnsiTheme="majorHAnsi"/>
+        <w:rFonts w:asciiTheme="majorHAnsi" w:cstheme="majorBidi" w:hAnsiTheme="majorHAnsi" w:eastAsia="黑体"/>
         <w:b/>
         <w:bCs/>
       </w:rPr>
@@ -5782,7 +6140,7 @@
         <w:spacing w:after="0" w:before="0" w:line="240" w:lineRule="auto"/>
       </w:pPr>
       <w:rPr>
-        <w:rFonts w:asciiTheme="majorHAnsi" w:cstheme="majorBidi" w:eastAsiaTheme="majorEastAsia" w:hAnsiTheme="majorHAnsi"/>
+        <w:rFonts w:asciiTheme="majorHAnsi" w:cstheme="majorBidi" w:hAnsiTheme="majorHAnsi" w:eastAsia="黑体"/>
         <w:b/>
         <w:bCs/>
       </w:rPr>
@@ -5803,7 +6161,7 @@
         <w:spacing w:after="0" w:before="0" w:line="240" w:lineRule="auto"/>
       </w:pPr>
       <w:rPr>
-        <w:rFonts w:asciiTheme="majorHAnsi" w:cstheme="majorBidi" w:eastAsiaTheme="majorEastAsia" w:hAnsiTheme="majorHAnsi"/>
+        <w:rFonts w:asciiTheme="majorHAnsi" w:cstheme="majorBidi" w:hAnsiTheme="majorHAnsi" w:eastAsia="黑体"/>
         <w:b/>
         <w:bCs/>
       </w:rPr>
@@ -5821,14 +6179,14 @@
     </w:tblStylePr>
     <w:tblStylePr w:type="firstCol">
       <w:rPr>
-        <w:rFonts w:asciiTheme="majorHAnsi" w:cstheme="majorBidi" w:eastAsiaTheme="majorEastAsia" w:hAnsiTheme="majorHAnsi"/>
+        <w:rFonts w:asciiTheme="majorHAnsi" w:cstheme="majorBidi" w:hAnsiTheme="majorHAnsi" w:eastAsia="黑体"/>
         <w:b/>
         <w:bCs/>
       </w:rPr>
     </w:tblStylePr>
     <w:tblStylePr w:type="lastCol">
       <w:rPr>
-        <w:rFonts w:asciiTheme="majorHAnsi" w:cstheme="majorBidi" w:eastAsiaTheme="majorEastAsia" w:hAnsiTheme="majorHAnsi"/>
+        <w:rFonts w:asciiTheme="majorHAnsi" w:cstheme="majorBidi" w:hAnsiTheme="majorHAnsi" w:eastAsia="黑体"/>
         <w:b/>
         <w:bCs/>
       </w:rPr>
@@ -5912,7 +6270,7 @@
         <w:spacing w:after="0" w:before="0" w:line="240" w:lineRule="auto"/>
       </w:pPr>
       <w:rPr>
-        <w:rFonts w:asciiTheme="majorHAnsi" w:cstheme="majorBidi" w:eastAsiaTheme="majorEastAsia" w:hAnsiTheme="majorHAnsi"/>
+        <w:rFonts w:asciiTheme="majorHAnsi" w:cstheme="majorBidi" w:hAnsiTheme="majorHAnsi" w:eastAsia="黑体"/>
         <w:b/>
         <w:bCs/>
       </w:rPr>
@@ -5933,7 +6291,7 @@
         <w:spacing w:after="0" w:before="0" w:line="240" w:lineRule="auto"/>
       </w:pPr>
       <w:rPr>
-        <w:rFonts w:asciiTheme="majorHAnsi" w:cstheme="majorBidi" w:eastAsiaTheme="majorEastAsia" w:hAnsiTheme="majorHAnsi"/>
+        <w:rFonts w:asciiTheme="majorHAnsi" w:cstheme="majorBidi" w:hAnsiTheme="majorHAnsi" w:eastAsia="黑体"/>
         <w:b/>
         <w:bCs/>
       </w:rPr>
@@ -5951,14 +6309,14 @@
     </w:tblStylePr>
     <w:tblStylePr w:type="firstCol">
       <w:rPr>
-        <w:rFonts w:asciiTheme="majorHAnsi" w:cstheme="majorBidi" w:eastAsiaTheme="majorEastAsia" w:hAnsiTheme="majorHAnsi"/>
+        <w:rFonts w:asciiTheme="majorHAnsi" w:cstheme="majorBidi" w:hAnsiTheme="majorHAnsi" w:eastAsia="黑体"/>
         <w:b/>
         <w:bCs/>
       </w:rPr>
     </w:tblStylePr>
     <w:tblStylePr w:type="lastCol">
       <w:rPr>
-        <w:rFonts w:asciiTheme="majorHAnsi" w:cstheme="majorBidi" w:eastAsiaTheme="majorEastAsia" w:hAnsiTheme="majorHAnsi"/>
+        <w:rFonts w:asciiTheme="majorHAnsi" w:cstheme="majorBidi" w:hAnsiTheme="majorHAnsi" w:eastAsia="黑体"/>
         <w:b/>
         <w:bCs/>
       </w:rPr>
@@ -6042,7 +6400,7 @@
         <w:spacing w:after="0" w:before="0" w:line="240" w:lineRule="auto"/>
       </w:pPr>
       <w:rPr>
-        <w:rFonts w:asciiTheme="majorHAnsi" w:cstheme="majorBidi" w:eastAsiaTheme="majorEastAsia" w:hAnsiTheme="majorHAnsi"/>
+        <w:rFonts w:asciiTheme="majorHAnsi" w:cstheme="majorBidi" w:hAnsiTheme="majorHAnsi" w:eastAsia="黑体"/>
         <w:b/>
         <w:bCs/>
       </w:rPr>
@@ -6063,7 +6421,7 @@
         <w:spacing w:after="0" w:before="0" w:line="240" w:lineRule="auto"/>
       </w:pPr>
       <w:rPr>
-        <w:rFonts w:asciiTheme="majorHAnsi" w:cstheme="majorBidi" w:eastAsiaTheme="majorEastAsia" w:hAnsiTheme="majorHAnsi"/>
+        <w:rFonts w:asciiTheme="majorHAnsi" w:cstheme="majorBidi" w:hAnsiTheme="majorHAnsi" w:eastAsia="黑体"/>
         <w:b/>
         <w:bCs/>
       </w:rPr>
@@ -6081,14 +6439,14 @@
     </w:tblStylePr>
     <w:tblStylePr w:type="firstCol">
       <w:rPr>
-        <w:rFonts w:asciiTheme="majorHAnsi" w:cstheme="majorBidi" w:eastAsiaTheme="majorEastAsia" w:hAnsiTheme="majorHAnsi"/>
+        <w:rFonts w:asciiTheme="majorHAnsi" w:cstheme="majorBidi" w:hAnsiTheme="majorHAnsi" w:eastAsia="黑体"/>
         <w:b/>
         <w:bCs/>
       </w:rPr>
     </w:tblStylePr>
     <w:tblStylePr w:type="lastCol">
       <w:rPr>
-        <w:rFonts w:asciiTheme="majorHAnsi" w:cstheme="majorBidi" w:eastAsiaTheme="majorEastAsia" w:hAnsiTheme="majorHAnsi"/>
+        <w:rFonts w:asciiTheme="majorHAnsi" w:cstheme="majorBidi" w:hAnsiTheme="majorHAnsi" w:eastAsia="黑体"/>
         <w:b/>
         <w:bCs/>
       </w:rPr>
@@ -6172,7 +6530,7 @@
         <w:spacing w:after="0" w:before="0" w:line="240" w:lineRule="auto"/>
       </w:pPr>
       <w:rPr>
-        <w:rFonts w:asciiTheme="majorHAnsi" w:cstheme="majorBidi" w:eastAsiaTheme="majorEastAsia" w:hAnsiTheme="majorHAnsi"/>
+        <w:rFonts w:asciiTheme="majorHAnsi" w:cstheme="majorBidi" w:hAnsiTheme="majorHAnsi" w:eastAsia="黑体"/>
         <w:b/>
         <w:bCs/>
       </w:rPr>
@@ -6193,7 +6551,7 @@
         <w:spacing w:after="0" w:before="0" w:line="240" w:lineRule="auto"/>
       </w:pPr>
       <w:rPr>
-        <w:rFonts w:asciiTheme="majorHAnsi" w:cstheme="majorBidi" w:eastAsiaTheme="majorEastAsia" w:hAnsiTheme="majorHAnsi"/>
+        <w:rFonts w:asciiTheme="majorHAnsi" w:cstheme="majorBidi" w:hAnsiTheme="majorHAnsi" w:eastAsia="黑体"/>
         <w:b/>
         <w:bCs/>
       </w:rPr>
@@ -6211,14 +6569,14 @@
     </w:tblStylePr>
     <w:tblStylePr w:type="firstCol">
       <w:rPr>
-        <w:rFonts w:asciiTheme="majorHAnsi" w:cstheme="majorBidi" w:eastAsiaTheme="majorEastAsia" w:hAnsiTheme="majorHAnsi"/>
+        <w:rFonts w:asciiTheme="majorHAnsi" w:cstheme="majorBidi" w:hAnsiTheme="majorHAnsi" w:eastAsia="黑体"/>
         <w:b/>
         <w:bCs/>
       </w:rPr>
     </w:tblStylePr>
     <w:tblStylePr w:type="lastCol">
       <w:rPr>
-        <w:rFonts w:asciiTheme="majorHAnsi" w:cstheme="majorBidi" w:eastAsiaTheme="majorEastAsia" w:hAnsiTheme="majorHAnsi"/>
+        <w:rFonts w:asciiTheme="majorHAnsi" w:cstheme="majorBidi" w:hAnsiTheme="majorHAnsi" w:eastAsia="黑体"/>
         <w:b/>
         <w:bCs/>
       </w:rPr>
@@ -6302,7 +6660,7 @@
         <w:spacing w:after="0" w:before="0" w:line="240" w:lineRule="auto"/>
       </w:pPr>
       <w:rPr>
-        <w:rFonts w:asciiTheme="majorHAnsi" w:cstheme="majorBidi" w:eastAsiaTheme="majorEastAsia" w:hAnsiTheme="majorHAnsi"/>
+        <w:rFonts w:asciiTheme="majorHAnsi" w:cstheme="majorBidi" w:hAnsiTheme="majorHAnsi" w:eastAsia="黑体"/>
         <w:b/>
         <w:bCs/>
       </w:rPr>
@@ -6323,7 +6681,7 @@
         <w:spacing w:after="0" w:before="0" w:line="240" w:lineRule="auto"/>
       </w:pPr>
       <w:rPr>
-        <w:rFonts w:asciiTheme="majorHAnsi" w:cstheme="majorBidi" w:eastAsiaTheme="majorEastAsia" w:hAnsiTheme="majorHAnsi"/>
+        <w:rFonts w:asciiTheme="majorHAnsi" w:cstheme="majorBidi" w:hAnsiTheme="majorHAnsi" w:eastAsia="黑体"/>
         <w:b/>
         <w:bCs/>
       </w:rPr>
@@ -6341,14 +6699,14 @@
     </w:tblStylePr>
     <w:tblStylePr w:type="firstCol">
       <w:rPr>
-        <w:rFonts w:asciiTheme="majorHAnsi" w:cstheme="majorBidi" w:eastAsiaTheme="majorEastAsia" w:hAnsiTheme="majorHAnsi"/>
+        <w:rFonts w:asciiTheme="majorHAnsi" w:cstheme="majorBidi" w:hAnsiTheme="majorHAnsi" w:eastAsia="黑体"/>
         <w:b/>
         <w:bCs/>
       </w:rPr>
     </w:tblStylePr>
     <w:tblStylePr w:type="lastCol">
       <w:rPr>
-        <w:rFonts w:asciiTheme="majorHAnsi" w:cstheme="majorBidi" w:eastAsiaTheme="majorEastAsia" w:hAnsiTheme="majorHAnsi"/>
+        <w:rFonts w:asciiTheme="majorHAnsi" w:cstheme="majorBidi" w:hAnsiTheme="majorHAnsi" w:eastAsia="黑体"/>
         <w:b/>
         <w:bCs/>
       </w:rPr>
@@ -6432,7 +6790,7 @@
         <w:spacing w:after="0" w:before="0" w:line="240" w:lineRule="auto"/>
       </w:pPr>
       <w:rPr>
-        <w:rFonts w:asciiTheme="majorHAnsi" w:cstheme="majorBidi" w:eastAsiaTheme="majorEastAsia" w:hAnsiTheme="majorHAnsi"/>
+        <w:rFonts w:asciiTheme="majorHAnsi" w:cstheme="majorBidi" w:hAnsiTheme="majorHAnsi" w:eastAsia="黑体"/>
         <w:b/>
         <w:bCs/>
       </w:rPr>
@@ -6453,7 +6811,7 @@
         <w:spacing w:after="0" w:before="0" w:line="240" w:lineRule="auto"/>
       </w:pPr>
       <w:rPr>
-        <w:rFonts w:asciiTheme="majorHAnsi" w:cstheme="majorBidi" w:eastAsiaTheme="majorEastAsia" w:hAnsiTheme="majorHAnsi"/>
+        <w:rFonts w:asciiTheme="majorHAnsi" w:cstheme="majorBidi" w:hAnsiTheme="majorHAnsi" w:eastAsia="黑体"/>
         <w:b/>
         <w:bCs/>
       </w:rPr>
@@ -6471,14 +6829,14 @@
     </w:tblStylePr>
     <w:tblStylePr w:type="firstCol">
       <w:rPr>
-        <w:rFonts w:asciiTheme="majorHAnsi" w:cstheme="majorBidi" w:eastAsiaTheme="majorEastAsia" w:hAnsiTheme="majorHAnsi"/>
+        <w:rFonts w:asciiTheme="majorHAnsi" w:cstheme="majorBidi" w:hAnsiTheme="majorHAnsi" w:eastAsia="黑体"/>
         <w:b/>
         <w:bCs/>
       </w:rPr>
     </w:tblStylePr>
     <w:tblStylePr w:type="lastCol">
       <w:rPr>
-        <w:rFonts w:asciiTheme="majorHAnsi" w:cstheme="majorBidi" w:eastAsiaTheme="majorEastAsia" w:hAnsiTheme="majorHAnsi"/>
+        <w:rFonts w:asciiTheme="majorHAnsi" w:cstheme="majorBidi" w:hAnsiTheme="majorHAnsi" w:eastAsia="黑体"/>
         <w:b/>
         <w:bCs/>
       </w:rPr>
@@ -6561,6 +6919,7 @@
         <w:spacing w:after="0" w:before="0" w:line="240" w:lineRule="auto"/>
       </w:pPr>
       <w:rPr>
+        <w:rFonts w:eastAsia="黑体"/>
         <w:b/>
         <w:bCs/>
         <w:color w:themeColor="background1" w:val="FFFFFF"/>
@@ -6583,6 +6942,7 @@
         <w:spacing w:after="0" w:before="0" w:line="240" w:lineRule="auto"/>
       </w:pPr>
       <w:rPr>
+        <w:rFonts w:eastAsia="黑体"/>
         <w:b/>
         <w:bCs/>
       </w:rPr>
@@ -6600,12 +6960,14 @@
     </w:tblStylePr>
     <w:tblStylePr w:type="firstCol">
       <w:rPr>
+        <w:rFonts w:eastAsia="黑体"/>
         <w:b/>
         <w:bCs/>
       </w:rPr>
     </w:tblStylePr>
     <w:tblStylePr w:type="lastCol">
       <w:rPr>
+        <w:rFonts w:eastAsia="黑体"/>
         <w:b/>
         <w:bCs/>
       </w:rPr>
@@ -6667,6 +7029,7 @@
         <w:spacing w:after="0" w:before="0" w:line="240" w:lineRule="auto"/>
       </w:pPr>
       <w:rPr>
+        <w:rFonts w:eastAsia="黑体"/>
         <w:b/>
         <w:bCs/>
         <w:color w:themeColor="background1" w:val="FFFFFF"/>
@@ -6689,6 +7052,7 @@
         <w:spacing w:after="0" w:before="0" w:line="240" w:lineRule="auto"/>
       </w:pPr>
       <w:rPr>
+        <w:rFonts w:eastAsia="黑体"/>
         <w:b/>
         <w:bCs/>
       </w:rPr>
@@ -6706,12 +7070,14 @@
     </w:tblStylePr>
     <w:tblStylePr w:type="firstCol">
       <w:rPr>
+        <w:rFonts w:eastAsia="黑体"/>
         <w:b/>
         <w:bCs/>
       </w:rPr>
     </w:tblStylePr>
     <w:tblStylePr w:type="lastCol">
       <w:rPr>
+        <w:rFonts w:eastAsia="黑体"/>
         <w:b/>
         <w:bCs/>
       </w:rPr>
@@ -6773,6 +7139,7 @@
         <w:spacing w:after="0" w:before="0" w:line="240" w:lineRule="auto"/>
       </w:pPr>
       <w:rPr>
+        <w:rFonts w:eastAsia="黑体"/>
         <w:b/>
         <w:bCs/>
         <w:color w:themeColor="background1" w:val="FFFFFF"/>
@@ -6795,6 +7162,7 @@
         <w:spacing w:after="0" w:before="0" w:line="240" w:lineRule="auto"/>
       </w:pPr>
       <w:rPr>
+        <w:rFonts w:eastAsia="黑体"/>
         <w:b/>
         <w:bCs/>
       </w:rPr>
@@ -6812,12 +7180,14 @@
     </w:tblStylePr>
     <w:tblStylePr w:type="firstCol">
       <w:rPr>
+        <w:rFonts w:eastAsia="黑体"/>
         <w:b/>
         <w:bCs/>
       </w:rPr>
     </w:tblStylePr>
     <w:tblStylePr w:type="lastCol">
       <w:rPr>
+        <w:rFonts w:eastAsia="黑体"/>
         <w:b/>
         <w:bCs/>
       </w:rPr>
@@ -6879,6 +7249,7 @@
         <w:spacing w:after="0" w:before="0" w:line="240" w:lineRule="auto"/>
       </w:pPr>
       <w:rPr>
+        <w:rFonts w:eastAsia="黑体"/>
         <w:b/>
         <w:bCs/>
         <w:color w:themeColor="background1" w:val="FFFFFF"/>
@@ -6901,6 +7272,7 @@
         <w:spacing w:after="0" w:before="0" w:line="240" w:lineRule="auto"/>
       </w:pPr>
       <w:rPr>
+        <w:rFonts w:eastAsia="黑体"/>
         <w:b/>
         <w:bCs/>
       </w:rPr>
@@ -6918,12 +7290,14 @@
     </w:tblStylePr>
     <w:tblStylePr w:type="firstCol">
       <w:rPr>
+        <w:rFonts w:eastAsia="黑体"/>
         <w:b/>
         <w:bCs/>
       </w:rPr>
     </w:tblStylePr>
     <w:tblStylePr w:type="lastCol">
       <w:rPr>
+        <w:rFonts w:eastAsia="黑体"/>
         <w:b/>
         <w:bCs/>
       </w:rPr>
@@ -6985,6 +7359,7 @@
         <w:spacing w:after="0" w:before="0" w:line="240" w:lineRule="auto"/>
       </w:pPr>
       <w:rPr>
+        <w:rFonts w:eastAsia="黑体"/>
         <w:b/>
         <w:bCs/>
         <w:color w:themeColor="background1" w:val="FFFFFF"/>
@@ -7007,6 +7382,7 @@
         <w:spacing w:after="0" w:before="0" w:line="240" w:lineRule="auto"/>
       </w:pPr>
       <w:rPr>
+        <w:rFonts w:eastAsia="黑体"/>
         <w:b/>
         <w:bCs/>
       </w:rPr>
@@ -7024,12 +7400,14 @@
     </w:tblStylePr>
     <w:tblStylePr w:type="firstCol">
       <w:rPr>
+        <w:rFonts w:eastAsia="黑体"/>
         <w:b/>
         <w:bCs/>
       </w:rPr>
     </w:tblStylePr>
     <w:tblStylePr w:type="lastCol">
       <w:rPr>
+        <w:rFonts w:eastAsia="黑体"/>
         <w:b/>
         <w:bCs/>
       </w:rPr>
@@ -7091,6 +7469,7 @@
         <w:spacing w:after="0" w:before="0" w:line="240" w:lineRule="auto"/>
       </w:pPr>
       <w:rPr>
+        <w:rFonts w:eastAsia="黑体"/>
         <w:b/>
         <w:bCs/>
         <w:color w:themeColor="background1" w:val="FFFFFF"/>
@@ -7113,6 +7492,7 @@
         <w:spacing w:after="0" w:before="0" w:line="240" w:lineRule="auto"/>
       </w:pPr>
       <w:rPr>
+        <w:rFonts w:eastAsia="黑体"/>
         <w:b/>
         <w:bCs/>
       </w:rPr>
@@ -7130,12 +7510,14 @@
     </w:tblStylePr>
     <w:tblStylePr w:type="firstCol">
       <w:rPr>
+        <w:rFonts w:eastAsia="黑体"/>
         <w:b/>
         <w:bCs/>
       </w:rPr>
     </w:tblStylePr>
     <w:tblStylePr w:type="lastCol">
       <w:rPr>
+        <w:rFonts w:eastAsia="黑体"/>
         <w:b/>
         <w:bCs/>
       </w:rPr>
@@ -7197,6 +7579,7 @@
         <w:spacing w:after="0" w:before="0" w:line="240" w:lineRule="auto"/>
       </w:pPr>
       <w:rPr>
+        <w:rFonts w:eastAsia="黑体"/>
         <w:b/>
         <w:bCs/>
         <w:color w:themeColor="background1" w:val="FFFFFF"/>
@@ -7219,6 +7602,7 @@
         <w:spacing w:after="0" w:before="0" w:line="240" w:lineRule="auto"/>
       </w:pPr>
       <w:rPr>
+        <w:rFonts w:eastAsia="黑体"/>
         <w:b/>
         <w:bCs/>
       </w:rPr>
@@ -7236,12 +7620,14 @@
     </w:tblStylePr>
     <w:tblStylePr w:type="firstCol">
       <w:rPr>
+        <w:rFonts w:eastAsia="黑体"/>
         <w:b/>
         <w:bCs/>
       </w:rPr>
     </w:tblStylePr>
     <w:tblStylePr w:type="lastCol">
       <w:rPr>
+        <w:rFonts w:eastAsia="黑体"/>
         <w:b/>
         <w:bCs/>
       </w:rPr>
@@ -7300,6 +7686,7 @@
         <w:spacing w:after="0" w:before="0" w:line="240" w:lineRule="auto"/>
       </w:pPr>
       <w:rPr>
+        <w:rFonts w:eastAsia="黑体"/>
         <w:b/>
         <w:bCs/>
         <w:color w:themeColor="background1" w:val="FFFFFF"/>
@@ -7322,6 +7709,7 @@
         <w:spacing w:after="0" w:before="0" w:line="240" w:lineRule="auto"/>
       </w:pPr>
       <w:rPr>
+        <w:rFonts w:eastAsia="黑体"/>
         <w:color w:val="auto"/>
       </w:rPr>
       <w:tblPr/>
@@ -7339,6 +7727,7 @@
     </w:tblStylePr>
     <w:tblStylePr w:type="firstCol">
       <w:rPr>
+        <w:rFonts w:eastAsia="黑体"/>
         <w:b/>
         <w:bCs/>
         <w:color w:themeColor="background1" w:val="FFFFFF"/>
@@ -7358,6 +7747,7 @@
     </w:tblStylePr>
     <w:tblStylePr w:type="lastCol">
       <w:rPr>
+        <w:rFonts w:eastAsia="黑体"/>
         <w:b/>
         <w:bCs/>
         <w:color w:themeColor="background1" w:val="FFFFFF"/>
@@ -7406,6 +7796,7 @@
     </w:tblStylePr>
     <w:tblStylePr w:type="nwCell">
       <w:rPr>
+        <w:rFonts w:eastAsia="黑体"/>
         <w:color w:themeColor="background1" w:val="FFFFFF"/>
       </w:rPr>
       <w:tblPr/>
@@ -7449,6 +7840,7 @@
         <w:spacing w:after="0" w:before="0" w:line="240" w:lineRule="auto"/>
       </w:pPr>
       <w:rPr>
+        <w:rFonts w:eastAsia="黑体"/>
         <w:b/>
         <w:bCs/>
         <w:color w:themeColor="background1" w:val="FFFFFF"/>
@@ -7471,6 +7863,7 @@
         <w:spacing w:after="0" w:before="0" w:line="240" w:lineRule="auto"/>
       </w:pPr>
       <w:rPr>
+        <w:rFonts w:eastAsia="黑体"/>
         <w:color w:val="auto"/>
       </w:rPr>
       <w:tblPr/>
@@ -7488,6 +7881,7 @@
     </w:tblStylePr>
     <w:tblStylePr w:type="firstCol">
       <w:rPr>
+        <w:rFonts w:eastAsia="黑体"/>
         <w:b/>
         <w:bCs/>
         <w:color w:themeColor="background1" w:val="FFFFFF"/>
@@ -7507,6 +7901,7 @@
     </w:tblStylePr>
     <w:tblStylePr w:type="lastCol">
       <w:rPr>
+        <w:rFonts w:eastAsia="黑体"/>
         <w:b/>
         <w:bCs/>
         <w:color w:themeColor="background1" w:val="FFFFFF"/>
@@ -7555,6 +7950,7 @@
     </w:tblStylePr>
     <w:tblStylePr w:type="nwCell">
       <w:rPr>
+        <w:rFonts w:eastAsia="黑体"/>
         <w:color w:themeColor="background1" w:val="FFFFFF"/>
       </w:rPr>
       <w:tblPr/>
@@ -7598,6 +7994,7 @@
         <w:spacing w:after="0" w:before="0" w:line="240" w:lineRule="auto"/>
       </w:pPr>
       <w:rPr>
+        <w:rFonts w:eastAsia="黑体"/>
         <w:b/>
         <w:bCs/>
         <w:color w:themeColor="background1" w:val="FFFFFF"/>
@@ -7620,6 +8017,7 @@
         <w:spacing w:after="0" w:before="0" w:line="240" w:lineRule="auto"/>
       </w:pPr>
       <w:rPr>
+        <w:rFonts w:eastAsia="黑体"/>
         <w:color w:val="auto"/>
       </w:rPr>
       <w:tblPr/>
@@ -7637,6 +8035,7 @@
     </w:tblStylePr>
     <w:tblStylePr w:type="firstCol">
       <w:rPr>
+        <w:rFonts w:eastAsia="黑体"/>
         <w:b/>
         <w:bCs/>
         <w:color w:themeColor="background1" w:val="FFFFFF"/>
@@ -7656,6 +8055,7 @@
     </w:tblStylePr>
     <w:tblStylePr w:type="lastCol">
       <w:rPr>
+        <w:rFonts w:eastAsia="黑体"/>
         <w:b/>
         <w:bCs/>
         <w:color w:themeColor="background1" w:val="FFFFFF"/>
@@ -7704,6 +8104,7 @@
     </w:tblStylePr>
     <w:tblStylePr w:type="nwCell">
       <w:rPr>
+        <w:rFonts w:eastAsia="黑体"/>
         <w:color w:themeColor="background1" w:val="FFFFFF"/>
       </w:rPr>
       <w:tblPr/>
@@ -7747,6 +8148,7 @@
         <w:spacing w:after="0" w:before="0" w:line="240" w:lineRule="auto"/>
       </w:pPr>
       <w:rPr>
+        <w:rFonts w:eastAsia="黑体"/>
         <w:b/>
         <w:bCs/>
         <w:color w:themeColor="background1" w:val="FFFFFF"/>
@@ -7769,6 +8171,7 @@
         <w:spacing w:after="0" w:before="0" w:line="240" w:lineRule="auto"/>
       </w:pPr>
       <w:rPr>
+        <w:rFonts w:eastAsia="黑体"/>
         <w:color w:val="auto"/>
       </w:rPr>
       <w:tblPr/>
@@ -7786,6 +8189,7 @@
     </w:tblStylePr>
     <w:tblStylePr w:type="firstCol">
       <w:rPr>
+        <w:rFonts w:eastAsia="黑体"/>
         <w:b/>
         <w:bCs/>
         <w:color w:themeColor="background1" w:val="FFFFFF"/>
@@ -7805,6 +8209,7 @@
     </w:tblStylePr>
     <w:tblStylePr w:type="lastCol">
       <w:rPr>
+        <w:rFonts w:eastAsia="黑体"/>
         <w:b/>
         <w:bCs/>
         <w:color w:themeColor="background1" w:val="FFFFFF"/>
@@ -7853,6 +8258,7 @@
     </w:tblStylePr>
     <w:tblStylePr w:type="nwCell">
       <w:rPr>
+        <w:rFonts w:eastAsia="黑体"/>
         <w:color w:themeColor="background1" w:val="FFFFFF"/>
       </w:rPr>
       <w:tblPr/>
@@ -7896,6 +8302,7 @@
         <w:spacing w:after="0" w:before="0" w:line="240" w:lineRule="auto"/>
       </w:pPr>
       <w:rPr>
+        <w:rFonts w:eastAsia="黑体"/>
         <w:b/>
         <w:bCs/>
         <w:color w:themeColor="background1" w:val="FFFFFF"/>
@@ -7918,6 +8325,7 @@
         <w:spacing w:after="0" w:before="0" w:line="240" w:lineRule="auto"/>
       </w:pPr>
       <w:rPr>
+        <w:rFonts w:eastAsia="黑体"/>
         <w:color w:val="auto"/>
       </w:rPr>
       <w:tblPr/>
@@ -7935,6 +8343,7 @@
     </w:tblStylePr>
     <w:tblStylePr w:type="firstCol">
       <w:rPr>
+        <w:rFonts w:eastAsia="黑体"/>
         <w:b/>
         <w:bCs/>
         <w:color w:themeColor="background1" w:val="FFFFFF"/>
@@ -7954,6 +8363,7 @@
     </w:tblStylePr>
     <w:tblStylePr w:type="lastCol">
       <w:rPr>
+        <w:rFonts w:eastAsia="黑体"/>
         <w:b/>
         <w:bCs/>
         <w:color w:themeColor="background1" w:val="FFFFFF"/>
@@ -8002,6 +8412,7 @@
     </w:tblStylePr>
     <w:tblStylePr w:type="nwCell">
       <w:rPr>
+        <w:rFonts w:eastAsia="黑体"/>
         <w:color w:themeColor="background1" w:val="FFFFFF"/>
       </w:rPr>
       <w:tblPr/>
@@ -8045,6 +8456,7 @@
         <w:spacing w:after="0" w:before="0" w:line="240" w:lineRule="auto"/>
       </w:pPr>
       <w:rPr>
+        <w:rFonts w:eastAsia="黑体"/>
         <w:b/>
         <w:bCs/>
         <w:color w:themeColor="background1" w:val="FFFFFF"/>
@@ -8067,6 +8479,7 @@
         <w:spacing w:after="0" w:before="0" w:line="240" w:lineRule="auto"/>
       </w:pPr>
       <w:rPr>
+        <w:rFonts w:eastAsia="黑体"/>
         <w:color w:val="auto"/>
       </w:rPr>
       <w:tblPr/>
@@ -8084,6 +8497,7 @@
     </w:tblStylePr>
     <w:tblStylePr w:type="firstCol">
       <w:rPr>
+        <w:rFonts w:eastAsia="黑体"/>
         <w:b/>
         <w:bCs/>
         <w:color w:themeColor="background1" w:val="FFFFFF"/>
@@ -8103,6 +8517,7 @@
     </w:tblStylePr>
     <w:tblStylePr w:type="lastCol">
       <w:rPr>
+        <w:rFonts w:eastAsia="黑体"/>
         <w:b/>
         <w:bCs/>
         <w:color w:themeColor="background1" w:val="FFFFFF"/>
@@ -8151,6 +8566,7 @@
     </w:tblStylePr>
     <w:tblStylePr w:type="nwCell">
       <w:rPr>
+        <w:rFonts w:eastAsia="黑体"/>
         <w:color w:themeColor="background1" w:val="FFFFFF"/>
       </w:rPr>
       <w:tblPr/>
@@ -8194,6 +8610,7 @@
         <w:spacing w:after="0" w:before="0" w:line="240" w:lineRule="auto"/>
       </w:pPr>
       <w:rPr>
+        <w:rFonts w:eastAsia="黑体"/>
         <w:b/>
         <w:bCs/>
         <w:color w:themeColor="background1" w:val="FFFFFF"/>
@@ -8216,6 +8633,7 @@
         <w:spacing w:after="0" w:before="0" w:line="240" w:lineRule="auto"/>
       </w:pPr>
       <w:rPr>
+        <w:rFonts w:eastAsia="黑体"/>
         <w:color w:val="auto"/>
       </w:rPr>
       <w:tblPr/>
@@ -8233,6 +8651,7 @@
     </w:tblStylePr>
     <w:tblStylePr w:type="firstCol">
       <w:rPr>
+        <w:rFonts w:eastAsia="黑体"/>
         <w:b/>
         <w:bCs/>
         <w:color w:themeColor="background1" w:val="FFFFFF"/>
@@ -8252,6 +8671,7 @@
     </w:tblStylePr>
     <w:tblStylePr w:type="lastCol">
       <w:rPr>
+        <w:rFonts w:eastAsia="黑体"/>
         <w:b/>
         <w:bCs/>
         <w:color w:themeColor="background1" w:val="FFFFFF"/>
@@ -8300,6 +8720,7 @@
     </w:tblStylePr>
     <w:tblStylePr w:type="nwCell">
       <w:rPr>
+        <w:rFonts w:eastAsia="黑体"/>
         <w:color w:themeColor="background1" w:val="FFFFFF"/>
       </w:rPr>
       <w:tblPr/>
@@ -8324,6 +8745,7 @@
       <w:spacing w:after="0" w:line="240" w:lineRule="auto"/>
     </w:pPr>
     <w:rPr>
+      <w:rFonts w:eastAsia="黑体"/>
       <w:color w:themeColor="text1" w:val="000000"/>
     </w:rPr>
     <w:tblPr>
@@ -8343,7 +8765,7 @@
     </w:tblPr>
     <w:tblStylePr w:type="firstRow">
       <w:rPr>
-        <w:rFonts w:asciiTheme="majorHAnsi" w:cstheme="majorBidi" w:eastAsiaTheme="majorEastAsia" w:hAnsiTheme="majorHAnsi"/>
+        <w:rFonts w:asciiTheme="majorHAnsi" w:cstheme="majorBidi" w:hAnsiTheme="majorHAnsi" w:eastAsia="黑体"/>
       </w:rPr>
       <w:tblPr/>
       <w:tcPr>
@@ -8355,6 +8777,7 @@
     </w:tblStylePr>
     <w:tblStylePr w:type="lastRow">
       <w:rPr>
+        <w:rFonts w:eastAsia="黑体"/>
         <w:b/>
         <w:bCs/>
         <w:color w:themeColor="text2" w:val="1F497D"/>
@@ -8369,12 +8792,14 @@
     </w:tblStylePr>
     <w:tblStylePr w:type="firstCol">
       <w:rPr>
+        <w:rFonts w:eastAsia="黑体"/>
         <w:b/>
         <w:bCs/>
       </w:rPr>
     </w:tblStylePr>
     <w:tblStylePr w:type="lastCol">
       <w:rPr>
+        <w:rFonts w:eastAsia="黑体"/>
         <w:b/>
         <w:bCs/>
       </w:rPr>
@@ -8408,6 +8833,7 @@
       <w:spacing w:after="0" w:line="240" w:lineRule="auto"/>
     </w:pPr>
     <w:rPr>
+      <w:rFonts w:eastAsia="黑体"/>
       <w:color w:themeColor="text1" w:val="000000"/>
     </w:rPr>
     <w:tblPr>
@@ -8427,7 +8853,7 @@
     </w:tblPr>
     <w:tblStylePr w:type="firstRow">
       <w:rPr>
-        <w:rFonts w:asciiTheme="majorHAnsi" w:cstheme="majorBidi" w:eastAsiaTheme="majorEastAsia" w:hAnsiTheme="majorHAnsi"/>
+        <w:rFonts w:asciiTheme="majorHAnsi" w:cstheme="majorBidi" w:hAnsiTheme="majorHAnsi" w:eastAsia="黑体"/>
       </w:rPr>
       <w:tblPr/>
       <w:tcPr>
@@ -8439,6 +8865,7 @@
     </w:tblStylePr>
     <w:tblStylePr w:type="lastRow">
       <w:rPr>
+        <w:rFonts w:eastAsia="黑体"/>
         <w:b/>
         <w:bCs/>
         <w:color w:themeColor="text2" w:val="1F497D"/>
@@ -8453,12 +8880,14 @@
     </w:tblStylePr>
     <w:tblStylePr w:type="firstCol">
       <w:rPr>
+        <w:rFonts w:eastAsia="黑体"/>
         <w:b/>
         <w:bCs/>
       </w:rPr>
     </w:tblStylePr>
     <w:tblStylePr w:type="lastCol">
       <w:rPr>
+        <w:rFonts w:eastAsia="黑体"/>
         <w:b/>
         <w:bCs/>
       </w:rPr>
@@ -8492,6 +8921,7 @@
       <w:spacing w:after="0" w:line="240" w:lineRule="auto"/>
     </w:pPr>
     <w:rPr>
+      <w:rFonts w:eastAsia="黑体"/>
       <w:color w:themeColor="text1" w:val="000000"/>
     </w:rPr>
     <w:tblPr>
@@ -8511,7 +8941,7 @@
     </w:tblPr>
     <w:tblStylePr w:type="firstRow">
       <w:rPr>
-        <w:rFonts w:asciiTheme="majorHAnsi" w:cstheme="majorBidi" w:eastAsiaTheme="majorEastAsia" w:hAnsiTheme="majorHAnsi"/>
+        <w:rFonts w:asciiTheme="majorHAnsi" w:cstheme="majorBidi" w:hAnsiTheme="majorHAnsi" w:eastAsia="黑体"/>
       </w:rPr>
       <w:tblPr/>
       <w:tcPr>
@@ -8523,6 +8953,7 @@
     </w:tblStylePr>
     <w:tblStylePr w:type="lastRow">
       <w:rPr>
+        <w:rFonts w:eastAsia="黑体"/>
         <w:b/>
         <w:bCs/>
         <w:color w:themeColor="text2" w:val="1F497D"/>
@@ -8537,12 +8968,14 @@
     </w:tblStylePr>
     <w:tblStylePr w:type="firstCol">
       <w:rPr>
+        <w:rFonts w:eastAsia="黑体"/>
         <w:b/>
         <w:bCs/>
       </w:rPr>
     </w:tblStylePr>
     <w:tblStylePr w:type="lastCol">
       <w:rPr>
+        <w:rFonts w:eastAsia="黑体"/>
         <w:b/>
         <w:bCs/>
       </w:rPr>
@@ -8576,6 +9009,7 @@
       <w:spacing w:after="0" w:line="240" w:lineRule="auto"/>
     </w:pPr>
     <w:rPr>
+      <w:rFonts w:eastAsia="黑体"/>
       <w:color w:themeColor="text1" w:val="000000"/>
     </w:rPr>
     <w:tblPr>
@@ -8595,7 +9029,7 @@
     </w:tblPr>
     <w:tblStylePr w:type="firstRow">
       <w:rPr>
-        <w:rFonts w:asciiTheme="majorHAnsi" w:cstheme="majorBidi" w:eastAsiaTheme="majorEastAsia" w:hAnsiTheme="majorHAnsi"/>
+        <w:rFonts w:asciiTheme="majorHAnsi" w:cstheme="majorBidi" w:hAnsiTheme="majorHAnsi" w:eastAsia="黑体"/>
       </w:rPr>
       <w:tblPr/>
       <w:tcPr>
@@ -8607,6 +9041,7 @@
     </w:tblStylePr>
     <w:tblStylePr w:type="lastRow">
       <w:rPr>
+        <w:rFonts w:eastAsia="黑体"/>
         <w:b/>
         <w:bCs/>
         <w:color w:themeColor="text2" w:val="1F497D"/>
@@ -8621,12 +9056,14 @@
     </w:tblStylePr>
     <w:tblStylePr w:type="firstCol">
       <w:rPr>
+        <w:rFonts w:eastAsia="黑体"/>
         <w:b/>
         <w:bCs/>
       </w:rPr>
     </w:tblStylePr>
     <w:tblStylePr w:type="lastCol">
       <w:rPr>
+        <w:rFonts w:eastAsia="黑体"/>
         <w:b/>
         <w:bCs/>
       </w:rPr>
@@ -8660,6 +9097,7 @@
       <w:spacing w:after="0" w:line="240" w:lineRule="auto"/>
     </w:pPr>
     <w:rPr>
+      <w:rFonts w:eastAsia="黑体"/>
       <w:color w:themeColor="text1" w:val="000000"/>
     </w:rPr>
     <w:tblPr>
@@ -8679,7 +9117,7 @@
     </w:tblPr>
     <w:tblStylePr w:type="firstRow">
       <w:rPr>
-        <w:rFonts w:asciiTheme="majorHAnsi" w:cstheme="majorBidi" w:eastAsiaTheme="majorEastAsia" w:hAnsiTheme="majorHAnsi"/>
+        <w:rFonts w:asciiTheme="majorHAnsi" w:cstheme="majorBidi" w:hAnsiTheme="majorHAnsi" w:eastAsia="黑体"/>
       </w:rPr>
       <w:tblPr/>
       <w:tcPr>
@@ -8691,6 +9129,7 @@
     </w:tblStylePr>
     <w:tblStylePr w:type="lastRow">
       <w:rPr>
+        <w:rFonts w:eastAsia="黑体"/>
         <w:b/>
         <w:bCs/>
         <w:color w:themeColor="text2" w:val="1F497D"/>
@@ -8705,12 +9144,14 @@
     </w:tblStylePr>
     <w:tblStylePr w:type="firstCol">
       <w:rPr>
+        <w:rFonts w:eastAsia="黑体"/>
         <w:b/>
         <w:bCs/>
       </w:rPr>
     </w:tblStylePr>
     <w:tblStylePr w:type="lastCol">
       <w:rPr>
+        <w:rFonts w:eastAsia="黑体"/>
         <w:b/>
         <w:bCs/>
       </w:rPr>
@@ -8744,6 +9185,7 @@
       <w:spacing w:after="0" w:line="240" w:lineRule="auto"/>
     </w:pPr>
     <w:rPr>
+      <w:rFonts w:eastAsia="黑体"/>
       <w:color w:themeColor="text1" w:val="000000"/>
     </w:rPr>
     <w:tblPr>
@@ -8763,7 +9205,7 @@
     </w:tblPr>
     <w:tblStylePr w:type="firstRow">
       <w:rPr>
-        <w:rFonts w:asciiTheme="majorHAnsi" w:cstheme="majorBidi" w:eastAsiaTheme="majorEastAsia" w:hAnsiTheme="majorHAnsi"/>
+        <w:rFonts w:asciiTheme="majorHAnsi" w:cstheme="majorBidi" w:hAnsiTheme="majorHAnsi" w:eastAsia="黑体"/>
       </w:rPr>
       <w:tblPr/>
       <w:tcPr>
@@ -8775,6 +9217,7 @@
     </w:tblStylePr>
     <w:tblStylePr w:type="lastRow">
       <w:rPr>
+        <w:rFonts w:eastAsia="黑体"/>
         <w:b/>
         <w:bCs/>
         <w:color w:themeColor="text2" w:val="1F497D"/>
@@ -8789,12 +9232,14 @@
     </w:tblStylePr>
     <w:tblStylePr w:type="firstCol">
       <w:rPr>
+        <w:rFonts w:eastAsia="黑体"/>
         <w:b/>
         <w:bCs/>
       </w:rPr>
     </w:tblStylePr>
     <w:tblStylePr w:type="lastCol">
       <w:rPr>
+        <w:rFonts w:eastAsia="黑体"/>
         <w:b/>
         <w:bCs/>
       </w:rPr>
@@ -8828,6 +9273,7 @@
       <w:spacing w:after="0" w:line="240" w:lineRule="auto"/>
     </w:pPr>
     <w:rPr>
+      <w:rFonts w:eastAsia="黑体"/>
       <w:color w:themeColor="text1" w:val="000000"/>
     </w:rPr>
     <w:tblPr>
@@ -8847,7 +9293,7 @@
     </w:tblPr>
     <w:tblStylePr w:type="firstRow">
       <w:rPr>
-        <w:rFonts w:asciiTheme="majorHAnsi" w:cstheme="majorBidi" w:eastAsiaTheme="majorEastAsia" w:hAnsiTheme="majorHAnsi"/>
+        <w:rFonts w:asciiTheme="majorHAnsi" w:cstheme="majorBidi" w:hAnsiTheme="majorHAnsi" w:eastAsia="黑体"/>
       </w:rPr>
       <w:tblPr/>
       <w:tcPr>
@@ -8859,6 +9305,7 @@
     </w:tblStylePr>
     <w:tblStylePr w:type="lastRow">
       <w:rPr>
+        <w:rFonts w:eastAsia="黑体"/>
         <w:b/>
         <w:bCs/>
         <w:color w:themeColor="text2" w:val="1F497D"/>
@@ -8873,12 +9320,14 @@
     </w:tblStylePr>
     <w:tblStylePr w:type="firstCol">
       <w:rPr>
+        <w:rFonts w:eastAsia="黑体"/>
         <w:b/>
         <w:bCs/>
       </w:rPr>
     </w:tblStylePr>
     <w:tblStylePr w:type="lastCol">
       <w:rPr>
+        <w:rFonts w:eastAsia="黑体"/>
         <w:b/>
         <w:bCs/>
       </w:rPr>
@@ -8912,7 +9361,7 @@
       <w:spacing w:after="0" w:line="240" w:lineRule="auto"/>
     </w:pPr>
     <w:rPr>
-      <w:rFonts w:asciiTheme="majorHAnsi" w:cstheme="majorBidi" w:eastAsiaTheme="majorEastAsia" w:hAnsiTheme="majorHAnsi"/>
+      <w:rFonts w:asciiTheme="majorHAnsi" w:cstheme="majorBidi" w:hAnsiTheme="majorHAnsi" w:eastAsia="黑体"/>
       <w:color w:themeColor="text1" w:val="000000"/>
     </w:rPr>
     <w:tblPr>
@@ -8934,6 +9383,7 @@
     </w:tblPr>
     <w:tblStylePr w:type="firstRow">
       <w:rPr>
+        <w:rFonts w:eastAsia="黑体"/>
         <w:sz w:val="24"/>
         <w:szCs w:val="24"/>
       </w:rPr>
@@ -9040,7 +9490,7 @@
       <w:spacing w:after="0" w:line="240" w:lineRule="auto"/>
     </w:pPr>
     <w:rPr>
-      <w:rFonts w:asciiTheme="majorHAnsi" w:cstheme="majorBidi" w:eastAsiaTheme="majorEastAsia" w:hAnsiTheme="majorHAnsi"/>
+      <w:rFonts w:asciiTheme="majorHAnsi" w:cstheme="majorBidi" w:hAnsiTheme="majorHAnsi" w:eastAsia="黑体"/>
       <w:color w:themeColor="text1" w:val="000000"/>
     </w:rPr>
     <w:tblPr>
@@ -9062,6 +9512,7 @@
     </w:tblPr>
     <w:tblStylePr w:type="firstRow">
       <w:rPr>
+        <w:rFonts w:eastAsia="黑体"/>
         <w:sz w:val="24"/>
         <w:szCs w:val="24"/>
       </w:rPr>
@@ -9168,7 +9619,7 @@
       <w:spacing w:after="0" w:line="240" w:lineRule="auto"/>
     </w:pPr>
     <w:rPr>
-      <w:rFonts w:asciiTheme="majorHAnsi" w:cstheme="majorBidi" w:eastAsiaTheme="majorEastAsia" w:hAnsiTheme="majorHAnsi"/>
+      <w:rFonts w:asciiTheme="majorHAnsi" w:cstheme="majorBidi" w:hAnsiTheme="majorHAnsi" w:eastAsia="黑体"/>
       <w:color w:themeColor="text1" w:val="000000"/>
     </w:rPr>
     <w:tblPr>
@@ -9190,6 +9641,7 @@
     </w:tblPr>
     <w:tblStylePr w:type="firstRow">
       <w:rPr>
+        <w:rFonts w:eastAsia="黑体"/>
         <w:sz w:val="24"/>
         <w:szCs w:val="24"/>
       </w:rPr>
@@ -9296,7 +9748,7 @@
       <w:spacing w:after="0" w:line="240" w:lineRule="auto"/>
     </w:pPr>
     <w:rPr>
-      <w:rFonts w:asciiTheme="majorHAnsi" w:cstheme="majorBidi" w:eastAsiaTheme="majorEastAsia" w:hAnsiTheme="majorHAnsi"/>
+      <w:rFonts w:asciiTheme="majorHAnsi" w:cstheme="majorBidi" w:hAnsiTheme="majorHAnsi" w:eastAsia="黑体"/>
       <w:color w:themeColor="text1" w:val="000000"/>
     </w:rPr>
     <w:tblPr>
@@ -9318,6 +9770,7 @@
     </w:tblPr>
     <w:tblStylePr w:type="firstRow">
       <w:rPr>
+        <w:rFonts w:eastAsia="黑体"/>
         <w:sz w:val="24"/>
         <w:szCs w:val="24"/>
       </w:rPr>
@@ -9424,7 +9877,7 @@
       <w:spacing w:after="0" w:line="240" w:lineRule="auto"/>
     </w:pPr>
     <w:rPr>
-      <w:rFonts w:asciiTheme="majorHAnsi" w:cstheme="majorBidi" w:eastAsiaTheme="majorEastAsia" w:hAnsiTheme="majorHAnsi"/>
+      <w:rFonts w:asciiTheme="majorHAnsi" w:cstheme="majorBidi" w:hAnsiTheme="majorHAnsi" w:eastAsia="黑体"/>
       <w:color w:themeColor="text1" w:val="000000"/>
     </w:rPr>
     <w:tblPr>
@@ -9446,6 +9899,7 @@
     </w:tblPr>
     <w:tblStylePr w:type="firstRow">
       <w:rPr>
+        <w:rFonts w:eastAsia="黑体"/>
         <w:sz w:val="24"/>
         <w:szCs w:val="24"/>
       </w:rPr>
@@ -9552,7 +10006,7 @@
       <w:spacing w:after="0" w:line="240" w:lineRule="auto"/>
     </w:pPr>
     <w:rPr>
-      <w:rFonts w:asciiTheme="majorHAnsi" w:cstheme="majorBidi" w:eastAsiaTheme="majorEastAsia" w:hAnsiTheme="majorHAnsi"/>
+      <w:rFonts w:asciiTheme="majorHAnsi" w:cstheme="majorBidi" w:hAnsiTheme="majorHAnsi" w:eastAsia="黑体"/>
       <w:color w:themeColor="text1" w:val="000000"/>
     </w:rPr>
     <w:tblPr>
@@ -9574,6 +10028,7 @@
     </w:tblPr>
     <w:tblStylePr w:type="firstRow">
       <w:rPr>
+        <w:rFonts w:eastAsia="黑体"/>
         <w:sz w:val="24"/>
         <w:szCs w:val="24"/>
       </w:rPr>
@@ -9680,7 +10135,7 @@
       <w:spacing w:after="0" w:line="240" w:lineRule="auto"/>
     </w:pPr>
     <w:rPr>
-      <w:rFonts w:asciiTheme="majorHAnsi" w:cstheme="majorBidi" w:eastAsiaTheme="majorEastAsia" w:hAnsiTheme="majorHAnsi"/>
+      <w:rFonts w:asciiTheme="majorHAnsi" w:cstheme="majorBidi" w:hAnsiTheme="majorHAnsi" w:eastAsia="黑体"/>
       <w:color w:themeColor="text1" w:val="000000"/>
     </w:rPr>
     <w:tblPr>
@@ -9702,6 +10157,7 @@
     </w:tblPr>
     <w:tblStylePr w:type="firstRow">
       <w:rPr>
+        <w:rFonts w:eastAsia="黑体"/>
         <w:sz w:val="24"/>
         <w:szCs w:val="24"/>
       </w:rPr>
@@ -9831,12 +10287,14 @@
     </w:tcPr>
     <w:tblStylePr w:type="firstRow">
       <w:rPr>
+        <w:rFonts w:eastAsia="黑体"/>
         <w:b/>
         <w:bCs/>
       </w:rPr>
     </w:tblStylePr>
     <w:tblStylePr w:type="lastRow">
       <w:rPr>
+        <w:rFonts w:eastAsia="黑体"/>
         <w:b/>
         <w:bCs/>
       </w:rPr>
@@ -9849,12 +10307,14 @@
     </w:tblStylePr>
     <w:tblStylePr w:type="firstCol">
       <w:rPr>
+        <w:rFonts w:eastAsia="黑体"/>
         <w:b/>
         <w:bCs/>
       </w:rPr>
     </w:tblStylePr>
     <w:tblStylePr w:type="lastCol">
       <w:rPr>
+        <w:rFonts w:eastAsia="黑体"/>
         <w:b/>
         <w:bCs/>
       </w:rPr>
@@ -9904,12 +10364,14 @@
     </w:tcPr>
     <w:tblStylePr w:type="firstRow">
       <w:rPr>
+        <w:rFonts w:eastAsia="黑体"/>
         <w:b/>
         <w:bCs/>
       </w:rPr>
     </w:tblStylePr>
     <w:tblStylePr w:type="lastRow">
       <w:rPr>
+        <w:rFonts w:eastAsia="黑体"/>
         <w:b/>
         <w:bCs/>
       </w:rPr>
@@ -9922,12 +10384,14 @@
     </w:tblStylePr>
     <w:tblStylePr w:type="firstCol">
       <w:rPr>
+        <w:rFonts w:eastAsia="黑体"/>
         <w:b/>
         <w:bCs/>
       </w:rPr>
     </w:tblStylePr>
     <w:tblStylePr w:type="lastCol">
       <w:rPr>
+        <w:rFonts w:eastAsia="黑体"/>
         <w:b/>
         <w:bCs/>
       </w:rPr>
@@ -9977,12 +10441,14 @@
     </w:tcPr>
     <w:tblStylePr w:type="firstRow">
       <w:rPr>
+        <w:rFonts w:eastAsia="黑体"/>
         <w:b/>
         <w:bCs/>
       </w:rPr>
     </w:tblStylePr>
     <w:tblStylePr w:type="lastRow">
       <w:rPr>
+        <w:rFonts w:eastAsia="黑体"/>
         <w:b/>
         <w:bCs/>
       </w:rPr>
@@ -9995,12 +10461,14 @@
     </w:tblStylePr>
     <w:tblStylePr w:type="firstCol">
       <w:rPr>
+        <w:rFonts w:eastAsia="黑体"/>
         <w:b/>
         <w:bCs/>
       </w:rPr>
     </w:tblStylePr>
     <w:tblStylePr w:type="lastCol">
       <w:rPr>
+        <w:rFonts w:eastAsia="黑体"/>
         <w:b/>
         <w:bCs/>
       </w:rPr>
@@ -10050,12 +10518,14 @@
     </w:tcPr>
     <w:tblStylePr w:type="firstRow">
       <w:rPr>
+        <w:rFonts w:eastAsia="黑体"/>
         <w:b/>
         <w:bCs/>
       </w:rPr>
     </w:tblStylePr>
     <w:tblStylePr w:type="lastRow">
       <w:rPr>
+        <w:rFonts w:eastAsia="黑体"/>
         <w:b/>
         <w:bCs/>
       </w:rPr>
@@ -10068,12 +10538,14 @@
     </w:tblStylePr>
     <w:tblStylePr w:type="firstCol">
       <w:rPr>
+        <w:rFonts w:eastAsia="黑体"/>
         <w:b/>
         <w:bCs/>
       </w:rPr>
     </w:tblStylePr>
     <w:tblStylePr w:type="lastCol">
       <w:rPr>
+        <w:rFonts w:eastAsia="黑体"/>
         <w:b/>
         <w:bCs/>
       </w:rPr>
@@ -10123,12 +10595,14 @@
     </w:tcPr>
     <w:tblStylePr w:type="firstRow">
       <w:rPr>
+        <w:rFonts w:eastAsia="黑体"/>
         <w:b/>
         <w:bCs/>
       </w:rPr>
     </w:tblStylePr>
     <w:tblStylePr w:type="lastRow">
       <w:rPr>
+        <w:rFonts w:eastAsia="黑体"/>
         <w:b/>
         <w:bCs/>
       </w:rPr>
@@ -10141,12 +10615,14 @@
     </w:tblStylePr>
     <w:tblStylePr w:type="firstCol">
       <w:rPr>
+        <w:rFonts w:eastAsia="黑体"/>
         <w:b/>
         <w:bCs/>
       </w:rPr>
     </w:tblStylePr>
     <w:tblStylePr w:type="lastCol">
       <w:rPr>
+        <w:rFonts w:eastAsia="黑体"/>
         <w:b/>
         <w:bCs/>
       </w:rPr>
@@ -10196,12 +10672,14 @@
     </w:tcPr>
     <w:tblStylePr w:type="firstRow">
       <w:rPr>
+        <w:rFonts w:eastAsia="黑体"/>
         <w:b/>
         <w:bCs/>
       </w:rPr>
     </w:tblStylePr>
     <w:tblStylePr w:type="lastRow">
       <w:rPr>
+        <w:rFonts w:eastAsia="黑体"/>
         <w:b/>
         <w:bCs/>
       </w:rPr>
@@ -10214,12 +10692,14 @@
     </w:tblStylePr>
     <w:tblStylePr w:type="firstCol">
       <w:rPr>
+        <w:rFonts w:eastAsia="黑体"/>
         <w:b/>
         <w:bCs/>
       </w:rPr>
     </w:tblStylePr>
     <w:tblStylePr w:type="lastCol">
       <w:rPr>
+        <w:rFonts w:eastAsia="黑体"/>
         <w:b/>
         <w:bCs/>
       </w:rPr>
@@ -10269,12 +10749,14 @@
     </w:tcPr>
     <w:tblStylePr w:type="firstRow">
       <w:rPr>
+        <w:rFonts w:eastAsia="黑体"/>
         <w:b/>
         <w:bCs/>
       </w:rPr>
     </w:tblStylePr>
     <w:tblStylePr w:type="lastRow">
       <w:rPr>
+        <w:rFonts w:eastAsia="黑体"/>
         <w:b/>
         <w:bCs/>
       </w:rPr>
@@ -10287,12 +10769,14 @@
     </w:tblStylePr>
     <w:tblStylePr w:type="firstCol">
       <w:rPr>
+        <w:rFonts w:eastAsia="黑体"/>
         <w:b/>
         <w:bCs/>
       </w:rPr>
     </w:tblStylePr>
     <w:tblStylePr w:type="lastCol">
       <w:rPr>
+        <w:rFonts w:eastAsia="黑体"/>
         <w:b/>
         <w:bCs/>
       </w:rPr>
@@ -10319,7 +10803,7 @@
       <w:spacing w:after="0" w:line="240" w:lineRule="auto"/>
     </w:pPr>
     <w:rPr>
-      <w:rFonts w:asciiTheme="majorHAnsi" w:cstheme="majorBidi" w:eastAsiaTheme="majorEastAsia" w:hAnsiTheme="majorHAnsi"/>
+      <w:rFonts w:asciiTheme="majorHAnsi" w:cstheme="majorBidi" w:hAnsiTheme="majorHAnsi" w:eastAsia="黑体"/>
       <w:color w:themeColor="text1" w:val="000000"/>
     </w:rPr>
     <w:tblPr>
@@ -10346,6 +10830,7 @@
     </w:tcPr>
     <w:tblStylePr w:type="firstRow">
       <w:rPr>
+        <w:rFonts w:eastAsia="黑体"/>
         <w:b/>
         <w:bCs/>
         <w:color w:themeColor="text1" w:val="000000"/>
@@ -10357,6 +10842,7 @@
     </w:tblStylePr>
     <w:tblStylePr w:type="lastRow">
       <w:rPr>
+        <w:rFonts w:eastAsia="黑体"/>
         <w:b/>
         <w:bCs/>
         <w:color w:themeColor="text1" w:val="000000"/>
@@ -10376,6 +10862,7 @@
     </w:tblStylePr>
     <w:tblStylePr w:type="firstCol">
       <w:rPr>
+        <w:rFonts w:eastAsia="黑体"/>
         <w:b/>
         <w:bCs/>
         <w:color w:themeColor="text1" w:val="000000"/>
@@ -10395,6 +10882,7 @@
     </w:tblStylePr>
     <w:tblStylePr w:type="lastCol">
       <w:rPr>
+        <w:rFonts w:eastAsia="黑体"/>
         <w:b w:val="0"/>
         <w:bCs w:val="0"/>
         <w:color w:themeColor="text1" w:val="000000"/>
@@ -10444,7 +10932,7 @@
       <w:spacing w:after="0" w:line="240" w:lineRule="auto"/>
     </w:pPr>
     <w:rPr>
-      <w:rFonts w:asciiTheme="majorHAnsi" w:cstheme="majorBidi" w:eastAsiaTheme="majorEastAsia" w:hAnsiTheme="majorHAnsi"/>
+      <w:rFonts w:asciiTheme="majorHAnsi" w:cstheme="majorBidi" w:hAnsiTheme="majorHAnsi" w:eastAsia="黑体"/>
       <w:color w:themeColor="text1" w:val="000000"/>
     </w:rPr>
     <w:tblPr>
@@ -10471,6 +10959,7 @@
     </w:tcPr>
     <w:tblStylePr w:type="firstRow">
       <w:rPr>
+        <w:rFonts w:eastAsia="黑体"/>
         <w:b/>
         <w:bCs/>
         <w:color w:themeColor="text1" w:val="000000"/>
@@ -10482,6 +10971,7 @@
     </w:tblStylePr>
     <w:tblStylePr w:type="lastRow">
       <w:rPr>
+        <w:rFonts w:eastAsia="黑体"/>
         <w:b/>
         <w:bCs/>
         <w:color w:themeColor="text1" w:val="000000"/>
@@ -10501,6 +10991,7 @@
     </w:tblStylePr>
     <w:tblStylePr w:type="firstCol">
       <w:rPr>
+        <w:rFonts w:eastAsia="黑体"/>
         <w:b/>
         <w:bCs/>
         <w:color w:themeColor="text1" w:val="000000"/>
@@ -10520,6 +11011,7 @@
     </w:tblStylePr>
     <w:tblStylePr w:type="lastCol">
       <w:rPr>
+        <w:rFonts w:eastAsia="黑体"/>
         <w:b w:val="0"/>
         <w:bCs w:val="0"/>
         <w:color w:themeColor="text1" w:val="000000"/>
@@ -10569,7 +11061,7 @@
       <w:spacing w:after="0" w:line="240" w:lineRule="auto"/>
     </w:pPr>
     <w:rPr>
-      <w:rFonts w:asciiTheme="majorHAnsi" w:cstheme="majorBidi" w:eastAsiaTheme="majorEastAsia" w:hAnsiTheme="majorHAnsi"/>
+      <w:rFonts w:asciiTheme="majorHAnsi" w:cstheme="majorBidi" w:hAnsiTheme="majorHAnsi" w:eastAsia="黑体"/>
       <w:color w:themeColor="text1" w:val="000000"/>
     </w:rPr>
     <w:tblPr>
@@ -10596,6 +11088,7 @@
     </w:tcPr>
     <w:tblStylePr w:type="firstRow">
       <w:rPr>
+        <w:rFonts w:eastAsia="黑体"/>
         <w:b/>
         <w:bCs/>
         <w:color w:themeColor="text1" w:val="000000"/>
@@ -10607,6 +11100,7 @@
     </w:tblStylePr>
     <w:tblStylePr w:type="lastRow">
       <w:rPr>
+        <w:rFonts w:eastAsia="黑体"/>
         <w:b/>
         <w:bCs/>
         <w:color w:themeColor="text1" w:val="000000"/>
@@ -10626,6 +11120,7 @@
     </w:tblStylePr>
     <w:tblStylePr w:type="firstCol">
       <w:rPr>
+        <w:rFonts w:eastAsia="黑体"/>
         <w:b/>
         <w:bCs/>
         <w:color w:themeColor="text1" w:val="000000"/>
@@ -10645,6 +11140,7 @@
     </w:tblStylePr>
     <w:tblStylePr w:type="lastCol">
       <w:rPr>
+        <w:rFonts w:eastAsia="黑体"/>
         <w:b w:val="0"/>
         <w:bCs w:val="0"/>
         <w:color w:themeColor="text1" w:val="000000"/>
@@ -10694,7 +11190,7 @@
       <w:spacing w:after="0" w:line="240" w:lineRule="auto"/>
     </w:pPr>
     <w:rPr>
-      <w:rFonts w:asciiTheme="majorHAnsi" w:cstheme="majorBidi" w:eastAsiaTheme="majorEastAsia" w:hAnsiTheme="majorHAnsi"/>
+      <w:rFonts w:asciiTheme="majorHAnsi" w:cstheme="majorBidi" w:hAnsiTheme="majorHAnsi" w:eastAsia="黑体"/>
       <w:color w:themeColor="text1" w:val="000000"/>
     </w:rPr>
     <w:tblPr>
@@ -10721,6 +11217,7 @@
     </w:tcPr>
     <w:tblStylePr w:type="firstRow">
       <w:rPr>
+        <w:rFonts w:eastAsia="黑体"/>
         <w:b/>
         <w:bCs/>
         <w:color w:themeColor="text1" w:val="000000"/>
@@ -10732,6 +11229,7 @@
     </w:tblStylePr>
     <w:tblStylePr w:type="lastRow">
       <w:rPr>
+        <w:rFonts w:eastAsia="黑体"/>
         <w:b/>
         <w:bCs/>
         <w:color w:themeColor="text1" w:val="000000"/>
@@ -10751,6 +11249,7 @@
     </w:tblStylePr>
     <w:tblStylePr w:type="firstCol">
       <w:rPr>
+        <w:rFonts w:eastAsia="黑体"/>
         <w:b/>
         <w:bCs/>
         <w:color w:themeColor="text1" w:val="000000"/>
@@ -10770,6 +11269,7 @@
     </w:tblStylePr>
     <w:tblStylePr w:type="lastCol">
       <w:rPr>
+        <w:rFonts w:eastAsia="黑体"/>
         <w:b w:val="0"/>
         <w:bCs w:val="0"/>
         <w:color w:themeColor="text1" w:val="000000"/>
@@ -10819,7 +11319,7 @@
       <w:spacing w:after="0" w:line="240" w:lineRule="auto"/>
     </w:pPr>
     <w:rPr>
-      <w:rFonts w:asciiTheme="majorHAnsi" w:cstheme="majorBidi" w:eastAsiaTheme="majorEastAsia" w:hAnsiTheme="majorHAnsi"/>
+      <w:rFonts w:asciiTheme="majorHAnsi" w:cstheme="majorBidi" w:hAnsiTheme="majorHAnsi" w:eastAsia="黑体"/>
       <w:color w:themeColor="text1" w:val="000000"/>
     </w:rPr>
     <w:tblPr>
@@ -10846,6 +11346,7 @@
     </w:tcPr>
     <w:tblStylePr w:type="firstRow">
       <w:rPr>
+        <w:rFonts w:eastAsia="黑体"/>
         <w:b/>
         <w:bCs/>
         <w:color w:themeColor="text1" w:val="000000"/>
@@ -10857,6 +11358,7 @@
     </w:tblStylePr>
     <w:tblStylePr w:type="lastRow">
       <w:rPr>
+        <w:rFonts w:eastAsia="黑体"/>
         <w:b/>
         <w:bCs/>
         <w:color w:themeColor="text1" w:val="000000"/>
@@ -10876,6 +11378,7 @@
     </w:tblStylePr>
     <w:tblStylePr w:type="firstCol">
       <w:rPr>
+        <w:rFonts w:eastAsia="黑体"/>
         <w:b/>
         <w:bCs/>
         <w:color w:themeColor="text1" w:val="000000"/>
@@ -10895,6 +11398,7 @@
     </w:tblStylePr>
     <w:tblStylePr w:type="lastCol">
       <w:rPr>
+        <w:rFonts w:eastAsia="黑体"/>
         <w:b w:val="0"/>
         <w:bCs w:val="0"/>
         <w:color w:themeColor="text1" w:val="000000"/>
@@ -10944,7 +11448,7 @@
       <w:spacing w:after="0" w:line="240" w:lineRule="auto"/>
     </w:pPr>
     <w:rPr>
-      <w:rFonts w:asciiTheme="majorHAnsi" w:cstheme="majorBidi" w:eastAsiaTheme="majorEastAsia" w:hAnsiTheme="majorHAnsi"/>
+      <w:rFonts w:asciiTheme="majorHAnsi" w:cstheme="majorBidi" w:hAnsiTheme="majorHAnsi" w:eastAsia="黑体"/>
       <w:color w:themeColor="text1" w:val="000000"/>
     </w:rPr>
     <w:tblPr>
@@ -10971,6 +11475,7 @@
     </w:tcPr>
     <w:tblStylePr w:type="firstRow">
       <w:rPr>
+        <w:rFonts w:eastAsia="黑体"/>
         <w:b/>
         <w:bCs/>
         <w:color w:themeColor="text1" w:val="000000"/>
@@ -10982,6 +11487,7 @@
     </w:tblStylePr>
     <w:tblStylePr w:type="lastRow">
       <w:rPr>
+        <w:rFonts w:eastAsia="黑体"/>
         <w:b/>
         <w:bCs/>
         <w:color w:themeColor="text1" w:val="000000"/>
@@ -11001,6 +11507,7 @@
     </w:tblStylePr>
     <w:tblStylePr w:type="firstCol">
       <w:rPr>
+        <w:rFonts w:eastAsia="黑体"/>
         <w:b/>
         <w:bCs/>
         <w:color w:themeColor="text1" w:val="000000"/>
@@ -11020,6 +11527,7 @@
     </w:tblStylePr>
     <w:tblStylePr w:type="lastCol">
       <w:rPr>
+        <w:rFonts w:eastAsia="黑体"/>
         <w:b w:val="0"/>
         <w:bCs w:val="0"/>
         <w:color w:themeColor="text1" w:val="000000"/>
@@ -11069,7 +11577,7 @@
       <w:spacing w:after="0" w:line="240" w:lineRule="auto"/>
     </w:pPr>
     <w:rPr>
-      <w:rFonts w:asciiTheme="majorHAnsi" w:cstheme="majorBidi" w:eastAsiaTheme="majorEastAsia" w:hAnsiTheme="majorHAnsi"/>
+      <w:rFonts w:asciiTheme="majorHAnsi" w:cstheme="majorBidi" w:hAnsiTheme="majorHAnsi" w:eastAsia="黑体"/>
       <w:color w:themeColor="text1" w:val="000000"/>
     </w:rPr>
     <w:tblPr>
@@ -11096,6 +11604,7 @@
     </w:tcPr>
     <w:tblStylePr w:type="firstRow">
       <w:rPr>
+        <w:rFonts w:eastAsia="黑体"/>
         <w:b/>
         <w:bCs/>
         <w:color w:themeColor="text1" w:val="000000"/>
@@ -11107,6 +11616,7 @@
     </w:tblStylePr>
     <w:tblStylePr w:type="lastRow">
       <w:rPr>
+        <w:rFonts w:eastAsia="黑体"/>
         <w:b/>
         <w:bCs/>
         <w:color w:themeColor="text1" w:val="000000"/>
@@ -11126,6 +11636,7 @@
     </w:tblStylePr>
     <w:tblStylePr w:type="firstCol">
       <w:rPr>
+        <w:rFonts w:eastAsia="黑体"/>
         <w:b/>
         <w:bCs/>
         <w:color w:themeColor="text1" w:val="000000"/>
@@ -11145,6 +11656,7 @@
     </w:tblStylePr>
     <w:tblStylePr w:type="lastCol">
       <w:rPr>
+        <w:rFonts w:eastAsia="黑体"/>
         <w:b w:val="0"/>
         <w:bCs w:val="0"/>
         <w:color w:themeColor="text1" w:val="000000"/>
@@ -11217,6 +11729,7 @@
     </w:tcPr>
     <w:tblStylePr w:type="firstRow">
       <w:rPr>
+        <w:rFonts w:eastAsia="黑体"/>
         <w:b/>
         <w:bCs/>
         <w:i w:val="0"/>
@@ -11238,6 +11751,7 @@
     </w:tblStylePr>
     <w:tblStylePr w:type="lastRow">
       <w:rPr>
+        <w:rFonts w:eastAsia="黑体"/>
         <w:b/>
         <w:bCs/>
         <w:i w:val="0"/>
@@ -11259,6 +11773,7 @@
     </w:tblStylePr>
     <w:tblStylePr w:type="firstCol">
       <w:rPr>
+        <w:rFonts w:eastAsia="黑体"/>
         <w:b/>
         <w:bCs/>
         <w:i w:val="0"/>
@@ -11278,6 +11793,7 @@
     </w:tblStylePr>
     <w:tblStylePr w:type="lastCol">
       <w:rPr>
+        <w:rFonts w:eastAsia="黑体"/>
         <w:b/>
         <w:bCs/>
         <w:i w:val="0"/>
@@ -11358,6 +11874,7 @@
     </w:tcPr>
     <w:tblStylePr w:type="firstRow">
       <w:rPr>
+        <w:rFonts w:eastAsia="黑体"/>
         <w:b/>
         <w:bCs/>
         <w:i w:val="0"/>
@@ -11379,6 +11896,7 @@
     </w:tblStylePr>
     <w:tblStylePr w:type="lastRow">
       <w:rPr>
+        <w:rFonts w:eastAsia="黑体"/>
         <w:b/>
         <w:bCs/>
         <w:i w:val="0"/>
@@ -11400,6 +11918,7 @@
     </w:tblStylePr>
     <w:tblStylePr w:type="firstCol">
       <w:rPr>
+        <w:rFonts w:eastAsia="黑体"/>
         <w:b/>
         <w:bCs/>
         <w:i w:val="0"/>
@@ -11419,6 +11938,7 @@
     </w:tblStylePr>
     <w:tblStylePr w:type="lastCol">
       <w:rPr>
+        <w:rFonts w:eastAsia="黑体"/>
         <w:b/>
         <w:bCs/>
         <w:i w:val="0"/>
@@ -11499,6 +12019,7 @@
     </w:tcPr>
     <w:tblStylePr w:type="firstRow">
       <w:rPr>
+        <w:rFonts w:eastAsia="黑体"/>
         <w:b/>
         <w:bCs/>
         <w:i w:val="0"/>
@@ -11520,6 +12041,7 @@
     </w:tblStylePr>
     <w:tblStylePr w:type="lastRow">
       <w:rPr>
+        <w:rFonts w:eastAsia="黑体"/>
         <w:b/>
         <w:bCs/>
         <w:i w:val="0"/>
@@ -11541,6 +12063,7 @@
     </w:tblStylePr>
     <w:tblStylePr w:type="firstCol">
       <w:rPr>
+        <w:rFonts w:eastAsia="黑体"/>
         <w:b/>
         <w:bCs/>
         <w:i w:val="0"/>
@@ -11560,6 +12083,7 @@
     </w:tblStylePr>
     <w:tblStylePr w:type="lastCol">
       <w:rPr>
+        <w:rFonts w:eastAsia="黑体"/>
         <w:b/>
         <w:bCs/>
         <w:i w:val="0"/>
@@ -11640,6 +12164,7 @@
     </w:tcPr>
     <w:tblStylePr w:type="firstRow">
       <w:rPr>
+        <w:rFonts w:eastAsia="黑体"/>
         <w:b/>
         <w:bCs/>
         <w:i w:val="0"/>
@@ -11661,6 +12186,7 @@
     </w:tblStylePr>
     <w:tblStylePr w:type="lastRow">
       <w:rPr>
+        <w:rFonts w:eastAsia="黑体"/>
         <w:b/>
         <w:bCs/>
         <w:i w:val="0"/>
@@ -11682,6 +12208,7 @@
     </w:tblStylePr>
     <w:tblStylePr w:type="firstCol">
       <w:rPr>
+        <w:rFonts w:eastAsia="黑体"/>
         <w:b/>
         <w:bCs/>
         <w:i w:val="0"/>
@@ -11701,6 +12228,7 @@
     </w:tblStylePr>
     <w:tblStylePr w:type="lastCol">
       <w:rPr>
+        <w:rFonts w:eastAsia="黑体"/>
         <w:b/>
         <w:bCs/>
         <w:i w:val="0"/>
@@ -11781,6 +12309,7 @@
     </w:tcPr>
     <w:tblStylePr w:type="firstRow">
       <w:rPr>
+        <w:rFonts w:eastAsia="黑体"/>
         <w:b/>
         <w:bCs/>
         <w:i w:val="0"/>
@@ -11802,6 +12331,7 @@
     </w:tblStylePr>
     <w:tblStylePr w:type="lastRow">
       <w:rPr>
+        <w:rFonts w:eastAsia="黑体"/>
         <w:b/>
         <w:bCs/>
         <w:i w:val="0"/>
@@ -11823,6 +12353,7 @@
     </w:tblStylePr>
     <w:tblStylePr w:type="firstCol">
       <w:rPr>
+        <w:rFonts w:eastAsia="黑体"/>
         <w:b/>
         <w:bCs/>
         <w:i w:val="0"/>
@@ -11842,6 +12373,7 @@
     </w:tblStylePr>
     <w:tblStylePr w:type="lastCol">
       <w:rPr>
+        <w:rFonts w:eastAsia="黑体"/>
         <w:b/>
         <w:bCs/>
         <w:i w:val="0"/>
@@ -11922,6 +12454,7 @@
     </w:tcPr>
     <w:tblStylePr w:type="firstRow">
       <w:rPr>
+        <w:rFonts w:eastAsia="黑体"/>
         <w:b/>
         <w:bCs/>
         <w:i w:val="0"/>
@@ -11943,6 +12476,7 @@
     </w:tblStylePr>
     <w:tblStylePr w:type="lastRow">
       <w:rPr>
+        <w:rFonts w:eastAsia="黑体"/>
         <w:b/>
         <w:bCs/>
         <w:i w:val="0"/>
@@ -11964,6 +12498,7 @@
     </w:tblStylePr>
     <w:tblStylePr w:type="firstCol">
       <w:rPr>
+        <w:rFonts w:eastAsia="黑体"/>
         <w:b/>
         <w:bCs/>
         <w:i w:val="0"/>
@@ -11983,6 +12518,7 @@
     </w:tblStylePr>
     <w:tblStylePr w:type="lastCol">
       <w:rPr>
+        <w:rFonts w:eastAsia="黑体"/>
         <w:b/>
         <w:bCs/>
         <w:i w:val="0"/>
@@ -12063,6 +12599,7 @@
     </w:tcPr>
     <w:tblStylePr w:type="firstRow">
       <w:rPr>
+        <w:rFonts w:eastAsia="黑体"/>
         <w:b/>
         <w:bCs/>
         <w:i w:val="0"/>
@@ -12084,6 +12621,7 @@
     </w:tblStylePr>
     <w:tblStylePr w:type="lastRow">
       <w:rPr>
+        <w:rFonts w:eastAsia="黑体"/>
         <w:b/>
         <w:bCs/>
         <w:i w:val="0"/>
@@ -12105,6 +12643,7 @@
     </w:tblStylePr>
     <w:tblStylePr w:type="firstCol">
       <w:rPr>
+        <w:rFonts w:eastAsia="黑体"/>
         <w:b/>
         <w:bCs/>
         <w:i w:val="0"/>
@@ -12124,6 +12663,7 @@
     </w:tblStylePr>
     <w:tblStylePr w:type="lastCol">
       <w:rPr>
+        <w:rFonts w:eastAsia="黑体"/>
         <w:b/>
         <w:bCs/>
         <w:i w:val="0"/>
@@ -12181,6 +12721,7 @@
       <w:spacing w:after="0" w:line="240" w:lineRule="auto"/>
     </w:pPr>
     <w:rPr>
+      <w:rFonts w:eastAsia="黑体"/>
       <w:color w:themeColor="background1" w:val="FFFFFF"/>
     </w:rPr>
     <w:tblPr>
@@ -12199,6 +12740,7 @@
     </w:tcPr>
     <w:tblStylePr w:type="firstRow">
       <w:rPr>
+        <w:rFonts w:eastAsia="黑体"/>
         <w:b/>
         <w:bCs/>
       </w:rPr>
@@ -12295,6 +12837,7 @@
       <w:spacing w:after="0" w:line="240" w:lineRule="auto"/>
     </w:pPr>
     <w:rPr>
+      <w:rFonts w:eastAsia="黑体"/>
       <w:color w:themeColor="background1" w:val="FFFFFF"/>
     </w:rPr>
     <w:tblPr>
@@ -12313,6 +12856,7 @@
     </w:tcPr>
     <w:tblStylePr w:type="firstRow">
       <w:rPr>
+        <w:rFonts w:eastAsia="黑体"/>
         <w:b/>
         <w:bCs/>
       </w:rPr>
@@ -12409,6 +12953,7 @@
       <w:spacing w:after="0" w:line="240" w:lineRule="auto"/>
     </w:pPr>
     <w:rPr>
+      <w:rFonts w:eastAsia="黑体"/>
       <w:color w:themeColor="background1" w:val="FFFFFF"/>
     </w:rPr>
     <w:tblPr>
@@ -12427,6 +12972,7 @@
     </w:tcPr>
     <w:tblStylePr w:type="firstRow">
       <w:rPr>
+        <w:rFonts w:eastAsia="黑体"/>
         <w:b/>
         <w:bCs/>
       </w:rPr>
@@ -12523,6 +13069,7 @@
       <w:spacing w:after="0" w:line="240" w:lineRule="auto"/>
     </w:pPr>
     <w:rPr>
+      <w:rFonts w:eastAsia="黑体"/>
       <w:color w:themeColor="background1" w:val="FFFFFF"/>
     </w:rPr>
     <w:tblPr>
@@ -12541,6 +13088,7 @@
     </w:tcPr>
     <w:tblStylePr w:type="firstRow">
       <w:rPr>
+        <w:rFonts w:eastAsia="黑体"/>
         <w:b/>
         <w:bCs/>
       </w:rPr>
@@ -12637,6 +13185,7 @@
       <w:spacing w:after="0" w:line="240" w:lineRule="auto"/>
     </w:pPr>
     <w:rPr>
+      <w:rFonts w:eastAsia="黑体"/>
       <w:color w:themeColor="background1" w:val="FFFFFF"/>
     </w:rPr>
     <w:tblPr>
@@ -12655,6 +13204,7 @@
     </w:tcPr>
     <w:tblStylePr w:type="firstRow">
       <w:rPr>
+        <w:rFonts w:eastAsia="黑体"/>
         <w:b/>
         <w:bCs/>
       </w:rPr>
@@ -12751,6 +13301,7 @@
       <w:spacing w:after="0" w:line="240" w:lineRule="auto"/>
     </w:pPr>
     <w:rPr>
+      <w:rFonts w:eastAsia="黑体"/>
       <w:color w:themeColor="background1" w:val="FFFFFF"/>
     </w:rPr>
     <w:tblPr>
@@ -12769,6 +13320,7 @@
     </w:tcPr>
     <w:tblStylePr w:type="firstRow">
       <w:rPr>
+        <w:rFonts w:eastAsia="黑体"/>
         <w:b/>
         <w:bCs/>
       </w:rPr>
@@ -12865,6 +13417,7 @@
       <w:spacing w:after="0" w:line="240" w:lineRule="auto"/>
     </w:pPr>
     <w:rPr>
+      <w:rFonts w:eastAsia="黑体"/>
       <w:color w:themeColor="background1" w:val="FFFFFF"/>
     </w:rPr>
     <w:tblPr>
@@ -12883,6 +13436,7 @@
     </w:tcPr>
     <w:tblStylePr w:type="firstRow">
       <w:rPr>
+        <w:rFonts w:eastAsia="黑体"/>
         <w:b/>
         <w:bCs/>
       </w:rPr>
@@ -12979,6 +13533,7 @@
       <w:spacing w:after="0" w:line="240" w:lineRule="auto"/>
     </w:pPr>
     <w:rPr>
+      <w:rFonts w:eastAsia="黑体"/>
       <w:color w:themeColor="text1" w:val="000000"/>
     </w:rPr>
     <w:tblPr>
@@ -13005,6 +13560,7 @@
     </w:tcPr>
     <w:tblStylePr w:type="firstRow">
       <w:rPr>
+        <w:rFonts w:eastAsia="黑体"/>
         <w:b/>
         <w:bCs/>
       </w:rPr>
@@ -13023,6 +13579,7 @@
     </w:tblStylePr>
     <w:tblStylePr w:type="lastRow">
       <w:rPr>
+        <w:rFonts w:eastAsia="黑体"/>
         <w:b/>
         <w:bCs/>
         <w:color w:themeColor="background1" w:val="FFFFFF"/>
@@ -13037,6 +13594,7 @@
     </w:tblStylePr>
     <w:tblStylePr w:type="firstCol">
       <w:rPr>
+        <w:rFonts w:eastAsia="黑体"/>
         <w:color w:themeColor="background1" w:val="FFFFFF"/>
       </w:rPr>
       <w:tblPr/>
@@ -13054,6 +13612,7 @@
     </w:tblStylePr>
     <w:tblStylePr w:type="lastCol">
       <w:rPr>
+        <w:rFonts w:eastAsia="黑体"/>
         <w:color w:themeColor="background1" w:val="FFFFFF"/>
       </w:rPr>
       <w:tblPr/>
@@ -13083,11 +13642,13 @@
     </w:tblStylePr>
     <w:tblStylePr w:type="neCell">
       <w:rPr>
+        <w:rFonts w:eastAsia="黑体"/>
         <w:color w:themeColor="text1" w:val="000000"/>
       </w:rPr>
     </w:tblStylePr>
     <w:tblStylePr w:type="nwCell">
       <w:rPr>
+        <w:rFonts w:eastAsia="黑体"/>
         <w:color w:themeColor="text1" w:val="000000"/>
       </w:rPr>
     </w:tblStylePr>
@@ -13101,6 +13662,7 @@
       <w:spacing w:after="0" w:line="240" w:lineRule="auto"/>
     </w:pPr>
     <w:rPr>
+      <w:rFonts w:eastAsia="黑体"/>
       <w:color w:themeColor="text1" w:val="000000"/>
     </w:rPr>
     <w:tblPr>
@@ -13127,6 +13689,7 @@
     </w:tcPr>
     <w:tblStylePr w:type="firstRow">
       <w:rPr>
+        <w:rFonts w:eastAsia="黑体"/>
         <w:b/>
         <w:bCs/>
       </w:rPr>
@@ -13145,6 +13708,7 @@
     </w:tblStylePr>
     <w:tblStylePr w:type="lastRow">
       <w:rPr>
+        <w:rFonts w:eastAsia="黑体"/>
         <w:b/>
         <w:bCs/>
         <w:color w:themeColor="background1" w:val="FFFFFF"/>
@@ -13159,6 +13723,7 @@
     </w:tblStylePr>
     <w:tblStylePr w:type="firstCol">
       <w:rPr>
+        <w:rFonts w:eastAsia="黑体"/>
         <w:color w:themeColor="background1" w:val="FFFFFF"/>
       </w:rPr>
       <w:tblPr/>
@@ -13176,6 +13741,7 @@
     </w:tblStylePr>
     <w:tblStylePr w:type="lastCol">
       <w:rPr>
+        <w:rFonts w:eastAsia="黑体"/>
         <w:color w:themeColor="background1" w:val="FFFFFF"/>
       </w:rPr>
       <w:tblPr/>
@@ -13205,11 +13771,13 @@
     </w:tblStylePr>
     <w:tblStylePr w:type="neCell">
       <w:rPr>
+        <w:rFonts w:eastAsia="黑体"/>
         <w:color w:themeColor="text1" w:val="000000"/>
       </w:rPr>
     </w:tblStylePr>
     <w:tblStylePr w:type="nwCell">
       <w:rPr>
+        <w:rFonts w:eastAsia="黑体"/>
         <w:color w:themeColor="text1" w:val="000000"/>
       </w:rPr>
     </w:tblStylePr>
@@ -13223,6 +13791,7 @@
       <w:spacing w:after="0" w:line="240" w:lineRule="auto"/>
     </w:pPr>
     <w:rPr>
+      <w:rFonts w:eastAsia="黑体"/>
       <w:color w:themeColor="text1" w:val="000000"/>
     </w:rPr>
     <w:tblPr>
@@ -13249,6 +13818,7 @@
     </w:tcPr>
     <w:tblStylePr w:type="firstRow">
       <w:rPr>
+        <w:rFonts w:eastAsia="黑体"/>
         <w:b/>
         <w:bCs/>
       </w:rPr>
@@ -13267,6 +13837,7 @@
     </w:tblStylePr>
     <w:tblStylePr w:type="lastRow">
       <w:rPr>
+        <w:rFonts w:eastAsia="黑体"/>
         <w:b/>
         <w:bCs/>
         <w:color w:themeColor="background1" w:val="FFFFFF"/>
@@ -13281,6 +13852,7 @@
     </w:tblStylePr>
     <w:tblStylePr w:type="firstCol">
       <w:rPr>
+        <w:rFonts w:eastAsia="黑体"/>
         <w:color w:themeColor="background1" w:val="FFFFFF"/>
       </w:rPr>
       <w:tblPr/>
@@ -13298,6 +13870,7 @@
     </w:tblStylePr>
     <w:tblStylePr w:type="lastCol">
       <w:rPr>
+        <w:rFonts w:eastAsia="黑体"/>
         <w:color w:themeColor="background1" w:val="FFFFFF"/>
       </w:rPr>
       <w:tblPr/>
@@ -13327,11 +13900,13 @@
     </w:tblStylePr>
     <w:tblStylePr w:type="neCell">
       <w:rPr>
+        <w:rFonts w:eastAsia="黑体"/>
         <w:color w:themeColor="text1" w:val="000000"/>
       </w:rPr>
     </w:tblStylePr>
     <w:tblStylePr w:type="nwCell">
       <w:rPr>
+        <w:rFonts w:eastAsia="黑体"/>
         <w:color w:themeColor="text1" w:val="000000"/>
       </w:rPr>
     </w:tblStylePr>
@@ -13345,6 +13920,7 @@
       <w:spacing w:after="0" w:line="240" w:lineRule="auto"/>
     </w:pPr>
     <w:rPr>
+      <w:rFonts w:eastAsia="黑体"/>
       <w:color w:themeColor="text1" w:val="000000"/>
     </w:rPr>
     <w:tblPr>
@@ -13371,6 +13947,7 @@
     </w:tcPr>
     <w:tblStylePr w:type="firstRow">
       <w:rPr>
+        <w:rFonts w:eastAsia="黑体"/>
         <w:b/>
         <w:bCs/>
       </w:rPr>
@@ -13389,6 +13966,7 @@
     </w:tblStylePr>
     <w:tblStylePr w:type="lastRow">
       <w:rPr>
+        <w:rFonts w:eastAsia="黑体"/>
         <w:b/>
         <w:bCs/>
         <w:color w:themeColor="background1" w:val="FFFFFF"/>
@@ -13403,6 +13981,7 @@
     </w:tblStylePr>
     <w:tblStylePr w:type="firstCol">
       <w:rPr>
+        <w:rFonts w:eastAsia="黑体"/>
         <w:color w:themeColor="background1" w:val="FFFFFF"/>
       </w:rPr>
       <w:tblPr/>
@@ -13420,6 +13999,7 @@
     </w:tblStylePr>
     <w:tblStylePr w:type="lastCol">
       <w:rPr>
+        <w:rFonts w:eastAsia="黑体"/>
         <w:color w:themeColor="background1" w:val="FFFFFF"/>
       </w:rPr>
       <w:tblPr/>
@@ -13457,6 +14037,7 @@
       <w:spacing w:after="0" w:line="240" w:lineRule="auto"/>
     </w:pPr>
     <w:rPr>
+      <w:rFonts w:eastAsia="黑体"/>
       <w:color w:themeColor="text1" w:val="000000"/>
     </w:rPr>
     <w:tblPr>
@@ -13483,6 +14064,7 @@
     </w:tcPr>
     <w:tblStylePr w:type="firstRow">
       <w:rPr>
+        <w:rFonts w:eastAsia="黑体"/>
         <w:b/>
         <w:bCs/>
       </w:rPr>
@@ -13501,6 +14083,7 @@
     </w:tblStylePr>
     <w:tblStylePr w:type="lastRow">
       <w:rPr>
+        <w:rFonts w:eastAsia="黑体"/>
         <w:b/>
         <w:bCs/>
         <w:color w:themeColor="background1" w:val="FFFFFF"/>
@@ -13515,6 +14098,7 @@
     </w:tblStylePr>
     <w:tblStylePr w:type="firstCol">
       <w:rPr>
+        <w:rFonts w:eastAsia="黑体"/>
         <w:color w:themeColor="background1" w:val="FFFFFF"/>
       </w:rPr>
       <w:tblPr/>
@@ -13532,6 +14116,7 @@
     </w:tblStylePr>
     <w:tblStylePr w:type="lastCol">
       <w:rPr>
+        <w:rFonts w:eastAsia="黑体"/>
         <w:color w:themeColor="background1" w:val="FFFFFF"/>
       </w:rPr>
       <w:tblPr/>
@@ -13561,11 +14146,13 @@
     </w:tblStylePr>
     <w:tblStylePr w:type="neCell">
       <w:rPr>
+        <w:rFonts w:eastAsia="黑体"/>
         <w:color w:themeColor="text1" w:val="000000"/>
       </w:rPr>
     </w:tblStylePr>
     <w:tblStylePr w:type="nwCell">
       <w:rPr>
+        <w:rFonts w:eastAsia="黑体"/>
         <w:color w:themeColor="text1" w:val="000000"/>
       </w:rPr>
     </w:tblStylePr>
@@ -13579,6 +14166,7 @@
       <w:spacing w:after="0" w:line="240" w:lineRule="auto"/>
     </w:pPr>
     <w:rPr>
+      <w:rFonts w:eastAsia="黑体"/>
       <w:color w:themeColor="text1" w:val="000000"/>
     </w:rPr>
     <w:tblPr>
@@ -13605,6 +14193,7 @@
     </w:tcPr>
     <w:tblStylePr w:type="firstRow">
       <w:rPr>
+        <w:rFonts w:eastAsia="黑体"/>
         <w:b/>
         <w:bCs/>
       </w:rPr>
@@ -13623,6 +14212,7 @@
     </w:tblStylePr>
     <w:tblStylePr w:type="lastRow">
       <w:rPr>
+        <w:rFonts w:eastAsia="黑体"/>
         <w:b/>
         <w:bCs/>
         <w:color w:themeColor="background1" w:val="FFFFFF"/>
@@ -13637,6 +14227,7 @@
     </w:tblStylePr>
     <w:tblStylePr w:type="firstCol">
       <w:rPr>
+        <w:rFonts w:eastAsia="黑体"/>
         <w:color w:themeColor="background1" w:val="FFFFFF"/>
       </w:rPr>
       <w:tblPr/>
@@ -13654,6 +14245,7 @@
     </w:tblStylePr>
     <w:tblStylePr w:type="lastCol">
       <w:rPr>
+        <w:rFonts w:eastAsia="黑体"/>
         <w:color w:themeColor="background1" w:val="FFFFFF"/>
       </w:rPr>
       <w:tblPr/>
@@ -13683,11 +14275,13 @@
     </w:tblStylePr>
     <w:tblStylePr w:type="neCell">
       <w:rPr>
+        <w:rFonts w:eastAsia="黑体"/>
         <w:color w:themeColor="text1" w:val="000000"/>
       </w:rPr>
     </w:tblStylePr>
     <w:tblStylePr w:type="nwCell">
       <w:rPr>
+        <w:rFonts w:eastAsia="黑体"/>
         <w:color w:themeColor="text1" w:val="000000"/>
       </w:rPr>
     </w:tblStylePr>
@@ -13701,6 +14295,7 @@
       <w:spacing w:after="0" w:line="240" w:lineRule="auto"/>
     </w:pPr>
     <w:rPr>
+      <w:rFonts w:eastAsia="黑体"/>
       <w:color w:themeColor="text1" w:val="000000"/>
     </w:rPr>
     <w:tblPr>
@@ -13727,6 +14322,7 @@
     </w:tcPr>
     <w:tblStylePr w:type="firstRow">
       <w:rPr>
+        <w:rFonts w:eastAsia="黑体"/>
         <w:b/>
         <w:bCs/>
       </w:rPr>
@@ -13745,6 +14341,7 @@
     </w:tblStylePr>
     <w:tblStylePr w:type="lastRow">
       <w:rPr>
+        <w:rFonts w:eastAsia="黑体"/>
         <w:b/>
         <w:bCs/>
         <w:color w:themeColor="background1" w:val="FFFFFF"/>
@@ -13759,6 +14356,7 @@
     </w:tblStylePr>
     <w:tblStylePr w:type="firstCol">
       <w:rPr>
+        <w:rFonts w:eastAsia="黑体"/>
         <w:color w:themeColor="background1" w:val="FFFFFF"/>
       </w:rPr>
       <w:tblPr/>
@@ -13776,6 +14374,7 @@
     </w:tblStylePr>
     <w:tblStylePr w:type="lastCol">
       <w:rPr>
+        <w:rFonts w:eastAsia="黑体"/>
         <w:color w:themeColor="background1" w:val="FFFFFF"/>
       </w:rPr>
       <w:tblPr/>
@@ -13805,11 +14404,13 @@
     </w:tblStylePr>
     <w:tblStylePr w:type="neCell">
       <w:rPr>
+        <w:rFonts w:eastAsia="黑体"/>
         <w:color w:themeColor="text1" w:val="000000"/>
       </w:rPr>
     </w:tblStylePr>
     <w:tblStylePr w:type="nwCell">
       <w:rPr>
+        <w:rFonts w:eastAsia="黑体"/>
         <w:color w:themeColor="text1" w:val="000000"/>
       </w:rPr>
     </w:tblStylePr>
@@ -13823,6 +14424,7 @@
       <w:spacing w:after="0" w:line="240" w:lineRule="auto"/>
     </w:pPr>
     <w:rPr>
+      <w:rFonts w:eastAsia="黑体"/>
       <w:color w:themeColor="text1" w:val="000000"/>
     </w:rPr>
     <w:tblPr>
@@ -13841,6 +14443,7 @@
     </w:tcPr>
     <w:tblStylePr w:type="firstRow">
       <w:rPr>
+        <w:rFonts w:eastAsia="黑体"/>
         <w:b/>
         <w:bCs/>
         <w:color w:themeColor="background1" w:val="FFFFFF"/>
@@ -13855,6 +14458,7 @@
     </w:tblStylePr>
     <w:tblStylePr w:type="lastRow">
       <w:rPr>
+        <w:rFonts w:eastAsia="黑体"/>
         <w:b/>
         <w:bCs/>
         <w:color w:themeColor="accent2" w:themeShade="CC" w:val="9E3A38"/>
@@ -13869,12 +14473,14 @@
     </w:tblStylePr>
     <w:tblStylePr w:type="firstCol">
       <w:rPr>
+        <w:rFonts w:eastAsia="黑体"/>
         <w:b/>
         <w:bCs/>
       </w:rPr>
     </w:tblStylePr>
     <w:tblStylePr w:type="lastCol">
       <w:rPr>
+        <w:rFonts w:eastAsia="黑体"/>
         <w:b/>
         <w:bCs/>
       </w:rPr>
@@ -13909,6 +14515,7 @@
       <w:spacing w:after="0" w:line="240" w:lineRule="auto"/>
     </w:pPr>
     <w:rPr>
+      <w:rFonts w:eastAsia="黑体"/>
       <w:color w:themeColor="text1" w:val="000000"/>
     </w:rPr>
     <w:tblPr>
@@ -13927,6 +14534,7 @@
     </w:tcPr>
     <w:tblStylePr w:type="firstRow">
       <w:rPr>
+        <w:rFonts w:eastAsia="黑体"/>
         <w:b/>
         <w:bCs/>
         <w:color w:themeColor="background1" w:val="FFFFFF"/>
@@ -13941,6 +14549,7 @@
     </w:tblStylePr>
     <w:tblStylePr w:type="lastRow">
       <w:rPr>
+        <w:rFonts w:eastAsia="黑体"/>
         <w:b/>
         <w:bCs/>
         <w:color w:themeColor="accent2" w:themeShade="CC" w:val="9E3A38"/>
@@ -13955,12 +14564,14 @@
     </w:tblStylePr>
     <w:tblStylePr w:type="firstCol">
       <w:rPr>
+        <w:rFonts w:eastAsia="黑体"/>
         <w:b/>
         <w:bCs/>
       </w:rPr>
     </w:tblStylePr>
     <w:tblStylePr w:type="lastCol">
       <w:rPr>
+        <w:rFonts w:eastAsia="黑体"/>
         <w:b/>
         <w:bCs/>
       </w:rPr>
@@ -13995,6 +14606,7 @@
       <w:spacing w:after="0" w:line="240" w:lineRule="auto"/>
     </w:pPr>
     <w:rPr>
+      <w:rFonts w:eastAsia="黑体"/>
       <w:color w:themeColor="text1" w:val="000000"/>
     </w:rPr>
     <w:tblPr>
@@ -14013,6 +14625,7 @@
     </w:tcPr>
     <w:tblStylePr w:type="firstRow">
       <w:rPr>
+        <w:rFonts w:eastAsia="黑体"/>
         <w:b/>
         <w:bCs/>
         <w:color w:themeColor="background1" w:val="FFFFFF"/>
@@ -14027,6 +14640,7 @@
     </w:tblStylePr>
     <w:tblStylePr w:type="lastRow">
       <w:rPr>
+        <w:rFonts w:eastAsia="黑体"/>
         <w:b/>
         <w:bCs/>
         <w:color w:themeColor="accent2" w:themeShade="CC" w:val="9E3A38"/>
@@ -14041,12 +14655,14 @@
     </w:tblStylePr>
     <w:tblStylePr w:type="firstCol">
       <w:rPr>
+        <w:rFonts w:eastAsia="黑体"/>
         <w:b/>
         <w:bCs/>
       </w:rPr>
     </w:tblStylePr>
     <w:tblStylePr w:type="lastCol">
       <w:rPr>
+        <w:rFonts w:eastAsia="黑体"/>
         <w:b/>
         <w:bCs/>
       </w:rPr>
@@ -14081,6 +14697,7 @@
       <w:spacing w:after="0" w:line="240" w:lineRule="auto"/>
     </w:pPr>
     <w:rPr>
+      <w:rFonts w:eastAsia="黑体"/>
       <w:color w:themeColor="text1" w:val="000000"/>
     </w:rPr>
     <w:tblPr>
@@ -14099,6 +14716,7 @@
     </w:tcPr>
     <w:tblStylePr w:type="firstRow">
       <w:rPr>
+        <w:rFonts w:eastAsia="黑体"/>
         <w:b/>
         <w:bCs/>
         <w:color w:themeColor="background1" w:val="FFFFFF"/>
@@ -14113,6 +14731,7 @@
     </w:tblStylePr>
     <w:tblStylePr w:type="lastRow">
       <w:rPr>
+        <w:rFonts w:eastAsia="黑体"/>
         <w:b/>
         <w:bCs/>
         <w:color w:themeColor="accent4" w:themeShade="CC" w:val="664E82"/>
@@ -14127,12 +14746,14 @@
     </w:tblStylePr>
     <w:tblStylePr w:type="firstCol">
       <w:rPr>
+        <w:rFonts w:eastAsia="黑体"/>
         <w:b/>
         <w:bCs/>
       </w:rPr>
     </w:tblStylePr>
     <w:tblStylePr w:type="lastCol">
       <w:rPr>
+        <w:rFonts w:eastAsia="黑体"/>
         <w:b/>
         <w:bCs/>
       </w:rPr>
@@ -14167,6 +14788,7 @@
       <w:spacing w:after="0" w:line="240" w:lineRule="auto"/>
     </w:pPr>
     <w:rPr>
+      <w:rFonts w:eastAsia="黑体"/>
       <w:color w:themeColor="text1" w:val="000000"/>
     </w:rPr>
     <w:tblPr>
@@ -14185,6 +14807,7 @@
     </w:tcPr>
     <w:tblStylePr w:type="firstRow">
       <w:rPr>
+        <w:rFonts w:eastAsia="黑体"/>
         <w:b/>
         <w:bCs/>
         <w:color w:themeColor="background1" w:val="FFFFFF"/>
@@ -14199,6 +14822,7 @@
     </w:tblStylePr>
     <w:tblStylePr w:type="lastRow">
       <w:rPr>
+        <w:rFonts w:eastAsia="黑体"/>
         <w:b/>
         <w:bCs/>
         <w:color w:themeColor="accent3" w:themeShade="CC" w:val="7E9C40"/>
@@ -14213,12 +14837,14 @@
     </w:tblStylePr>
     <w:tblStylePr w:type="firstCol">
       <w:rPr>
+        <w:rFonts w:eastAsia="黑体"/>
         <w:b/>
         <w:bCs/>
       </w:rPr>
     </w:tblStylePr>
     <w:tblStylePr w:type="lastCol">
       <w:rPr>
+        <w:rFonts w:eastAsia="黑体"/>
         <w:b/>
         <w:bCs/>
       </w:rPr>
@@ -14253,6 +14879,7 @@
       <w:spacing w:after="0" w:line="240" w:lineRule="auto"/>
     </w:pPr>
     <w:rPr>
+      <w:rFonts w:eastAsia="黑体"/>
       <w:color w:themeColor="text1" w:val="000000"/>
     </w:rPr>
     <w:tblPr>
@@ -14271,6 +14898,7 @@
     </w:tcPr>
     <w:tblStylePr w:type="firstRow">
       <w:rPr>
+        <w:rFonts w:eastAsia="黑体"/>
         <w:b/>
         <w:bCs/>
         <w:color w:themeColor="background1" w:val="FFFFFF"/>
@@ -14285,6 +14913,7 @@
     </w:tblStylePr>
     <w:tblStylePr w:type="lastRow">
       <w:rPr>
+        <w:rFonts w:eastAsia="黑体"/>
         <w:b/>
         <w:bCs/>
         <w:color w:themeColor="accent6" w:themeShade="CC" w:val="F2730A"/>
@@ -14299,12 +14928,14 @@
     </w:tblStylePr>
     <w:tblStylePr w:type="firstCol">
       <w:rPr>
+        <w:rFonts w:eastAsia="黑体"/>
         <w:b/>
         <w:bCs/>
       </w:rPr>
     </w:tblStylePr>
     <w:tblStylePr w:type="lastCol">
       <w:rPr>
+        <w:rFonts w:eastAsia="黑体"/>
         <w:b/>
         <w:bCs/>
       </w:rPr>
@@ -14339,6 +14970,7 @@
       <w:spacing w:after="0" w:line="240" w:lineRule="auto"/>
     </w:pPr>
     <w:rPr>
+      <w:rFonts w:eastAsia="黑体"/>
       <w:color w:themeColor="text1" w:val="000000"/>
     </w:rPr>
     <w:tblPr>
@@ -14357,6 +14989,7 @@
     </w:tcPr>
     <w:tblStylePr w:type="firstRow">
       <w:rPr>
+        <w:rFonts w:eastAsia="黑体"/>
         <w:b/>
         <w:bCs/>
         <w:color w:themeColor="background1" w:val="FFFFFF"/>
@@ -14371,6 +15004,7 @@
     </w:tblStylePr>
     <w:tblStylePr w:type="lastRow">
       <w:rPr>
+        <w:rFonts w:eastAsia="黑体"/>
         <w:b/>
         <w:bCs/>
         <w:color w:themeColor="accent5" w:themeShade="CC" w:val="348DA5"/>
@@ -14385,12 +15019,14 @@
     </w:tblStylePr>
     <w:tblStylePr w:type="firstCol">
       <w:rPr>
+        <w:rFonts w:eastAsia="黑体"/>
         <w:b/>
         <w:bCs/>
       </w:rPr>
     </w:tblStylePr>
     <w:tblStylePr w:type="lastCol">
       <w:rPr>
+        <w:rFonts w:eastAsia="黑体"/>
         <w:b/>
         <w:bCs/>
       </w:rPr>
@@ -14425,6 +15061,7 @@
       <w:spacing w:after="0" w:line="240" w:lineRule="auto"/>
     </w:pPr>
     <w:rPr>
+      <w:rFonts w:eastAsia="黑体"/>
       <w:color w:themeColor="text1" w:val="000000"/>
     </w:rPr>
     <w:tblPr>
@@ -14446,6 +15083,7 @@
     </w:tcPr>
     <w:tblStylePr w:type="firstRow">
       <w:rPr>
+        <w:rFonts w:eastAsia="黑体"/>
         <w:b/>
         <w:bCs/>
       </w:rPr>
@@ -14456,6 +15094,7 @@
     </w:tblStylePr>
     <w:tblStylePr w:type="lastRow">
       <w:rPr>
+        <w:rFonts w:eastAsia="黑体"/>
         <w:b/>
         <w:bCs/>
         <w:color w:themeColor="text1" w:val="000000"/>
@@ -14467,6 +15106,7 @@
     </w:tblStylePr>
     <w:tblStylePr w:type="firstCol">
       <w:rPr>
+        <w:rFonts w:eastAsia="黑体"/>
         <w:color w:themeColor="background1" w:val="FFFFFF"/>
       </w:rPr>
       <w:tblPr/>
@@ -14476,6 +15116,7 @@
     </w:tblStylePr>
     <w:tblStylePr w:type="lastCol">
       <w:rPr>
+        <w:rFonts w:eastAsia="黑体"/>
         <w:color w:themeColor="background1" w:val="FFFFFF"/>
       </w:rPr>
       <w:tblPr/>
@@ -14505,6 +15146,7 @@
       <w:spacing w:after="0" w:line="240" w:lineRule="auto"/>
     </w:pPr>
     <w:rPr>
+      <w:rFonts w:eastAsia="黑体"/>
       <w:color w:themeColor="text1" w:val="000000"/>
     </w:rPr>
     <w:tblPr>
@@ -14526,6 +15168,7 @@
     </w:tcPr>
     <w:tblStylePr w:type="firstRow">
       <w:rPr>
+        <w:rFonts w:eastAsia="黑体"/>
         <w:b/>
         <w:bCs/>
       </w:rPr>
@@ -14536,6 +15179,7 @@
     </w:tblStylePr>
     <w:tblStylePr w:type="lastRow">
       <w:rPr>
+        <w:rFonts w:eastAsia="黑体"/>
         <w:b/>
         <w:bCs/>
         <w:color w:themeColor="text1" w:val="000000"/>
@@ -14547,6 +15191,7 @@
     </w:tblStylePr>
     <w:tblStylePr w:type="firstCol">
       <w:rPr>
+        <w:rFonts w:eastAsia="黑体"/>
         <w:color w:themeColor="background1" w:val="FFFFFF"/>
       </w:rPr>
       <w:tblPr/>
@@ -14556,6 +15201,7 @@
     </w:tblStylePr>
     <w:tblStylePr w:type="lastCol">
       <w:rPr>
+        <w:rFonts w:eastAsia="黑体"/>
         <w:color w:themeColor="background1" w:val="FFFFFF"/>
       </w:rPr>
       <w:tblPr/>
@@ -14585,6 +15231,7 @@
       <w:spacing w:after="0" w:line="240" w:lineRule="auto"/>
     </w:pPr>
     <w:rPr>
+      <w:rFonts w:eastAsia="黑体"/>
       <w:color w:themeColor="text1" w:val="000000"/>
     </w:rPr>
     <w:tblPr>
@@ -14606,6 +15253,7 @@
     </w:tcPr>
     <w:tblStylePr w:type="firstRow">
       <w:rPr>
+        <w:rFonts w:eastAsia="黑体"/>
         <w:b/>
         <w:bCs/>
       </w:rPr>
@@ -14616,6 +15264,7 @@
     </w:tblStylePr>
     <w:tblStylePr w:type="lastRow">
       <w:rPr>
+        <w:rFonts w:eastAsia="黑体"/>
         <w:b/>
         <w:bCs/>
         <w:color w:themeColor="text1" w:val="000000"/>
@@ -14627,6 +15276,7 @@
     </w:tblStylePr>
     <w:tblStylePr w:type="firstCol">
       <w:rPr>
+        <w:rFonts w:eastAsia="黑体"/>
         <w:color w:themeColor="background1" w:val="FFFFFF"/>
       </w:rPr>
       <w:tblPr/>
@@ -14636,6 +15286,7 @@
     </w:tblStylePr>
     <w:tblStylePr w:type="lastCol">
       <w:rPr>
+        <w:rFonts w:eastAsia="黑体"/>
         <w:color w:themeColor="background1" w:val="FFFFFF"/>
       </w:rPr>
       <w:tblPr/>
@@ -14665,6 +15316,7 @@
       <w:spacing w:after="0" w:line="240" w:lineRule="auto"/>
     </w:pPr>
     <w:rPr>
+      <w:rFonts w:eastAsia="黑体"/>
       <w:color w:themeColor="text1" w:val="000000"/>
     </w:rPr>
     <w:tblPr>
@@ -14686,6 +15338,7 @@
     </w:tcPr>
     <w:tblStylePr w:type="firstRow">
       <w:rPr>
+        <w:rFonts w:eastAsia="黑体"/>
         <w:b/>
         <w:bCs/>
       </w:rPr>
@@ -14696,6 +15349,7 @@
     </w:tblStylePr>
     <w:tblStylePr w:type="lastRow">
       <w:rPr>
+        <w:rFonts w:eastAsia="黑体"/>
         <w:b/>
         <w:bCs/>
         <w:color w:themeColor="text1" w:val="000000"/>
@@ -14707,6 +15361,7 @@
     </w:tblStylePr>
     <w:tblStylePr w:type="firstCol">
       <w:rPr>
+        <w:rFonts w:eastAsia="黑体"/>
         <w:color w:themeColor="background1" w:val="FFFFFF"/>
       </w:rPr>
       <w:tblPr/>
@@ -14716,6 +15371,7 @@
     </w:tblStylePr>
     <w:tblStylePr w:type="lastCol">
       <w:rPr>
+        <w:rFonts w:eastAsia="黑体"/>
         <w:color w:themeColor="background1" w:val="FFFFFF"/>
       </w:rPr>
       <w:tblPr/>
@@ -14745,6 +15401,7 @@
       <w:spacing w:after="0" w:line="240" w:lineRule="auto"/>
     </w:pPr>
     <w:rPr>
+      <w:rFonts w:eastAsia="黑体"/>
       <w:color w:themeColor="text1" w:val="000000"/>
     </w:rPr>
     <w:tblPr>
@@ -14766,6 +15423,7 @@
     </w:tcPr>
     <w:tblStylePr w:type="firstRow">
       <w:rPr>
+        <w:rFonts w:eastAsia="黑体"/>
         <w:b/>
         <w:bCs/>
       </w:rPr>
@@ -14776,6 +15434,7 @@
     </w:tblStylePr>
     <w:tblStylePr w:type="lastRow">
       <w:rPr>
+        <w:rFonts w:eastAsia="黑体"/>
         <w:b/>
         <w:bCs/>
         <w:color w:themeColor="text1" w:val="000000"/>
@@ -14787,6 +15446,7 @@
     </w:tblStylePr>
     <w:tblStylePr w:type="firstCol">
       <w:rPr>
+        <w:rFonts w:eastAsia="黑体"/>
         <w:color w:themeColor="background1" w:val="FFFFFF"/>
       </w:rPr>
       <w:tblPr/>
@@ -14796,6 +15456,7 @@
     </w:tblStylePr>
     <w:tblStylePr w:type="lastCol">
       <w:rPr>
+        <w:rFonts w:eastAsia="黑体"/>
         <w:color w:themeColor="background1" w:val="FFFFFF"/>
       </w:rPr>
       <w:tblPr/>
@@ -14825,6 +15486,7 @@
       <w:spacing w:after="0" w:line="240" w:lineRule="auto"/>
     </w:pPr>
     <w:rPr>
+      <w:rFonts w:eastAsia="黑体"/>
       <w:color w:themeColor="text1" w:val="000000"/>
     </w:rPr>
     <w:tblPr>
@@ -14846,6 +15508,7 @@
     </w:tcPr>
     <w:tblStylePr w:type="firstRow">
       <w:rPr>
+        <w:rFonts w:eastAsia="黑体"/>
         <w:b/>
         <w:bCs/>
       </w:rPr>
@@ -14856,6 +15519,7 @@
     </w:tblStylePr>
     <w:tblStylePr w:type="lastRow">
       <w:rPr>
+        <w:rFonts w:eastAsia="黑体"/>
         <w:b/>
         <w:bCs/>
         <w:color w:themeColor="text1" w:val="000000"/>
@@ -14867,6 +15531,7 @@
     </w:tblStylePr>
     <w:tblStylePr w:type="firstCol">
       <w:rPr>
+        <w:rFonts w:eastAsia="黑体"/>
         <w:color w:themeColor="background1" w:val="FFFFFF"/>
       </w:rPr>
       <w:tblPr/>
@@ -14876,6 +15541,7 @@
     </w:tblStylePr>
     <w:tblStylePr w:type="lastCol">
       <w:rPr>
+        <w:rFonts w:eastAsia="黑体"/>
         <w:color w:themeColor="background1" w:val="FFFFFF"/>
       </w:rPr>
       <w:tblPr/>
@@ -14905,6 +15571,7 @@
       <w:spacing w:after="0" w:line="240" w:lineRule="auto"/>
     </w:pPr>
     <w:rPr>
+      <w:rFonts w:eastAsia="黑体"/>
       <w:color w:themeColor="text1" w:val="000000"/>
     </w:rPr>
     <w:tblPr>
@@ -14926,6 +15593,7 @@
     </w:tcPr>
     <w:tblStylePr w:type="firstRow">
       <w:rPr>
+        <w:rFonts w:eastAsia="黑体"/>
         <w:b/>
         <w:bCs/>
       </w:rPr>
@@ -14936,6 +15604,7 @@
     </w:tblStylePr>
     <w:tblStylePr w:type="lastRow">
       <w:rPr>
+        <w:rFonts w:eastAsia="黑体"/>
         <w:b/>
         <w:bCs/>
         <w:color w:themeColor="text1" w:val="000000"/>
@@ -14947,6 +15616,7 @@
     </w:tblStylePr>
     <w:tblStylePr w:type="firstCol">
       <w:rPr>
+        <w:rFonts w:eastAsia="黑体"/>
         <w:color w:themeColor="background1" w:val="FFFFFF"/>
       </w:rPr>
       <w:tblPr/>
@@ -14956,6 +15626,7 @@
     </w:tblStylePr>
     <w:tblStylePr w:type="lastCol">
       <w:rPr>
+        <w:rFonts w:eastAsia="黑体"/>
         <w:color w:themeColor="background1" w:val="FFFFFF"/>
       </w:rPr>
       <w:tblPr/>
@@ -14988,6 +15659,7 @@
     <w:name w:val="KeywordTok"/>
     <w:basedOn w:val="VerbatimChar"/>
     <w:rPr>
+      <w:rFonts w:eastAsia="黑体"/>
       <w:b/>
       <w:color w:val="007020"/>
     </w:rPr>
@@ -14996,6 +15668,7 @@
     <w:name w:val="DataTypeTok"/>
     <w:basedOn w:val="VerbatimChar"/>
     <w:rPr>
+      <w:rFonts w:eastAsia="黑体"/>
       <w:color w:val="902000"/>
     </w:rPr>
   </w:style>
@@ -15003,6 +15676,7 @@
     <w:name w:val="DecValTok"/>
     <w:basedOn w:val="VerbatimChar"/>
     <w:rPr>
+      <w:rFonts w:eastAsia="黑体"/>
       <w:color w:val="40a070"/>
     </w:rPr>
   </w:style>
@@ -15010,6 +15684,7 @@
     <w:name w:val="BaseNTok"/>
     <w:basedOn w:val="VerbatimChar"/>
     <w:rPr>
+      <w:rFonts w:eastAsia="黑体"/>
       <w:color w:val="40a070"/>
     </w:rPr>
   </w:style>
@@ -15017,6 +15692,7 @@
     <w:name w:val="FloatTok"/>
     <w:basedOn w:val="VerbatimChar"/>
     <w:rPr>
+      <w:rFonts w:eastAsia="黑体"/>
       <w:color w:val="40a070"/>
     </w:rPr>
   </w:style>
@@ -15024,6 +15700,7 @@
     <w:name w:val="ConstantTok"/>
     <w:basedOn w:val="VerbatimChar"/>
     <w:rPr>
+      <w:rFonts w:eastAsia="黑体"/>
       <w:color w:val="880000"/>
     </w:rPr>
   </w:style>
@@ -15031,6 +15708,7 @@
     <w:name w:val="CharTok"/>
     <w:basedOn w:val="VerbatimChar"/>
     <w:rPr>
+      <w:rFonts w:eastAsia="黑体"/>
       <w:color w:val="4070a0"/>
     </w:rPr>
   </w:style>
@@ -15038,6 +15716,7 @@
     <w:name w:val="SpecialCharTok"/>
     <w:basedOn w:val="VerbatimChar"/>
     <w:rPr>
+      <w:rFonts w:eastAsia="黑体"/>
       <w:color w:val="4070a0"/>
     </w:rPr>
   </w:style>
@@ -15045,6 +15724,7 @@
     <w:name w:val="StringTok"/>
     <w:basedOn w:val="VerbatimChar"/>
     <w:rPr>
+      <w:rFonts w:eastAsia="黑体"/>
       <w:color w:val="4070a0"/>
     </w:rPr>
   </w:style>
@@ -15052,6 +15732,7 @@
     <w:name w:val="VerbatimStringTok"/>
     <w:basedOn w:val="VerbatimChar"/>
     <w:rPr>
+      <w:rFonts w:eastAsia="黑体"/>
       <w:color w:val="4070a0"/>
     </w:rPr>
   </w:style>
@@ -15059,6 +15740,7 @@
     <w:name w:val="SpecialStringTok"/>
     <w:basedOn w:val="VerbatimChar"/>
     <w:rPr>
+      <w:rFonts w:eastAsia="黑体"/>
       <w:color w:val="bb6688"/>
     </w:rPr>
   </w:style>
@@ -15066,6 +15748,7 @@
     <w:name w:val="ImportTok"/>
     <w:basedOn w:val="VerbatimChar"/>
     <w:rPr>
+      <w:rFonts w:eastAsia="黑体"/>
       <w:b/>
       <w:color w:val="008000"/>
     </w:rPr>
@@ -15074,6 +15757,7 @@
     <w:name w:val="CommentTok"/>
     <w:basedOn w:val="VerbatimChar"/>
     <w:rPr>
+      <w:rFonts w:eastAsia="黑体"/>
       <w:i/>
       <w:color w:val="60a0b0"/>
     </w:rPr>
@@ -15082,6 +15766,7 @@
     <w:name w:val="DocumentationTok"/>
     <w:basedOn w:val="VerbatimChar"/>
     <w:rPr>
+      <w:rFonts w:eastAsia="黑体"/>
       <w:i/>
       <w:color w:val="ba2121"/>
     </w:rPr>
@@ -15090,6 +15775,7 @@
     <w:name w:val="AnnotationTok"/>
     <w:basedOn w:val="VerbatimChar"/>
     <w:rPr>
+      <w:rFonts w:eastAsia="黑体"/>
       <w:b/>
       <w:i/>
       <w:color w:val="60a0b0"/>
@@ -15099,6 +15785,7 @@
     <w:name w:val="CommentVarTok"/>
     <w:basedOn w:val="VerbatimChar"/>
     <w:rPr>
+      <w:rFonts w:eastAsia="黑体"/>
       <w:b/>
       <w:i/>
       <w:color w:val="60a0b0"/>
@@ -15108,6 +15795,7 @@
     <w:name w:val="OtherTok"/>
     <w:basedOn w:val="VerbatimChar"/>
     <w:rPr>
+      <w:rFonts w:eastAsia="黑体"/>
       <w:color w:val="007020"/>
     </w:rPr>
   </w:style>
@@ -15115,6 +15803,7 @@
     <w:name w:val="FunctionTok"/>
     <w:basedOn w:val="VerbatimChar"/>
     <w:rPr>
+      <w:rFonts w:eastAsia="黑体"/>
       <w:color w:val="06287e"/>
     </w:rPr>
   </w:style>
@@ -15122,6 +15811,7 @@
     <w:name w:val="VariableTok"/>
     <w:basedOn w:val="VerbatimChar"/>
     <w:rPr>
+      <w:rFonts w:eastAsia="黑体"/>
       <w:color w:val="19177c"/>
     </w:rPr>
   </w:style>
@@ -15129,6 +15819,7 @@
     <w:name w:val="ControlFlowTok"/>
     <w:basedOn w:val="VerbatimChar"/>
     <w:rPr>
+      <w:rFonts w:eastAsia="黑体"/>
       <w:b/>
       <w:color w:val="007020"/>
     </w:rPr>
@@ -15137,6 +15828,7 @@
     <w:name w:val="OperatorTok"/>
     <w:basedOn w:val="VerbatimChar"/>
     <w:rPr>
+      <w:rFonts w:eastAsia="黑体"/>
       <w:color w:val="666666"/>
     </w:rPr>
   </w:style>
@@ -15144,18 +15836,22 @@
     <w:name w:val="BuiltInTok"/>
     <w:basedOn w:val="VerbatimChar"/>
     <w:rPr>
+      <w:rFonts w:eastAsia="黑体"/>
       <w:color w:val="008000"/>
     </w:rPr>
   </w:style>
   <w:style w:type="character" w:customStyle="1" w:styleId="ExtensionTok">
     <w:name w:val="ExtensionTok"/>
     <w:basedOn w:val="VerbatimChar"/>
-    <w:rPr/>
+    <w:rPr>
+      <w:rFonts w:eastAsia="黑体"/>
+    </w:rPr>
   </w:style>
   <w:style w:type="character" w:customStyle="1" w:styleId="PreprocessorTok">
     <w:name w:val="PreprocessorTok"/>
     <w:basedOn w:val="VerbatimChar"/>
     <w:rPr>
+      <w:rFonts w:eastAsia="黑体"/>
       <w:color w:val="bc7a00"/>
     </w:rPr>
   </w:style>
@@ -15163,18 +15859,22 @@
     <w:name w:val="AttributeTok"/>
     <w:basedOn w:val="VerbatimChar"/>
     <w:rPr>
+      <w:rFonts w:eastAsia="黑体"/>
       <w:color w:val="7d9029"/>
     </w:rPr>
   </w:style>
   <w:style w:type="character" w:customStyle="1" w:styleId="RegionMarkerTok">
     <w:name w:val="RegionMarkerTok"/>
     <w:basedOn w:val="VerbatimChar"/>
-    <w:rPr/>
+    <w:rPr>
+      <w:rFonts w:eastAsia="黑体"/>
+    </w:rPr>
   </w:style>
   <w:style w:type="character" w:customStyle="1" w:styleId="InformationTok">
     <w:name w:val="InformationTok"/>
     <w:basedOn w:val="VerbatimChar"/>
     <w:rPr>
+      <w:rFonts w:eastAsia="黑体"/>
       <w:b/>
       <w:i/>
       <w:color w:val="60a0b0"/>
@@ -15184,6 +15884,7 @@
     <w:name w:val="WarningTok"/>
     <w:basedOn w:val="VerbatimChar"/>
     <w:rPr>
+      <w:rFonts w:eastAsia="黑体"/>
       <w:b/>
       <w:i/>
       <w:color w:val="60a0b0"/>
@@ -15193,6 +15894,7 @@
     <w:name w:val="AlertTok"/>
     <w:basedOn w:val="VerbatimChar"/>
     <w:rPr>
+      <w:rFonts w:eastAsia="黑体"/>
       <w:b/>
       <w:color w:val="ff0000"/>
     </w:rPr>
@@ -15201,6 +15903,7 @@
     <w:name w:val="ErrorTok"/>
     <w:basedOn w:val="VerbatimChar"/>
     <w:rPr>
+      <w:rFonts w:eastAsia="黑体"/>
       <w:b/>
       <w:color w:val="ff0000"/>
     </w:rPr>
@@ -15208,7 +15911,9 @@
   <w:style w:type="character" w:customStyle="1" w:styleId="NormalTok">
     <w:name w:val="NormalTok"/>
     <w:basedOn w:val="VerbatimChar"/>
-    <w:rPr/>
+    <w:rPr>
+      <w:rFonts w:eastAsia="黑体"/>
+    </w:rPr>
   </w:style>
 </w:styles>
 </file>
@@ -15257,12 +15962,12 @@
     <a:fontScheme name="Office">
       <a:majorFont>
         <a:latin typeface="Calibri"/>
-        <a:ea typeface=""/>
+        <a:ea typeface="黑体"/>
         <a:cs typeface=""/>
         <a:font script="Jpan" typeface="ＭＳ ゴシック"/>
         <a:font script="Hang" typeface="맑은 고딕"/>
-        <a:font script="Hans" typeface="宋体"/>
-        <a:font script="Hant" typeface="新細明體"/>
+        <a:font script="Hans" typeface="黑体"/>
+        <a:font script="Hant" typeface="黑体"/>
         <a:font script="Arab" typeface="Times New Roman"/>
         <a:font script="Hebr" typeface="Times New Roman"/>
         <a:font script="Thai" typeface="Angsana New"/>
@@ -15292,12 +15997,12 @@
       </a:majorFont>
       <a:minorFont>
         <a:latin typeface="Cambria"/>
-        <a:ea typeface=""/>
+        <a:ea typeface="黑体"/>
         <a:cs typeface=""/>
         <a:font script="Jpan" typeface="ＭＳ 明朝"/>
         <a:font script="Hang" typeface="맑은 고딕"/>
-        <a:font script="Hans" typeface="宋体"/>
-        <a:font script="Hant" typeface="新細明體"/>
+        <a:font script="Hans" typeface="黑体"/>
+        <a:font script="Hant" typeface="黑体"/>
         <a:font script="Arab" typeface="Arial"/>
         <a:font script="Hebr" typeface="Arial"/>
         <a:font script="Thai" typeface="Cordia New"/>

--- a/01-电源电路/02-开关电源/Buck降压/电流模式控制Buck电路/电流模式控制Buck电路.docx
+++ b/01-电源电路/02-开关电源/Buck降压/电流模式控制Buck电路/电流模式控制Buck电路.docx
@@ -2891,7 +2891,7 @@
           <w:color w:val="555555"/>
           <w:sz w:val="21"/>
         </w:rPr>
-        <w:t>材料收集者：杜文杰，WX手机：19519196569，QQ:3478827729</w:t>
+        <w:t>材料收集者：杜文杰，微信/手机：19519196569，QQ:3478827729</w:t>
       </w:r>
     </w:p>
     <w:sectPr>
